--- a/Documentation & Arch Diagram/Nginx-LoadBalancer-Terraform.docx
+++ b/Documentation & Arch Diagram/Nginx-LoadBalancer-Terraform.docx
@@ -193,24 +193,6 @@
         </w:p>
         <w:p>
           <w:pPr>
-            <w:pStyle w:val="Contents2"/>
-            <w:bidi w:val="0"/>
-            <w:jc w:val="left"/>
-            <w:rPr/>
-          </w:pPr>
-          <w:hyperlink w:anchor="__RefHeading___Toc127_3886892697">
-            <w:r>
-              <w:rPr>
-                <w:rStyle w:val="IndexLink"/>
-              </w:rPr>
-              <w:t>Notes and operational tips</w:t>
-              <w:tab/>
-              <w:t>5</w:t>
-            </w:r>
-          </w:hyperlink>
-        </w:p>
-        <w:p>
-          <w:pPr>
             <w:pStyle w:val="Contents1"/>
             <w:bidi w:val="0"/>
             <w:jc w:val="left"/>
@@ -277,7 +259,7 @@
               </w:rPr>
               <w:t>Step 2: Define the backend configuration file (backend.tf)</w:t>
               <w:tab/>
-              <w:t>6</w:t>
+              <w:t>5</w:t>
             </w:r>
           </w:hyperlink>
         </w:p>
@@ -331,7 +313,7 @@
               </w:rPr>
               <w:t>File: provider.tf</w:t>
               <w:tab/>
-              <w:t>7</w:t>
+              <w:t>6</w:t>
             </w:r>
           </w:hyperlink>
         </w:p>
@@ -385,7 +367,7 @@
               </w:rPr>
               <w:t>File: outputs.tf</w:t>
               <w:tab/>
-              <w:t>8</w:t>
+              <w:t>7</w:t>
             </w:r>
           </w:hyperlink>
         </w:p>
@@ -481,24 +463,6 @@
         </w:p>
         <w:p>
           <w:pPr>
-            <w:pStyle w:val="Contents2"/>
-            <w:bidi w:val="0"/>
-            <w:jc w:val="left"/>
-            <w:rPr/>
-          </w:pPr>
-          <w:hyperlink w:anchor="__RefHeading___Toc159_3886892697">
-            <w:r>
-              <w:rPr>
-                <w:rStyle w:val="IndexLink"/>
-              </w:rPr>
-              <w:t>5. Cleanup</w:t>
-              <w:tab/>
-              <w:t>10</w:t>
-            </w:r>
-          </w:hyperlink>
-        </w:p>
-        <w:p>
-          <w:pPr>
             <w:pStyle w:val="Contents1"/>
             <w:bidi w:val="0"/>
             <w:jc w:val="left"/>
@@ -511,7 +475,7 @@
               </w:rPr>
               <w:t>NGINX Configuration and Load Balancing Setup</w:t>
               <w:tab/>
-              <w:t>10</w:t>
+              <w:t>11</w:t>
             </w:r>
           </w:hyperlink>
         </w:p>
@@ -529,7 +493,7 @@
               </w:rPr>
               <w:t>Backend EC2 Configuration (Private Instances)</w:t>
               <w:tab/>
-              <w:t>10</w:t>
+              <w:t>11</w:t>
             </w:r>
           </w:hyperlink>
         </w:p>
@@ -565,7 +529,7 @@
               </w:rPr>
               <w:t>Load Balancer EC2 Configuration (Public Instance)</w:t>
               <w:tab/>
-              <w:t>11</w:t>
+              <w:t>12</w:t>
             </w:r>
           </w:hyperlink>
         </w:p>
@@ -583,7 +547,7 @@
               </w:rPr>
               <w:t>Configuration File Path</w:t>
               <w:tab/>
-              <w:t>11</w:t>
+              <w:t>12</w:t>
             </w:r>
           </w:hyperlink>
         </w:p>
@@ -601,7 +565,7 @@
               </w:rPr>
               <w:t>Configuration Summary</w:t>
               <w:tab/>
-              <w:t>11</w:t>
+              <w:t>12</w:t>
             </w:r>
           </w:hyperlink>
         </w:p>
@@ -619,7 +583,7 @@
               </w:rPr>
               <w:t>Explanation</w:t>
               <w:tab/>
-              <w:t>12</w:t>
+              <w:t>13</w:t>
             </w:r>
           </w:hyperlink>
         </w:p>
@@ -643,7 +607,7 @@
         </w:p>
         <w:p>
           <w:pPr>
-            <w:pStyle w:val="Contents4"/>
+            <w:pStyle w:val="Contents3"/>
             <w:bidi w:val="0"/>
             <w:jc w:val="left"/>
             <w:rPr/>
@@ -673,7 +637,49 @@
               </w:rPr>
               <w:t>Expected Outcome</w:t>
               <w:tab/>
-              <w:t>13</w:t>
+              <w:t>14</w:t>
+            </w:r>
+          </w:hyperlink>
+        </w:p>
+        <w:p>
+          <w:pPr>
+            <w:pStyle w:val="Contents2"/>
+            <w:bidi w:val="0"/>
+            <w:jc w:val="left"/>
+            <w:rPr/>
+          </w:pPr>
+          <w:hyperlink w:anchor="__RefHeading___Toc509_3886892697">
+            <w:r>
+              <w:rPr>
+                <w:rStyle w:val="IndexLink"/>
+              </w:rPr>
+              <w:t xml:space="preserve"> </w:t>
+            </w:r>
+            <w:r>
+              <w:rPr>
+                <w:rStyle w:val="IndexLink"/>
+              </w:rPr>
+              <w:t>Cleanup</w:t>
+              <w:tab/>
+              <w:t>14</w:t>
+            </w:r>
+          </w:hyperlink>
+        </w:p>
+        <w:p>
+          <w:pPr>
+            <w:pStyle w:val="Contents1"/>
+            <w:bidi w:val="0"/>
+            <w:jc w:val="left"/>
+            <w:rPr/>
+          </w:pPr>
+          <w:hyperlink w:anchor="__RefHeading___Toc511_3886892697">
+            <w:r>
+              <w:rPr>
+                <w:rStyle w:val="IndexLink"/>
+              </w:rPr>
+              <w:t>Common Issues &amp; Fixes</w:t>
+              <w:tab/>
+              <w:t>14</w:t>
             </w:r>
           </w:hyperlink>
           <w:r>
@@ -1524,456 +1530,58 @@
       <w:pPr>
         <w:pStyle w:val="PreformattedText"/>
         <w:bidi w:val="0"/>
-        <w:spacing w:before="0" w:after="0"/>
-        <w:jc w:val="left"/>
-        <w:rPr/>
-      </w:pPr>
-      <w:r>
-        <w:rPr>
-          <w:rStyle w:val="SourceText"/>
-        </w:rPr>
-        <w:t>aws-lb-infra/</w:t>
-      </w:r>
-    </w:p>
-    <w:p>
-      <w:pPr>
-        <w:pStyle w:val="PreformattedText"/>
-        <w:bidi w:val="0"/>
-        <w:spacing w:before="0" w:after="0"/>
-        <w:jc w:val="left"/>
-        <w:rPr/>
-      </w:pPr>
-      <w:r>
-        <w:rPr>
-          <w:rStyle w:val="SourceText"/>
-        </w:rPr>
-        <w:t xml:space="preserve">├── </w:t>
-      </w:r>
-      <w:r>
-        <w:rPr>
-          <w:rStyle w:val="SourceText"/>
-        </w:rPr>
-        <w:t xml:space="preserve">backend.tf                 # backend S3 configuration </w:t>
-      </w:r>
-    </w:p>
-    <w:p>
-      <w:pPr>
-        <w:pStyle w:val="PreformattedText"/>
-        <w:bidi w:val="0"/>
-        <w:spacing w:before="0" w:after="0"/>
-        <w:jc w:val="left"/>
-        <w:rPr/>
-      </w:pPr>
-      <w:r>
-        <w:rPr>
-          <w:rStyle w:val="SourceText"/>
-        </w:rPr>
-        <w:t xml:space="preserve">├── </w:t>
-      </w:r>
-      <w:r>
-        <w:rPr>
-          <w:rStyle w:val="SourceText"/>
-        </w:rPr>
-        <w:t>main.tf                    # root module: calls network, security, ec2 modules</w:t>
-      </w:r>
-    </w:p>
-    <w:p>
-      <w:pPr>
-        <w:pStyle w:val="PreformattedText"/>
-        <w:bidi w:val="0"/>
-        <w:spacing w:before="0" w:after="0"/>
-        <w:jc w:val="left"/>
-        <w:rPr/>
-      </w:pPr>
-      <w:r>
-        <w:rPr>
-          <w:rStyle w:val="SourceText"/>
-        </w:rPr>
-        <w:t xml:space="preserve">├── </w:t>
-      </w:r>
-      <w:r>
-        <w:rPr>
-          <w:rStyle w:val="SourceText"/>
-        </w:rPr>
-        <w:t>provider.tf                # provider and required_providers</w:t>
-      </w:r>
-    </w:p>
-    <w:p>
-      <w:pPr>
-        <w:pStyle w:val="PreformattedText"/>
-        <w:bidi w:val="0"/>
-        <w:spacing w:before="0" w:after="0"/>
-        <w:jc w:val="left"/>
-        <w:rPr/>
-      </w:pPr>
-      <w:r>
-        <w:rPr>
-          <w:rStyle w:val="SourceText"/>
-        </w:rPr>
-        <w:t xml:space="preserve">├── </w:t>
-      </w:r>
-      <w:r>
-        <w:rPr>
-          <w:rStyle w:val="SourceText"/>
-        </w:rPr>
-        <w:t>variables.tf               # root-level variables and defaults</w:t>
-      </w:r>
-    </w:p>
-    <w:p>
-      <w:pPr>
-        <w:pStyle w:val="PreformattedText"/>
-        <w:bidi w:val="0"/>
-        <w:spacing w:before="0" w:after="0"/>
-        <w:jc w:val="left"/>
-        <w:rPr/>
-      </w:pPr>
-      <w:r>
-        <w:rPr>
-          <w:rStyle w:val="SourceText"/>
-        </w:rPr>
-        <w:t xml:space="preserve">├── </w:t>
-      </w:r>
-      <w:r>
-        <w:rPr>
-          <w:rStyle w:val="SourceText"/>
-        </w:rPr>
-        <w:t xml:space="preserve">terraform.tfvars           # environment-specific values </w:t>
-      </w:r>
-    </w:p>
-    <w:p>
-      <w:pPr>
-        <w:pStyle w:val="PreformattedText"/>
-        <w:bidi w:val="0"/>
-        <w:spacing w:before="0" w:after="0"/>
-        <w:jc w:val="left"/>
-        <w:rPr/>
-      </w:pPr>
-      <w:r>
-        <w:rPr>
-          <w:rStyle w:val="SourceText"/>
-        </w:rPr>
-        <w:t xml:space="preserve">├── </w:t>
-      </w:r>
-      <w:r>
-        <w:rPr>
-          <w:rStyle w:val="SourceText"/>
-        </w:rPr>
-        <w:t>outputs.tf                 # root-level outputs (LB IPs, subnet ids)</w:t>
-      </w:r>
-    </w:p>
-    <w:p>
-      <w:pPr>
-        <w:pStyle w:val="PreformattedText"/>
-        <w:bidi w:val="0"/>
-        <w:spacing w:before="0" w:after="0"/>
-        <w:jc w:val="left"/>
-        <w:rPr/>
-      </w:pPr>
-      <w:r>
-        <w:rPr>
-          <w:rStyle w:val="SourceText"/>
-        </w:rPr>
-        <w:t xml:space="preserve">└── </w:t>
-      </w:r>
-      <w:r>
-        <w:rPr>
-          <w:rStyle w:val="SourceText"/>
-        </w:rPr>
-        <w:t>modules/</w:t>
-      </w:r>
-    </w:p>
-    <w:p>
-      <w:pPr>
-        <w:pStyle w:val="PreformattedText"/>
-        <w:bidi w:val="0"/>
-        <w:spacing w:before="0" w:after="0"/>
-        <w:jc w:val="left"/>
-        <w:rPr/>
-      </w:pPr>
-      <w:r>
-        <w:rPr>
-          <w:rStyle w:val="SourceText"/>
-        </w:rPr>
-        <w:t xml:space="preserve">    ├── </w:t>
-      </w:r>
-      <w:r>
-        <w:rPr>
-          <w:rStyle w:val="SourceText"/>
-        </w:rPr>
-        <w:t>network/</w:t>
-      </w:r>
-    </w:p>
-    <w:p>
-      <w:pPr>
-        <w:pStyle w:val="PreformattedText"/>
-        <w:bidi w:val="0"/>
-        <w:spacing w:before="0" w:after="0"/>
-        <w:jc w:val="left"/>
-        <w:rPr/>
-      </w:pPr>
-      <w:r>
-        <w:rPr>
-          <w:rStyle w:val="SourceText"/>
-        </w:rPr>
-        <w:t xml:space="preserve">    │   ├── </w:t>
-      </w:r>
-      <w:r>
-        <w:rPr>
-          <w:rStyle w:val="SourceText"/>
-        </w:rPr>
-        <w:t>main.tf</w:t>
-      </w:r>
-    </w:p>
-    <w:p>
-      <w:pPr>
-        <w:pStyle w:val="PreformattedText"/>
-        <w:bidi w:val="0"/>
-        <w:spacing w:before="0" w:after="0"/>
-        <w:jc w:val="left"/>
-        <w:rPr/>
-      </w:pPr>
-      <w:r>
-        <w:rPr>
-          <w:rStyle w:val="SourceText"/>
-        </w:rPr>
-        <w:t xml:space="preserve">    │   ├── </w:t>
-      </w:r>
-      <w:r>
-        <w:rPr>
-          <w:rStyle w:val="SourceText"/>
-        </w:rPr>
-        <w:t>variables.tf</w:t>
-      </w:r>
-    </w:p>
-    <w:p>
-      <w:pPr>
-        <w:pStyle w:val="PreformattedText"/>
-        <w:bidi w:val="0"/>
-        <w:spacing w:before="0" w:after="0"/>
-        <w:jc w:val="left"/>
-        <w:rPr/>
-      </w:pPr>
-      <w:r>
-        <w:rPr>
-          <w:rStyle w:val="SourceText"/>
-        </w:rPr>
-        <w:t xml:space="preserve">    │   └── </w:t>
-      </w:r>
-      <w:r>
-        <w:rPr>
-          <w:rStyle w:val="SourceText"/>
-        </w:rPr>
-        <w:t>outputs.tf</w:t>
-      </w:r>
-    </w:p>
-    <w:p>
-      <w:pPr>
-        <w:pStyle w:val="PreformattedText"/>
-        <w:bidi w:val="0"/>
-        <w:spacing w:before="0" w:after="0"/>
-        <w:jc w:val="left"/>
-        <w:rPr/>
-      </w:pPr>
-      <w:r>
-        <w:rPr>
-          <w:rStyle w:val="SourceText"/>
-        </w:rPr>
-        <w:t xml:space="preserve">    ├── </w:t>
-      </w:r>
-      <w:r>
-        <w:rPr>
-          <w:rStyle w:val="SourceText"/>
-        </w:rPr>
-        <w:t>security/</w:t>
-      </w:r>
-    </w:p>
-    <w:p>
-      <w:pPr>
-        <w:pStyle w:val="PreformattedText"/>
-        <w:bidi w:val="0"/>
-        <w:spacing w:before="0" w:after="0"/>
-        <w:jc w:val="left"/>
-        <w:rPr/>
-      </w:pPr>
-      <w:r>
-        <w:rPr>
-          <w:rStyle w:val="SourceText"/>
-        </w:rPr>
-        <w:t xml:space="preserve">    │   ├── </w:t>
-      </w:r>
-      <w:r>
-        <w:rPr>
-          <w:rStyle w:val="SourceText"/>
-        </w:rPr>
-        <w:t>main.tf</w:t>
-      </w:r>
-    </w:p>
-    <w:p>
-      <w:pPr>
-        <w:pStyle w:val="PreformattedText"/>
-        <w:bidi w:val="0"/>
-        <w:spacing w:before="0" w:after="0"/>
-        <w:jc w:val="left"/>
-        <w:rPr/>
-      </w:pPr>
-      <w:r>
-        <w:rPr>
-          <w:rStyle w:val="SourceText"/>
-        </w:rPr>
-        <w:t xml:space="preserve">    │   ├── </w:t>
-      </w:r>
-      <w:r>
-        <w:rPr>
-          <w:rStyle w:val="SourceText"/>
-        </w:rPr>
-        <w:t>variables.tf</w:t>
-      </w:r>
-    </w:p>
-    <w:p>
-      <w:pPr>
-        <w:pStyle w:val="PreformattedText"/>
-        <w:bidi w:val="0"/>
-        <w:spacing w:before="0" w:after="0"/>
-        <w:jc w:val="left"/>
-        <w:rPr/>
-      </w:pPr>
-      <w:r>
-        <w:rPr>
-          <w:rStyle w:val="SourceText"/>
-        </w:rPr>
-        <w:t xml:space="preserve">    │   └── </w:t>
-      </w:r>
-      <w:r>
-        <w:rPr>
-          <w:rStyle w:val="SourceText"/>
-        </w:rPr>
-        <w:t>outputs.tf</w:t>
-      </w:r>
-    </w:p>
-    <w:p>
-      <w:pPr>
-        <w:pStyle w:val="PreformattedText"/>
-        <w:bidi w:val="0"/>
-        <w:spacing w:before="0" w:after="0"/>
-        <w:jc w:val="left"/>
-        <w:rPr/>
-      </w:pPr>
-      <w:r>
-        <w:rPr>
-          <w:rStyle w:val="SourceText"/>
-        </w:rPr>
-        <w:t xml:space="preserve">    └── </w:t>
-      </w:r>
-      <w:r>
-        <w:rPr>
-          <w:rStyle w:val="SourceText"/>
-        </w:rPr>
-        <w:t>ec2/</w:t>
-      </w:r>
-    </w:p>
-    <w:p>
-      <w:pPr>
-        <w:pStyle w:val="PreformattedText"/>
-        <w:bidi w:val="0"/>
-        <w:spacing w:before="0" w:after="0"/>
-        <w:jc w:val="left"/>
-        <w:rPr/>
-      </w:pPr>
-      <w:r>
-        <w:rPr>
-          <w:rStyle w:val="SourceText"/>
-        </w:rPr>
-        <w:t xml:space="preserve">        ├── </w:t>
-      </w:r>
-      <w:r>
-        <w:rPr>
-          <w:rStyle w:val="SourceText"/>
-        </w:rPr>
-        <w:t>main.tf</w:t>
-      </w:r>
-    </w:p>
-    <w:p>
-      <w:pPr>
-        <w:pStyle w:val="PreformattedText"/>
-        <w:bidi w:val="0"/>
-        <w:spacing w:before="0" w:after="0"/>
-        <w:jc w:val="left"/>
-        <w:rPr/>
-      </w:pPr>
-      <w:r>
-        <w:rPr>
-          <w:rStyle w:val="SourceText"/>
-        </w:rPr>
-        <w:t xml:space="preserve">        ├── </w:t>
-      </w:r>
-      <w:r>
-        <w:rPr>
-          <w:rStyle w:val="SourceText"/>
-        </w:rPr>
-        <w:t>variables.tf</w:t>
-      </w:r>
-    </w:p>
-    <w:p>
-      <w:pPr>
-        <w:pStyle w:val="PreformattedText"/>
-        <w:bidi w:val="0"/>
-        <w:spacing w:before="0" w:after="0"/>
-        <w:jc w:val="left"/>
-        <w:rPr/>
-      </w:pPr>
-      <w:r>
-        <w:rPr>
-          <w:rStyle w:val="SourceText"/>
-        </w:rPr>
-        <w:t xml:space="preserve">        ├── </w:t>
-      </w:r>
-      <w:r>
-        <w:rPr>
-          <w:rStyle w:val="SourceText"/>
-        </w:rPr>
-        <w:t>outputs.tf</w:t>
-      </w:r>
-    </w:p>
-    <w:p>
-      <w:pPr>
-        <w:pStyle w:val="PreformattedText"/>
-        <w:bidi w:val="0"/>
-        <w:spacing w:before="0" w:after="0"/>
-        <w:jc w:val="left"/>
-        <w:rPr/>
-      </w:pPr>
-      <w:r>
-        <w:rPr>
-          <w:rStyle w:val="SourceText"/>
-        </w:rPr>
-        <w:t xml:space="preserve">        ├── </w:t>
-      </w:r>
-      <w:r>
-        <w:rPr>
-          <w:rStyle w:val="SourceText"/>
-        </w:rPr>
-        <w:t>userdata-lb.sh         # installs nginx on LB</w:t>
-      </w:r>
-    </w:p>
-    <w:p>
-      <w:pPr>
-        <w:pStyle w:val="PreformattedText"/>
-        <w:bidi w:val="0"/>
-        <w:spacing w:before="0" w:after="283"/>
-        <w:jc w:val="left"/>
-        <w:rPr/>
-      </w:pPr>
-      <w:r>
-        <w:rPr>
-          <w:rStyle w:val="SourceText"/>
-        </w:rPr>
-        <w:t xml:space="preserve">        └── </w:t>
-      </w:r>
-      <w:r>
-        <w:rPr>
-          <w:rStyle w:val="SourceText"/>
-        </w:rPr>
-        <w:t>userdata-backend.sh    # installs nginx on backend</w:t>
+        <w:jc w:val="left"/>
+        <w:rPr>
+          <w:rStyle w:val="SourceText"/>
+        </w:rPr>
+      </w:pPr>
+      <w:r>
+        <w:rPr/>
+        <w:drawing>
+          <wp:anchor behindDoc="0" distT="0" distB="0" distL="0" distR="0" simplePos="0" locked="0" layoutInCell="0" allowOverlap="1" relativeHeight="5">
+            <wp:simplePos x="0" y="0"/>
+            <wp:positionH relativeFrom="column">
+              <wp:align>center</wp:align>
+            </wp:positionH>
+            <wp:positionV relativeFrom="paragraph">
+              <wp:posOffset>635</wp:posOffset>
+            </wp:positionV>
+            <wp:extent cx="6120130" cy="5061585"/>
+            <wp:effectExtent l="0" t="0" r="0" b="0"/>
+            <wp:wrapSquare wrapText="largest"/>
+            <wp:docPr id="2" name="Image4" descr=""/>
+            <wp:cNvGraphicFramePr>
+              <a:graphicFrameLocks xmlns:a="http://schemas.openxmlformats.org/drawingml/2006/main" noChangeAspect="1"/>
+            </wp:cNvGraphicFramePr>
+            <a:graphic xmlns:a="http://schemas.openxmlformats.org/drawingml/2006/main">
+              <a:graphicData uri="http://schemas.openxmlformats.org/drawingml/2006/picture">
+                <pic:pic xmlns:pic="http://schemas.openxmlformats.org/drawingml/2006/picture">
+                  <pic:nvPicPr>
+                    <pic:cNvPr id="2" name="Image4" descr=""/>
+                    <pic:cNvPicPr>
+                      <a:picLocks noChangeAspect="1" noChangeArrowheads="1"/>
+                    </pic:cNvPicPr>
+                  </pic:nvPicPr>
+                  <pic:blipFill>
+                    <a:blip r:embed="rId3"/>
+                    <a:stretch>
+                      <a:fillRect/>
+                    </a:stretch>
+                  </pic:blipFill>
+                  <pic:spPr bwMode="auto">
+                    <a:xfrm>
+                      <a:off x="0" y="0"/>
+                      <a:ext cx="6120130" cy="5061585"/>
+                    </a:xfrm>
+                    <a:prstGeom prst="rect">
+                      <a:avLst/>
+                    </a:prstGeom>
+                  </pic:spPr>
+                </pic:pic>
+              </a:graphicData>
+            </a:graphic>
+          </wp:anchor>
+        </w:drawing>
       </w:r>
     </w:p>
     <w:p>
@@ -2470,242 +2078,52 @@
     </w:p>
     <w:p>
       <w:pPr>
+        <w:pStyle w:val="TextBody"/>
+        <w:bidi w:val="0"/>
+        <w:jc w:val="left"/>
+        <w:rPr/>
+      </w:pPr>
+      <w:r>
+        <w:rPr/>
+      </w:r>
+    </w:p>
+    <w:p>
+      <w:pPr>
+        <w:pStyle w:val="Heading1"/>
+        <w:bidi w:val="0"/>
+        <w:jc w:val="left"/>
+        <w:rPr/>
+      </w:pPr>
+      <w:bookmarkStart w:id="7" w:name="__RefHeading___Toc129_3886892697"/>
+      <w:bookmarkEnd w:id="7"/>
+      <w:r>
+        <w:rPr/>
+        <w:t>Implementing Infrastructure with Terraform</w:t>
+      </w:r>
+    </w:p>
+    <w:p>
+      <w:pPr>
         <w:pStyle w:val="Heading2"/>
         <w:bidi w:val="0"/>
         <w:jc w:val="left"/>
         <w:rPr/>
       </w:pPr>
-      <w:bookmarkStart w:id="7" w:name="__RefHeading___Toc127_3886892697"/>
-      <w:bookmarkEnd w:id="7"/>
-      <w:r>
-        <w:rPr/>
-        <w:t>Notes and operational tips</w:t>
-      </w:r>
-    </w:p>
-    <w:p>
-      <w:pPr>
-        <w:pStyle w:val="TextBody"/>
-        <w:numPr>
-          <w:ilvl w:val="0"/>
-          <w:numId w:val="8"/>
-        </w:numPr>
-        <w:tabs>
-          <w:tab w:val="clear" w:pos="709"/>
-          <w:tab w:val="left" w:pos="709" w:leader="none"/>
-        </w:tabs>
-        <w:bidi w:val="0"/>
-        <w:ind w:left="709" w:hanging="283"/>
-        <w:jc w:val="left"/>
-        <w:rPr/>
-      </w:pPr>
-      <w:r>
-        <w:rPr/>
-        <w:t xml:space="preserve">Use </w:t>
-      </w:r>
-      <w:r>
-        <w:rPr>
-          <w:rStyle w:val="SourceText"/>
-        </w:rPr>
-        <w:t>terraform state list</w:t>
-      </w:r>
-      <w:r>
-        <w:rPr/>
-        <w:t xml:space="preserve"> to inspect what Terraform currently manages.</w:t>
-      </w:r>
-    </w:p>
-    <w:p>
-      <w:pPr>
-        <w:pStyle w:val="TextBody"/>
-        <w:numPr>
-          <w:ilvl w:val="0"/>
-          <w:numId w:val="8"/>
-        </w:numPr>
-        <w:tabs>
-          <w:tab w:val="clear" w:pos="709"/>
-          <w:tab w:val="left" w:pos="709" w:leader="none"/>
-        </w:tabs>
-        <w:bidi w:val="0"/>
-        <w:ind w:left="709" w:hanging="283"/>
-        <w:jc w:val="left"/>
-        <w:rPr/>
-      </w:pPr>
-      <w:r>
-        <w:rPr/>
-        <w:t xml:space="preserve">Use </w:t>
-      </w:r>
-      <w:r>
-        <w:rPr>
-          <w:rStyle w:val="SourceText"/>
-        </w:rPr>
-        <w:t>terraform destroy</w:t>
-      </w:r>
-      <w:r>
-        <w:rPr/>
-        <w:t xml:space="preserve"> to tear down all resources when you’re done; remember that NAT Gateways and EIPs incur cost while running.</w:t>
-      </w:r>
-    </w:p>
-    <w:p>
-      <w:pPr>
-        <w:pStyle w:val="TextBody"/>
-        <w:numPr>
-          <w:ilvl w:val="0"/>
-          <w:numId w:val="8"/>
-        </w:numPr>
-        <w:tabs>
-          <w:tab w:val="clear" w:pos="709"/>
-          <w:tab w:val="left" w:pos="709" w:leader="none"/>
-        </w:tabs>
-        <w:bidi w:val="0"/>
-        <w:ind w:left="709" w:hanging="283"/>
-        <w:jc w:val="left"/>
-        <w:rPr/>
-      </w:pPr>
-      <w:r>
-        <w:rPr/>
-        <w:t>Keep the S3 bucket used for state private. Enforce encryption and restrict access to the team.</w:t>
-      </w:r>
-    </w:p>
-    <w:p>
-      <w:pPr>
-        <w:pStyle w:val="TextBody"/>
-        <w:numPr>
-          <w:ilvl w:val="0"/>
-          <w:numId w:val="8"/>
-        </w:numPr>
-        <w:tabs>
-          <w:tab w:val="clear" w:pos="709"/>
-          <w:tab w:val="left" w:pos="709" w:leader="none"/>
-        </w:tabs>
-        <w:bidi w:val="0"/>
-        <w:ind w:left="709" w:hanging="283"/>
-        <w:jc w:val="left"/>
-        <w:rPr/>
-      </w:pPr>
-      <w:r>
-        <w:rPr/>
-        <w:t xml:space="preserve">If you change </w:t>
-      </w:r>
-      <w:r>
-        <w:rPr>
-          <w:rStyle w:val="SourceText"/>
-        </w:rPr>
-        <w:t>backend.tf</w:t>
-      </w:r>
-      <w:r>
-        <w:rPr/>
-        <w:t xml:space="preserve"> after initial </w:t>
-      </w:r>
-      <w:r>
-        <w:rPr>
-          <w:rStyle w:val="SourceText"/>
-        </w:rPr>
-        <w:t>init</w:t>
-      </w:r>
-      <w:r>
-        <w:rPr/>
-        <w:t xml:space="preserve">, rerun </w:t>
-      </w:r>
-      <w:r>
-        <w:rPr>
-          <w:rStyle w:val="SourceText"/>
-        </w:rPr>
-        <w:t>terraform init</w:t>
-      </w:r>
-      <w:r>
-        <w:rPr/>
-        <w:t xml:space="preserve"> and follow prompts to migrate state.</w:t>
-      </w:r>
-    </w:p>
-    <w:p>
-      <w:pPr>
-        <w:pStyle w:val="TextBody"/>
-        <w:numPr>
-          <w:ilvl w:val="0"/>
-          <w:numId w:val="8"/>
-        </w:numPr>
-        <w:tabs>
-          <w:tab w:val="clear" w:pos="709"/>
-          <w:tab w:val="left" w:pos="709" w:leader="none"/>
-        </w:tabs>
-        <w:bidi w:val="0"/>
-        <w:ind w:left="709" w:hanging="283"/>
-        <w:jc w:val="left"/>
-        <w:rPr/>
-      </w:pPr>
-      <w:r>
-        <w:rPr/>
-        <w:t xml:space="preserve">If you need to change private IPs for backends, update variables and </w:t>
-      </w:r>
-      <w:r>
-        <w:rPr>
-          <w:rStyle w:val="SourceText"/>
-        </w:rPr>
-        <w:t>terraform plan</w:t>
-      </w:r>
-      <w:r>
-        <w:rPr/>
-        <w:t xml:space="preserve"> Terraform will attempt to change instance network settings (validate plan carefully).</w:t>
-      </w:r>
-    </w:p>
-    <w:p>
-      <w:pPr>
-        <w:pStyle w:val="TextBody"/>
-        <w:bidi w:val="0"/>
-        <w:jc w:val="left"/>
-        <w:rPr/>
-      </w:pPr>
-      <w:r>
-        <w:rPr/>
-      </w:r>
-    </w:p>
-    <w:p>
-      <w:pPr>
-        <w:pStyle w:val="TextBody"/>
-        <w:bidi w:val="0"/>
-        <w:jc w:val="left"/>
-        <w:rPr/>
-      </w:pPr>
-      <w:r>
-        <w:rPr/>
-      </w:r>
-    </w:p>
-    <w:p>
-      <w:pPr>
-        <w:pStyle w:val="Heading1"/>
-        <w:bidi w:val="0"/>
-        <w:jc w:val="left"/>
-        <w:rPr/>
-      </w:pPr>
-      <w:bookmarkStart w:id="8" w:name="__RefHeading___Toc129_3886892697"/>
+      <w:bookmarkStart w:id="8" w:name="__RefHeading___Toc131_3886892697"/>
       <w:bookmarkEnd w:id="8"/>
       <w:r>
         <w:rPr/>
-        <w:t>Implementing Infrastructure with Terraform</w:t>
-      </w:r>
-    </w:p>
-    <w:p>
-      <w:pPr>
-        <w:pStyle w:val="Heading2"/>
-        <w:bidi w:val="0"/>
-        <w:jc w:val="left"/>
-        <w:rPr/>
-      </w:pPr>
-      <w:bookmarkStart w:id="9" w:name="__RefHeading___Toc131_3886892697"/>
+        <w:t>1. Configure the Backend</w:t>
+      </w:r>
+    </w:p>
+    <w:p>
+      <w:pPr>
+        <w:pStyle w:val="Heading3"/>
+        <w:bidi w:val="0"/>
+        <w:jc w:val="left"/>
+        <w:rPr/>
+      </w:pPr>
+      <w:bookmarkStart w:id="9" w:name="__RefHeading___Toc133_3886892697"/>
       <w:bookmarkEnd w:id="9"/>
-      <w:r>
-        <w:rPr/>
-        <w:t>1. Configure the Backend</w:t>
-      </w:r>
-    </w:p>
-    <w:p>
-      <w:pPr>
-        <w:pStyle w:val="Heading3"/>
-        <w:bidi w:val="0"/>
-        <w:jc w:val="left"/>
-        <w:rPr/>
-      </w:pPr>
-      <w:bookmarkStart w:id="10" w:name="__RefHeading___Toc133_3886892697"/>
-      <w:bookmarkEnd w:id="10"/>
       <w:r>
         <w:rPr/>
         <w:t>Step 1: Create an Amazon S3 bucket</w:t>
@@ -2753,7 +2171,7 @@
         <w:pStyle w:val="TextBody"/>
         <w:numPr>
           <w:ilvl w:val="0"/>
-          <w:numId w:val="9"/>
+          <w:numId w:val="8"/>
         </w:numPr>
         <w:tabs>
           <w:tab w:val="clear" w:pos="709"/>
@@ -2767,6 +2185,857 @@
       <w:r>
         <w:rPr/>
         <w:t>Enables team collaboration.</w:t>
+      </w:r>
+    </w:p>
+    <w:p>
+      <w:pPr>
+        <w:pStyle w:val="TextBody"/>
+        <w:numPr>
+          <w:ilvl w:val="0"/>
+          <w:numId w:val="8"/>
+        </w:numPr>
+        <w:tabs>
+          <w:tab w:val="clear" w:pos="709"/>
+          <w:tab w:val="left" w:pos="709" w:leader="none"/>
+        </w:tabs>
+        <w:bidi w:val="0"/>
+        <w:ind w:left="709" w:hanging="283"/>
+        <w:jc w:val="left"/>
+        <w:rPr/>
+      </w:pPr>
+      <w:r>
+        <w:rPr/>
+        <w:t>Protects state consistency.</w:t>
+      </w:r>
+    </w:p>
+    <w:p>
+      <w:pPr>
+        <w:pStyle w:val="TextBody"/>
+        <w:numPr>
+          <w:ilvl w:val="0"/>
+          <w:numId w:val="8"/>
+        </w:numPr>
+        <w:tabs>
+          <w:tab w:val="clear" w:pos="709"/>
+          <w:tab w:val="left" w:pos="709" w:leader="none"/>
+        </w:tabs>
+        <w:bidi w:val="0"/>
+        <w:ind w:left="709" w:hanging="283"/>
+        <w:jc w:val="left"/>
+        <w:rPr/>
+      </w:pPr>
+      <w:r>
+        <w:rPr/>
+        <w:t>Provides durability and versioning.</w:t>
+      </w:r>
+    </w:p>
+    <w:p>
+      <w:pPr>
+        <w:pStyle w:val="TextBody"/>
+        <w:numPr>
+          <w:ilvl w:val="0"/>
+          <w:numId w:val="8"/>
+        </w:numPr>
+        <w:tabs>
+          <w:tab w:val="clear" w:pos="709"/>
+          <w:tab w:val="left" w:pos="709" w:leader="none"/>
+        </w:tabs>
+        <w:bidi w:val="0"/>
+        <w:ind w:left="709" w:hanging="283"/>
+        <w:jc w:val="left"/>
+        <w:rPr/>
+      </w:pPr>
+      <w:r>
+        <w:rPr/>
+        <w:t>Keeps sensitive infrastructure data out of local machines.</w:t>
+      </w:r>
+    </w:p>
+    <w:p>
+      <w:pPr>
+        <w:pStyle w:val="Heading3"/>
+        <w:bidi w:val="0"/>
+        <w:jc w:val="left"/>
+        <w:rPr/>
+      </w:pPr>
+      <w:bookmarkStart w:id="10" w:name="__RefHeading___Toc135_3886892697"/>
+      <w:bookmarkEnd w:id="10"/>
+      <w:r>
+        <w:rPr/>
+        <w:t>Step 2: Define the backend configuration file (</w:t>
+      </w:r>
+      <w:r>
+        <w:rPr>
+          <w:rStyle w:val="SourceText"/>
+        </w:rPr>
+        <w:t>backend.tf</w:t>
+      </w:r>
+      <w:r>
+        <w:rPr/>
+        <w:t>)</w:t>
+      </w:r>
+    </w:p>
+    <w:p>
+      <w:pPr>
+        <w:pStyle w:val="TextBody"/>
+        <w:bidi w:val="0"/>
+        <w:spacing w:lineRule="auto" w:line="276" w:before="0" w:after="140"/>
+        <w:jc w:val="left"/>
+        <w:rPr/>
+      </w:pPr>
+      <w:r>
+        <w:rPr/>
+        <w:t xml:space="preserve">Add a file named </w:t>
+      </w:r>
+      <w:r>
+        <w:rPr>
+          <w:rStyle w:val="SourceText"/>
+        </w:rPr>
+        <w:t>backend.tf</w:t>
+      </w:r>
+      <w:r>
+        <w:rPr/>
+        <w:t xml:space="preserve"> in the project root.</w:t>
+        <w:br/>
+        <w:t>Replace the placeholder values with your actual S3 bucket name and desired key path.</w:t>
+      </w:r>
+    </w:p>
+    <w:p>
+      <w:pPr>
+        <w:pStyle w:val="PreformattedText"/>
+        <w:bidi w:val="0"/>
+        <w:spacing w:before="0" w:after="0"/>
+        <w:jc w:val="left"/>
+        <w:rPr/>
+      </w:pPr>
+      <w:r>
+        <w:rPr>
+          <w:rStyle w:val="SourceText"/>
+        </w:rPr>
+        <w:t>terraform {</w:t>
+      </w:r>
+    </w:p>
+    <w:p>
+      <w:pPr>
+        <w:pStyle w:val="PreformattedText"/>
+        <w:bidi w:val="0"/>
+        <w:spacing w:before="0" w:after="0"/>
+        <w:jc w:val="left"/>
+        <w:rPr/>
+      </w:pPr>
+      <w:r>
+        <w:rPr>
+          <w:rStyle w:val="SourceText"/>
+        </w:rPr>
+        <w:t xml:space="preserve">  </w:t>
+      </w:r>
+      <w:r>
+        <w:rPr>
+          <w:rStyle w:val="SourceText"/>
+        </w:rPr>
+        <w:t>backend "s3" {</w:t>
+      </w:r>
+    </w:p>
+    <w:p>
+      <w:pPr>
+        <w:pStyle w:val="PreformattedText"/>
+        <w:bidi w:val="0"/>
+        <w:spacing w:before="0" w:after="0"/>
+        <w:jc w:val="left"/>
+        <w:rPr/>
+      </w:pPr>
+      <w:r>
+        <w:rPr>
+          <w:rStyle w:val="SourceText"/>
+        </w:rPr>
+        <w:t xml:space="preserve">    </w:t>
+      </w:r>
+      <w:r>
+        <w:rPr>
+          <w:rStyle w:val="SourceText"/>
+        </w:rPr>
+        <w:t>bucket         = "my-tf-state-bucket"     # Replace with your bucket name</w:t>
+      </w:r>
+    </w:p>
+    <w:p>
+      <w:pPr>
+        <w:pStyle w:val="PreformattedText"/>
+        <w:bidi w:val="0"/>
+        <w:spacing w:before="0" w:after="0"/>
+        <w:jc w:val="left"/>
+        <w:rPr/>
+      </w:pPr>
+      <w:r>
+        <w:rPr>
+          <w:rStyle w:val="SourceText"/>
+        </w:rPr>
+        <w:t xml:space="preserve">    </w:t>
+      </w:r>
+      <w:r>
+        <w:rPr>
+          <w:rStyle w:val="SourceText"/>
+        </w:rPr>
+        <w:t>key            = "loadbalancer/terraform.tfstate"</w:t>
+      </w:r>
+    </w:p>
+    <w:p>
+      <w:pPr>
+        <w:pStyle w:val="PreformattedText"/>
+        <w:bidi w:val="0"/>
+        <w:spacing w:before="0" w:after="0"/>
+        <w:jc w:val="left"/>
+        <w:rPr/>
+      </w:pPr>
+      <w:r>
+        <w:rPr>
+          <w:rStyle w:val="SourceText"/>
+        </w:rPr>
+        <w:t xml:space="preserve">    </w:t>
+      </w:r>
+      <w:r>
+        <w:rPr>
+          <w:rStyle w:val="SourceText"/>
+        </w:rPr>
+        <w:t>region         = "us-west-2"</w:t>
+      </w:r>
+    </w:p>
+    <w:p>
+      <w:pPr>
+        <w:pStyle w:val="PreformattedText"/>
+        <w:bidi w:val="0"/>
+        <w:spacing w:before="0" w:after="0"/>
+        <w:jc w:val="left"/>
+        <w:rPr/>
+      </w:pPr>
+      <w:r>
+        <w:rPr>
+          <w:rStyle w:val="SourceText"/>
+        </w:rPr>
+        <w:t xml:space="preserve">    </w:t>
+      </w:r>
+      <w:r>
+        <w:rPr>
+          <w:rStyle w:val="SourceText"/>
+        </w:rPr>
+        <w:t>encrypt        = true</w:t>
+      </w:r>
+    </w:p>
+    <w:p>
+      <w:pPr>
+        <w:pStyle w:val="PreformattedText"/>
+        <w:bidi w:val="0"/>
+        <w:spacing w:before="0" w:after="0"/>
+        <w:jc w:val="left"/>
+        <w:rPr/>
+      </w:pPr>
+      <w:r>
+        <w:rPr>
+          <w:rStyle w:val="SourceText"/>
+        </w:rPr>
+        <w:t xml:space="preserve">  </w:t>
+      </w:r>
+      <w:r>
+        <w:rPr>
+          <w:rStyle w:val="SourceText"/>
+        </w:rPr>
+        <w:t>}</w:t>
+      </w:r>
+    </w:p>
+    <w:p>
+      <w:pPr>
+        <w:pStyle w:val="PreformattedText"/>
+        <w:bidi w:val="0"/>
+        <w:spacing w:before="0" w:after="283"/>
+        <w:jc w:val="left"/>
+        <w:rPr/>
+      </w:pPr>
+      <w:r>
+        <w:rPr>
+          <w:rStyle w:val="SourceText"/>
+        </w:rPr>
+        <w:t>}</w:t>
+      </w:r>
+    </w:p>
+    <w:p>
+      <w:pPr>
+        <w:pStyle w:val="Heading2"/>
+        <w:bidi w:val="0"/>
+        <w:jc w:val="left"/>
+        <w:rPr/>
+      </w:pPr>
+      <w:bookmarkStart w:id="11" w:name="__RefHeading___Toc137_3886892697"/>
+      <w:bookmarkEnd w:id="11"/>
+      <w:r>
+        <w:rPr/>
+        <w:t xml:space="preserve">2. </w:t>
+      </w:r>
+      <w:r>
+        <w:rPr/>
+        <w:t xml:space="preserve">Create </w:t>
+      </w:r>
+      <w:r>
+        <w:rPr/>
+        <w:t xml:space="preserve">Root Module </w:t>
+      </w:r>
+    </w:p>
+    <w:p>
+      <w:pPr>
+        <w:pStyle w:val="Heading3"/>
+        <w:bidi w:val="0"/>
+        <w:jc w:val="left"/>
+        <w:rPr/>
+      </w:pPr>
+      <w:bookmarkStart w:id="12" w:name="__RefHeading___Toc139_3886892697"/>
+      <w:bookmarkEnd w:id="12"/>
+      <w:r>
+        <w:rPr/>
+        <w:t xml:space="preserve">File: </w:t>
+      </w:r>
+      <w:r>
+        <w:rPr>
+          <w:rStyle w:val="SourceText"/>
+        </w:rPr>
+        <w:t>main.tf</w:t>
+      </w:r>
+    </w:p>
+    <w:p>
+      <w:pPr>
+        <w:pStyle w:val="TextBody"/>
+        <w:bidi w:val="0"/>
+        <w:spacing w:lineRule="auto" w:line="276" w:before="0" w:after="140"/>
+        <w:jc w:val="left"/>
+        <w:rPr/>
+      </w:pPr>
+      <w:r>
+        <w:rPr/>
+        <w:t>This file ties together all the modules and controls the overall workflow.</w:t>
+      </w:r>
+    </w:p>
+    <w:p>
+      <w:pPr>
+        <w:pStyle w:val="PreformattedText"/>
+        <w:bidi w:val="0"/>
+        <w:spacing w:before="0" w:after="0"/>
+        <w:jc w:val="left"/>
+        <w:rPr/>
+      </w:pPr>
+      <w:r>
+        <w:rPr>
+          <w:rStyle w:val="SourceText"/>
+        </w:rPr>
+        <w:t>module "network" {</w:t>
+      </w:r>
+    </w:p>
+    <w:p>
+      <w:pPr>
+        <w:pStyle w:val="PreformattedText"/>
+        <w:bidi w:val="0"/>
+        <w:spacing w:before="0" w:after="0"/>
+        <w:jc w:val="left"/>
+        <w:rPr/>
+      </w:pPr>
+      <w:r>
+        <w:rPr>
+          <w:rStyle w:val="SourceText"/>
+        </w:rPr>
+        <w:t xml:space="preserve">  </w:t>
+      </w:r>
+      <w:r>
+        <w:rPr>
+          <w:rStyle w:val="SourceText"/>
+        </w:rPr>
+        <w:t>source              = "./modules/network"</w:t>
+      </w:r>
+    </w:p>
+    <w:p>
+      <w:pPr>
+        <w:pStyle w:val="PreformattedText"/>
+        <w:bidi w:val="0"/>
+        <w:spacing w:before="0" w:after="0"/>
+        <w:jc w:val="left"/>
+        <w:rPr/>
+      </w:pPr>
+      <w:r>
+        <w:rPr>
+          <w:rStyle w:val="SourceText"/>
+        </w:rPr>
+        <w:t xml:space="preserve">  </w:t>
+      </w:r>
+      <w:r>
+        <w:rPr>
+          <w:rStyle w:val="SourceText"/>
+        </w:rPr>
+        <w:t>vpc_cidr            = var.vpc_cidr</w:t>
+      </w:r>
+    </w:p>
+    <w:p>
+      <w:pPr>
+        <w:pStyle w:val="PreformattedText"/>
+        <w:bidi w:val="0"/>
+        <w:spacing w:before="0" w:after="0"/>
+        <w:jc w:val="left"/>
+        <w:rPr/>
+      </w:pPr>
+      <w:r>
+        <w:rPr>
+          <w:rStyle w:val="SourceText"/>
+        </w:rPr>
+        <w:t xml:space="preserve">  </w:t>
+      </w:r>
+      <w:r>
+        <w:rPr>
+          <w:rStyle w:val="SourceText"/>
+        </w:rPr>
+        <w:t>public_subnet_cidr  = var.public_subnet_cidr</w:t>
+      </w:r>
+    </w:p>
+    <w:p>
+      <w:pPr>
+        <w:pStyle w:val="PreformattedText"/>
+        <w:bidi w:val="0"/>
+        <w:spacing w:before="0" w:after="0"/>
+        <w:jc w:val="left"/>
+        <w:rPr/>
+      </w:pPr>
+      <w:r>
+        <w:rPr>
+          <w:rStyle w:val="SourceText"/>
+        </w:rPr>
+        <w:t xml:space="preserve">  </w:t>
+      </w:r>
+      <w:r>
+        <w:rPr>
+          <w:rStyle w:val="SourceText"/>
+        </w:rPr>
+        <w:t>private_subnet_cidr = var.private_subnet_cidr</w:t>
+      </w:r>
+    </w:p>
+    <w:p>
+      <w:pPr>
+        <w:pStyle w:val="PreformattedText"/>
+        <w:bidi w:val="0"/>
+        <w:spacing w:before="0" w:after="0"/>
+        <w:jc w:val="left"/>
+        <w:rPr/>
+      </w:pPr>
+      <w:r>
+        <w:rPr>
+          <w:rStyle w:val="SourceText"/>
+        </w:rPr>
+        <w:t xml:space="preserve">  </w:t>
+      </w:r>
+      <w:r>
+        <w:rPr>
+          <w:rStyle w:val="SourceText"/>
+        </w:rPr>
+        <w:t>az                  = var.az</w:t>
+      </w:r>
+    </w:p>
+    <w:p>
+      <w:pPr>
+        <w:pStyle w:val="PreformattedText"/>
+        <w:bidi w:val="0"/>
+        <w:spacing w:before="0" w:after="0"/>
+        <w:jc w:val="left"/>
+        <w:rPr/>
+      </w:pPr>
+      <w:r>
+        <w:rPr>
+          <w:rStyle w:val="SourceText"/>
+        </w:rPr>
+        <w:t xml:space="preserve">  </w:t>
+      </w:r>
+      <w:r>
+        <w:rPr>
+          <w:rStyle w:val="SourceText"/>
+        </w:rPr>
+        <w:t>env_tag             = var.env_tag</w:t>
+      </w:r>
+    </w:p>
+    <w:p>
+      <w:pPr>
+        <w:pStyle w:val="PreformattedText"/>
+        <w:bidi w:val="0"/>
+        <w:spacing w:before="0" w:after="0"/>
+        <w:jc w:val="left"/>
+        <w:rPr/>
+      </w:pPr>
+      <w:r>
+        <w:rPr>
+          <w:rStyle w:val="SourceText"/>
+        </w:rPr>
+        <w:t>}</w:t>
+      </w:r>
+    </w:p>
+    <w:p>
+      <w:pPr>
+        <w:pStyle w:val="PreformattedText"/>
+        <w:bidi w:val="0"/>
+        <w:spacing w:before="0" w:after="0"/>
+        <w:jc w:val="left"/>
+        <w:rPr/>
+      </w:pPr>
+      <w:r>
+        <w:rPr/>
+      </w:r>
+    </w:p>
+    <w:p>
+      <w:pPr>
+        <w:pStyle w:val="PreformattedText"/>
+        <w:bidi w:val="0"/>
+        <w:spacing w:before="0" w:after="0"/>
+        <w:jc w:val="left"/>
+        <w:rPr/>
+      </w:pPr>
+      <w:r>
+        <w:rPr>
+          <w:rStyle w:val="SourceText"/>
+        </w:rPr>
+        <w:t>module "security" {</w:t>
+      </w:r>
+    </w:p>
+    <w:p>
+      <w:pPr>
+        <w:pStyle w:val="PreformattedText"/>
+        <w:bidi w:val="0"/>
+        <w:spacing w:before="0" w:after="0"/>
+        <w:jc w:val="left"/>
+        <w:rPr/>
+      </w:pPr>
+      <w:r>
+        <w:rPr>
+          <w:rStyle w:val="SourceText"/>
+        </w:rPr>
+        <w:t xml:space="preserve">  </w:t>
+      </w:r>
+      <w:r>
+        <w:rPr>
+          <w:rStyle w:val="SourceText"/>
+        </w:rPr>
+        <w:t>source  = "./modules/security"</w:t>
+      </w:r>
+    </w:p>
+    <w:p>
+      <w:pPr>
+        <w:pStyle w:val="PreformattedText"/>
+        <w:bidi w:val="0"/>
+        <w:spacing w:before="0" w:after="0"/>
+        <w:jc w:val="left"/>
+        <w:rPr/>
+      </w:pPr>
+      <w:r>
+        <w:rPr>
+          <w:rStyle w:val="SourceText"/>
+        </w:rPr>
+        <w:t xml:space="preserve">  </w:t>
+      </w:r>
+      <w:r>
+        <w:rPr>
+          <w:rStyle w:val="SourceText"/>
+        </w:rPr>
+        <w:t>vpc_id  = module.network.vpc_id</w:t>
+      </w:r>
+    </w:p>
+    <w:p>
+      <w:pPr>
+        <w:pStyle w:val="PreformattedText"/>
+        <w:bidi w:val="0"/>
+        <w:spacing w:before="0" w:after="0"/>
+        <w:jc w:val="left"/>
+        <w:rPr/>
+      </w:pPr>
+      <w:r>
+        <w:rPr>
+          <w:rStyle w:val="SourceText"/>
+        </w:rPr>
+        <w:t xml:space="preserve">  </w:t>
+      </w:r>
+      <w:r>
+        <w:rPr>
+          <w:rStyle w:val="SourceText"/>
+        </w:rPr>
+        <w:t>env_tag = var.env_tag</w:t>
+      </w:r>
+    </w:p>
+    <w:p>
+      <w:pPr>
+        <w:pStyle w:val="PreformattedText"/>
+        <w:bidi w:val="0"/>
+        <w:spacing w:before="0" w:after="0"/>
+        <w:jc w:val="left"/>
+        <w:rPr/>
+      </w:pPr>
+      <w:r>
+        <w:rPr>
+          <w:rStyle w:val="SourceText"/>
+        </w:rPr>
+        <w:t xml:space="preserve">  </w:t>
+      </w:r>
+      <w:r>
+        <w:rPr>
+          <w:rStyle w:val="SourceText"/>
+        </w:rPr>
+        <w:t>my_ip   = var.my_ip</w:t>
+      </w:r>
+    </w:p>
+    <w:p>
+      <w:pPr>
+        <w:pStyle w:val="PreformattedText"/>
+        <w:bidi w:val="0"/>
+        <w:spacing w:before="0" w:after="0"/>
+        <w:jc w:val="left"/>
+        <w:rPr/>
+      </w:pPr>
+      <w:r>
+        <w:rPr>
+          <w:rStyle w:val="SourceText"/>
+        </w:rPr>
+        <w:t>}</w:t>
+      </w:r>
+    </w:p>
+    <w:p>
+      <w:pPr>
+        <w:pStyle w:val="PreformattedText"/>
+        <w:bidi w:val="0"/>
+        <w:spacing w:before="0" w:after="0"/>
+        <w:jc w:val="left"/>
+        <w:rPr/>
+      </w:pPr>
+      <w:r>
+        <w:rPr/>
+      </w:r>
+    </w:p>
+    <w:p>
+      <w:pPr>
+        <w:pStyle w:val="PreformattedText"/>
+        <w:bidi w:val="0"/>
+        <w:spacing w:before="0" w:after="0"/>
+        <w:jc w:val="left"/>
+        <w:rPr/>
+      </w:pPr>
+      <w:r>
+        <w:rPr>
+          <w:rStyle w:val="SourceText"/>
+        </w:rPr>
+        <w:t>module "ec2" {</w:t>
+      </w:r>
+    </w:p>
+    <w:p>
+      <w:pPr>
+        <w:pStyle w:val="PreformattedText"/>
+        <w:bidi w:val="0"/>
+        <w:spacing w:before="0" w:after="0"/>
+        <w:jc w:val="left"/>
+        <w:rPr/>
+      </w:pPr>
+      <w:r>
+        <w:rPr>
+          <w:rStyle w:val="SourceText"/>
+        </w:rPr>
+        <w:t xml:space="preserve">  </w:t>
+      </w:r>
+      <w:r>
+        <w:rPr>
+          <w:rStyle w:val="SourceText"/>
+        </w:rPr>
+        <w:t>source             = "./modules/ec2"</w:t>
+      </w:r>
+    </w:p>
+    <w:p>
+      <w:pPr>
+        <w:pStyle w:val="PreformattedText"/>
+        <w:bidi w:val="0"/>
+        <w:spacing w:before="0" w:after="0"/>
+        <w:jc w:val="left"/>
+        <w:rPr/>
+      </w:pPr>
+      <w:r>
+        <w:rPr>
+          <w:rStyle w:val="SourceText"/>
+        </w:rPr>
+        <w:t xml:space="preserve">  </w:t>
+      </w:r>
+      <w:r>
+        <w:rPr>
+          <w:rStyle w:val="SourceText"/>
+        </w:rPr>
+        <w:t>subnet_public_id   = module.network.public_subnet_id</w:t>
+      </w:r>
+    </w:p>
+    <w:p>
+      <w:pPr>
+        <w:pStyle w:val="PreformattedText"/>
+        <w:bidi w:val="0"/>
+        <w:spacing w:before="0" w:after="0"/>
+        <w:jc w:val="left"/>
+        <w:rPr/>
+      </w:pPr>
+      <w:r>
+        <w:rPr>
+          <w:rStyle w:val="SourceText"/>
+        </w:rPr>
+        <w:t xml:space="preserve">  </w:t>
+      </w:r>
+      <w:r>
+        <w:rPr>
+          <w:rStyle w:val="SourceText"/>
+        </w:rPr>
+        <w:t>subnet_private_id  = module.network.private_subnet_id</w:t>
+      </w:r>
+    </w:p>
+    <w:p>
+      <w:pPr>
+        <w:pStyle w:val="PreformattedText"/>
+        <w:bidi w:val="0"/>
+        <w:spacing w:before="0" w:after="0"/>
+        <w:jc w:val="left"/>
+        <w:rPr/>
+      </w:pPr>
+      <w:r>
+        <w:rPr>
+          <w:rStyle w:val="SourceText"/>
+        </w:rPr>
+        <w:t xml:space="preserve">  </w:t>
+      </w:r>
+      <w:r>
+        <w:rPr>
+          <w:rStyle w:val="SourceText"/>
+        </w:rPr>
+        <w:t>key_name           = var.key_name</w:t>
+      </w:r>
+    </w:p>
+    <w:p>
+      <w:pPr>
+        <w:pStyle w:val="PreformattedText"/>
+        <w:bidi w:val="0"/>
+        <w:spacing w:before="0" w:after="0"/>
+        <w:jc w:val="left"/>
+        <w:rPr/>
+      </w:pPr>
+      <w:r>
+        <w:rPr>
+          <w:rStyle w:val="SourceText"/>
+        </w:rPr>
+        <w:t xml:space="preserve">  </w:t>
+      </w:r>
+      <w:r>
+        <w:rPr>
+          <w:rStyle w:val="SourceText"/>
+        </w:rPr>
+        <w:t>instance_type      = var.instance_type</w:t>
+      </w:r>
+    </w:p>
+    <w:p>
+      <w:pPr>
+        <w:pStyle w:val="PreformattedText"/>
+        <w:bidi w:val="0"/>
+        <w:spacing w:before="0" w:after="0"/>
+        <w:jc w:val="left"/>
+        <w:rPr/>
+      </w:pPr>
+      <w:r>
+        <w:rPr>
+          <w:rStyle w:val="SourceText"/>
+        </w:rPr>
+        <w:t xml:space="preserve">  </w:t>
+      </w:r>
+      <w:r>
+        <w:rPr>
+          <w:rStyle w:val="SourceText"/>
+        </w:rPr>
+        <w:t>env_tag            = var.env_tag</w:t>
+      </w:r>
+    </w:p>
+    <w:p>
+      <w:pPr>
+        <w:pStyle w:val="PreformattedText"/>
+        <w:bidi w:val="0"/>
+        <w:spacing w:before="0" w:after="0"/>
+        <w:jc w:val="left"/>
+        <w:rPr/>
+      </w:pPr>
+      <w:r>
+        <w:rPr>
+          <w:rStyle w:val="SourceText"/>
+        </w:rPr>
+        <w:t xml:space="preserve">  </w:t>
+      </w:r>
+      <w:r>
+        <w:rPr>
+          <w:rStyle w:val="SourceText"/>
+        </w:rPr>
+        <w:t>ami_owner          = var.ami_owner</w:t>
+      </w:r>
+    </w:p>
+    <w:p>
+      <w:pPr>
+        <w:pStyle w:val="PreformattedText"/>
+        <w:bidi w:val="0"/>
+        <w:spacing w:before="0" w:after="0"/>
+        <w:jc w:val="left"/>
+        <w:rPr/>
+      </w:pPr>
+      <w:r>
+        <w:rPr>
+          <w:rStyle w:val="SourceText"/>
+        </w:rPr>
+        <w:t xml:space="preserve">  </w:t>
+      </w:r>
+      <w:r>
+        <w:rPr>
+          <w:rStyle w:val="SourceText"/>
+        </w:rPr>
+        <w:t>public_sg_id       = module.security.public_sg_id</w:t>
+      </w:r>
+    </w:p>
+    <w:p>
+      <w:pPr>
+        <w:pStyle w:val="PreformattedText"/>
+        <w:bidi w:val="0"/>
+        <w:spacing w:before="0" w:after="0"/>
+        <w:jc w:val="left"/>
+        <w:rPr/>
+      </w:pPr>
+      <w:r>
+        <w:rPr>
+          <w:rStyle w:val="SourceText"/>
+        </w:rPr>
+        <w:t xml:space="preserve">  </w:t>
+      </w:r>
+      <w:r>
+        <w:rPr>
+          <w:rStyle w:val="SourceText"/>
+        </w:rPr>
+        <w:t>private_sg_id      = module.security.private_sg_id</w:t>
+      </w:r>
+    </w:p>
+    <w:p>
+      <w:pPr>
+        <w:pStyle w:val="PreformattedText"/>
+        <w:bidi w:val="0"/>
+        <w:spacing w:before="0" w:after="283"/>
+        <w:jc w:val="left"/>
+        <w:rPr/>
+      </w:pPr>
+      <w:r>
+        <w:rPr>
+          <w:rStyle w:val="SourceText"/>
+        </w:rPr>
+        <w:t>}</w:t>
+      </w:r>
+    </w:p>
+    <w:p>
+      <w:pPr>
+        <w:pStyle w:val="TextBody"/>
+        <w:bidi w:val="0"/>
+        <w:spacing w:lineRule="auto" w:line="276" w:before="0" w:after="140"/>
+        <w:jc w:val="left"/>
+        <w:rPr/>
+      </w:pPr>
+      <w:r>
+        <w:rPr>
+          <w:rStyle w:val="StrongEmphasis"/>
+        </w:rPr>
+        <w:t>Purpose:</w:t>
       </w:r>
     </w:p>
     <w:p>
@@ -2787,7 +3056,37 @@
       </w:pPr>
       <w:r>
         <w:rPr/>
-        <w:t>Protects state consistency.</w:t>
+        <w:t xml:space="preserve">Calls three child modules: </w:t>
+      </w:r>
+      <w:r>
+        <w:rPr>
+          <w:rStyle w:val="SourceText"/>
+        </w:rPr>
+        <w:t>network</w:t>
+      </w:r>
+      <w:r>
+        <w:rPr/>
+        <w:t xml:space="preserve">, </w:t>
+      </w:r>
+      <w:r>
+        <w:rPr>
+          <w:rStyle w:val="SourceText"/>
+        </w:rPr>
+        <w:t>security</w:t>
+      </w:r>
+      <w:r>
+        <w:rPr/>
+        <w:t xml:space="preserve">, and </w:t>
+      </w:r>
+      <w:r>
+        <w:rPr>
+          <w:rStyle w:val="SourceText"/>
+        </w:rPr>
+        <w:t>ec2</w:t>
+      </w:r>
+      <w:r>
+        <w:rPr/>
+        <w:t>.</w:t>
       </w:r>
     </w:p>
     <w:p>
@@ -2808,7 +3107,7 @@
       </w:pPr>
       <w:r>
         <w:rPr/>
-        <w:t>Provides durability and versioning.</w:t>
+        <w:t>Passes inputs (CIDRs, key name, AMI owner, IP address) to ensure reproducibility.</w:t>
       </w:r>
     </w:p>
     <w:p>
@@ -2829,7 +3128,38 @@
       </w:pPr>
       <w:r>
         <w:rPr/>
-        <w:t>Keeps sensitive infrastructure data out of local machines.</w:t>
+        <w:t xml:space="preserve">References outputs from one module (like </w:t>
+      </w:r>
+      <w:r>
+        <w:rPr>
+          <w:rStyle w:val="SourceText"/>
+        </w:rPr>
+        <w:t>vpc_id</w:t>
+      </w:r>
+      <w:r>
+        <w:rPr/>
+        <w:t>) into another.</w:t>
+      </w:r>
+    </w:p>
+    <w:p>
+      <w:pPr>
+        <w:pStyle w:val="TextBody"/>
+        <w:numPr>
+          <w:ilvl w:val="0"/>
+          <w:numId w:val="9"/>
+        </w:numPr>
+        <w:tabs>
+          <w:tab w:val="clear" w:pos="709"/>
+          <w:tab w:val="left" w:pos="709" w:leader="none"/>
+        </w:tabs>
+        <w:bidi w:val="0"/>
+        <w:ind w:left="709" w:hanging="283"/>
+        <w:jc w:val="left"/>
+        <w:rPr/>
+      </w:pPr>
+      <w:r>
+        <w:rPr/>
+        <w:t>Serves as the main entry point for all Terraform actions.</w:t>
       </w:r>
     </w:p>
     <w:p>
@@ -2839,21 +3169,17 @@
         <w:jc w:val="left"/>
         <w:rPr/>
       </w:pPr>
-      <w:bookmarkStart w:id="11" w:name="__RefHeading___Toc135_3886892697"/>
-      <w:bookmarkEnd w:id="11"/>
-      <w:r>
-        <w:rPr/>
-        <w:t>Step 2: Define the backend configuration file (</w:t>
-      </w:r>
-      <w:r>
-        <w:rPr>
-          <w:rStyle w:val="SourceText"/>
-        </w:rPr>
-        <w:t>backend.tf</w:t>
-      </w:r>
-      <w:r>
-        <w:rPr/>
-        <w:t>)</w:t>
+      <w:bookmarkStart w:id="13" w:name="__RefHeading___Toc141_3886892697"/>
+      <w:bookmarkEnd w:id="13"/>
+      <w:r>
+        <w:rPr/>
+        <w:t xml:space="preserve">File: </w:t>
+      </w:r>
+      <w:r>
+        <w:rPr>
+          <w:rStyle w:val="SourceText"/>
+        </w:rPr>
+        <w:t>provider.tf</w:t>
       </w:r>
     </w:p>
     <w:p>
@@ -2866,19 +3192,7 @@
       </w:pPr>
       <w:r>
         <w:rPr/>
-        <w:t xml:space="preserve">Add a file named </w:t>
-      </w:r>
-      <w:r>
-        <w:rPr>
-          <w:rStyle w:val="SourceText"/>
-        </w:rPr>
-        <w:t>backend.tf</w:t>
-      </w:r>
-      <w:r>
-        <w:rPr/>
-        <w:t xml:space="preserve"> in the project root.</w:t>
-        <w:br/>
-        <w:t>Replace the placeholder values with your actual S3 bucket name and desired key path.</w:t>
+        <w:t>This file defines the AWS provider and its version requirements.</w:t>
       </w:r>
     </w:p>
     <w:p>
@@ -2914,7 +3228,7 @@
         <w:rPr>
           <w:rStyle w:val="SourceText"/>
         </w:rPr>
-        <w:t>backend "s3" {</w:t>
+        <w:t>required_version = "&gt;= 1.3.0"</w:t>
       </w:r>
     </w:p>
     <w:p>
@@ -2929,13 +3243,34 @@
         <w:rPr>
           <w:rStyle w:val="SourceText"/>
         </w:rPr>
+        <w:t xml:space="preserve">  </w:t>
+      </w:r>
+      <w:r>
+        <w:rPr>
+          <w:rStyle w:val="SourceText"/>
+        </w:rPr>
+        <w:t>required_providers {</w:t>
+      </w:r>
+    </w:p>
+    <w:p>
+      <w:pPr>
+        <w:pStyle w:val="PreformattedText"/>
+        <w:bidi w:val="0"/>
+        <w:spacing w:before="0" w:after="0"/>
+        <w:jc w:val="left"/>
+        <w:rPr/>
+      </w:pPr>
+      <w:r>
+        <w:rPr>
+          <w:rStyle w:val="SourceText"/>
+        </w:rPr>
         <w:t xml:space="preserve">    </w:t>
       </w:r>
       <w:r>
         <w:rPr>
           <w:rStyle w:val="SourceText"/>
         </w:rPr>
-        <w:t>bucket         = "my-tf-state-bucket"     # Replace with your bucket name</w:t>
+        <w:t>aws = {</w:t>
       </w:r>
     </w:p>
     <w:p>
@@ -2950,13 +3285,55 @@
         <w:rPr>
           <w:rStyle w:val="SourceText"/>
         </w:rPr>
+        <w:t xml:space="preserve">      </w:t>
+      </w:r>
+      <w:r>
+        <w:rPr>
+          <w:rStyle w:val="SourceText"/>
+        </w:rPr>
+        <w:t>source  = "hashicorp/aws"</w:t>
+      </w:r>
+    </w:p>
+    <w:p>
+      <w:pPr>
+        <w:pStyle w:val="PreformattedText"/>
+        <w:bidi w:val="0"/>
+        <w:spacing w:before="0" w:after="0"/>
+        <w:jc w:val="left"/>
+        <w:rPr/>
+      </w:pPr>
+      <w:r>
+        <w:rPr>
+          <w:rStyle w:val="SourceText"/>
+        </w:rPr>
+        <w:t xml:space="preserve">      </w:t>
+      </w:r>
+      <w:r>
+        <w:rPr>
+          <w:rStyle w:val="SourceText"/>
+        </w:rPr>
+        <w:t>version = "&gt;= 4.0"</w:t>
+      </w:r>
+    </w:p>
+    <w:p>
+      <w:pPr>
+        <w:pStyle w:val="PreformattedText"/>
+        <w:bidi w:val="0"/>
+        <w:spacing w:before="0" w:after="0"/>
+        <w:jc w:val="left"/>
+        <w:rPr/>
+      </w:pPr>
+      <w:r>
+        <w:rPr>
+          <w:rStyle w:val="SourceText"/>
+        </w:rPr>
         <w:t xml:space="preserve">    </w:t>
       </w:r>
       <w:r>
         <w:rPr>
           <w:rStyle w:val="SourceText"/>
         </w:rPr>
-        <w:t>key            = "loadbalancer/terraform.tfstate"</w:t>
+        <w:t>}</w:t>
       </w:r>
     </w:p>
     <w:p>
@@ -2971,13 +3348,13 @@
         <w:rPr>
           <w:rStyle w:val="SourceText"/>
         </w:rPr>
-        <w:t xml:space="preserve">    </w:t>
-      </w:r>
-      <w:r>
-        <w:rPr>
-          <w:rStyle w:val="SourceText"/>
-        </w:rPr>
-        <w:t>region         = "us-west-2"</w:t>
+        <w:t xml:space="preserve">  </w:t>
+      </w:r>
+      <w:r>
+        <w:rPr>
+          <w:rStyle w:val="SourceText"/>
+        </w:rPr>
+        <w:t>}</w:t>
       </w:r>
     </w:p>
     <w:p>
@@ -2992,13 +3369,7 @@
         <w:rPr>
           <w:rStyle w:val="SourceText"/>
         </w:rPr>
-        <w:t xml:space="preserve">    </w:t>
-      </w:r>
-      <w:r>
-        <w:rPr>
-          <w:rStyle w:val="SourceText"/>
-        </w:rPr>
-        <w:t>encrypt        = true</w:t>
+        <w:t>}</w:t>
       </w:r>
     </w:p>
     <w:p>
@@ -3010,6 +3381,33 @@
         <w:rPr/>
       </w:pPr>
       <w:r>
+        <w:rPr/>
+      </w:r>
+    </w:p>
+    <w:p>
+      <w:pPr>
+        <w:pStyle w:val="PreformattedText"/>
+        <w:bidi w:val="0"/>
+        <w:spacing w:before="0" w:after="0"/>
+        <w:jc w:val="left"/>
+        <w:rPr/>
+      </w:pPr>
+      <w:r>
+        <w:rPr>
+          <w:rStyle w:val="SourceText"/>
+        </w:rPr>
+        <w:t>provider "aws" {</w:t>
+      </w:r>
+    </w:p>
+    <w:p>
+      <w:pPr>
+        <w:pStyle w:val="PreformattedText"/>
+        <w:bidi w:val="0"/>
+        <w:spacing w:before="0" w:after="0"/>
+        <w:jc w:val="left"/>
+        <w:rPr/>
+      </w:pPr>
+      <w:r>
         <w:rPr>
           <w:rStyle w:val="SourceText"/>
         </w:rPr>
@@ -3019,83 +3417,13 @@
         <w:rPr>
           <w:rStyle w:val="SourceText"/>
         </w:rPr>
-        <w:t>}</w:t>
+        <w:t>region  = var.region</w:t>
       </w:r>
     </w:p>
     <w:p>
       <w:pPr>
         <w:pStyle w:val="PreformattedText"/>
         <w:bidi w:val="0"/>
-        <w:spacing w:before="0" w:after="283"/>
-        <w:jc w:val="left"/>
-        <w:rPr/>
-      </w:pPr>
-      <w:r>
-        <w:rPr>
-          <w:rStyle w:val="SourceText"/>
-        </w:rPr>
-        <w:t>}</w:t>
-      </w:r>
-    </w:p>
-    <w:p>
-      <w:pPr>
-        <w:pStyle w:val="Heading2"/>
-        <w:bidi w:val="0"/>
-        <w:jc w:val="left"/>
-        <w:rPr/>
-      </w:pPr>
-      <w:bookmarkStart w:id="12" w:name="__RefHeading___Toc137_3886892697"/>
-      <w:bookmarkEnd w:id="12"/>
-      <w:r>
-        <w:rPr/>
-        <w:t xml:space="preserve">2. </w:t>
-      </w:r>
-      <w:r>
-        <w:rPr/>
-        <w:t xml:space="preserve">Create </w:t>
-      </w:r>
-      <w:r>
-        <w:rPr/>
-        <w:t xml:space="preserve">Root Module </w:t>
-      </w:r>
-    </w:p>
-    <w:p>
-      <w:pPr>
-        <w:pStyle w:val="Heading3"/>
-        <w:bidi w:val="0"/>
-        <w:jc w:val="left"/>
-        <w:rPr/>
-      </w:pPr>
-      <w:bookmarkStart w:id="13" w:name="__RefHeading___Toc139_3886892697"/>
-      <w:bookmarkEnd w:id="13"/>
-      <w:r>
-        <w:rPr/>
-        <w:t xml:space="preserve">File: </w:t>
-      </w:r>
-      <w:r>
-        <w:rPr>
-          <w:rStyle w:val="SourceText"/>
-        </w:rPr>
-        <w:t>main.tf</w:t>
-      </w:r>
-    </w:p>
-    <w:p>
-      <w:pPr>
-        <w:pStyle w:val="TextBody"/>
-        <w:bidi w:val="0"/>
-        <w:spacing w:lineRule="auto" w:line="276" w:before="0" w:after="140"/>
-        <w:jc w:val="left"/>
-        <w:rPr/>
-      </w:pPr>
-      <w:r>
-        <w:rPr/>
-        <w:t>This file ties together all the modules and controls the overall workflow.</w:t>
-      </w:r>
-    </w:p>
-    <w:p>
-      <w:pPr>
-        <w:pStyle w:val="PreformattedText"/>
-        <w:bidi w:val="0"/>
         <w:spacing w:before="0" w:after="0"/>
         <w:jc w:val="left"/>
         <w:rPr/>
@@ -3104,490 +3432,13 @@
         <w:rPr>
           <w:rStyle w:val="SourceText"/>
         </w:rPr>
-        <w:t>module "network" {</w:t>
-      </w:r>
-    </w:p>
-    <w:p>
-      <w:pPr>
-        <w:pStyle w:val="PreformattedText"/>
-        <w:bidi w:val="0"/>
-        <w:spacing w:before="0" w:after="0"/>
-        <w:jc w:val="left"/>
-        <w:rPr/>
-      </w:pPr>
-      <w:r>
-        <w:rPr>
-          <w:rStyle w:val="SourceText"/>
-        </w:rPr>
         <w:t xml:space="preserve">  </w:t>
       </w:r>
       <w:r>
         <w:rPr>
           <w:rStyle w:val="SourceText"/>
         </w:rPr>
-        <w:t>source              = "./modules/network"</w:t>
-      </w:r>
-    </w:p>
-    <w:p>
-      <w:pPr>
-        <w:pStyle w:val="PreformattedText"/>
-        <w:bidi w:val="0"/>
-        <w:spacing w:before="0" w:after="0"/>
-        <w:jc w:val="left"/>
-        <w:rPr/>
-      </w:pPr>
-      <w:r>
-        <w:rPr>
-          <w:rStyle w:val="SourceText"/>
-        </w:rPr>
-        <w:t xml:space="preserve">  </w:t>
-      </w:r>
-      <w:r>
-        <w:rPr>
-          <w:rStyle w:val="SourceText"/>
-        </w:rPr>
-        <w:t>vpc_cidr            = var.vpc_cidr</w:t>
-      </w:r>
-    </w:p>
-    <w:p>
-      <w:pPr>
-        <w:pStyle w:val="PreformattedText"/>
-        <w:bidi w:val="0"/>
-        <w:spacing w:before="0" w:after="0"/>
-        <w:jc w:val="left"/>
-        <w:rPr/>
-      </w:pPr>
-      <w:r>
-        <w:rPr>
-          <w:rStyle w:val="SourceText"/>
-        </w:rPr>
-        <w:t xml:space="preserve">  </w:t>
-      </w:r>
-      <w:r>
-        <w:rPr>
-          <w:rStyle w:val="SourceText"/>
-        </w:rPr>
-        <w:t>public_subnet_cidr  = var.public_subnet_cidr</w:t>
-      </w:r>
-    </w:p>
-    <w:p>
-      <w:pPr>
-        <w:pStyle w:val="PreformattedText"/>
-        <w:bidi w:val="0"/>
-        <w:spacing w:before="0" w:after="0"/>
-        <w:jc w:val="left"/>
-        <w:rPr/>
-      </w:pPr>
-      <w:r>
-        <w:rPr>
-          <w:rStyle w:val="SourceText"/>
-        </w:rPr>
-        <w:t xml:space="preserve">  </w:t>
-      </w:r>
-      <w:r>
-        <w:rPr>
-          <w:rStyle w:val="SourceText"/>
-        </w:rPr>
-        <w:t>private_subnet_cidr = var.private_subnet_cidr</w:t>
-      </w:r>
-    </w:p>
-    <w:p>
-      <w:pPr>
-        <w:pStyle w:val="PreformattedText"/>
-        <w:bidi w:val="0"/>
-        <w:spacing w:before="0" w:after="0"/>
-        <w:jc w:val="left"/>
-        <w:rPr/>
-      </w:pPr>
-      <w:r>
-        <w:rPr>
-          <w:rStyle w:val="SourceText"/>
-        </w:rPr>
-        <w:t xml:space="preserve">  </w:t>
-      </w:r>
-      <w:r>
-        <w:rPr>
-          <w:rStyle w:val="SourceText"/>
-        </w:rPr>
-        <w:t>az                  = var.az</w:t>
-      </w:r>
-    </w:p>
-    <w:p>
-      <w:pPr>
-        <w:pStyle w:val="PreformattedText"/>
-        <w:bidi w:val="0"/>
-        <w:spacing w:before="0" w:after="0"/>
-        <w:jc w:val="left"/>
-        <w:rPr/>
-      </w:pPr>
-      <w:r>
-        <w:rPr>
-          <w:rStyle w:val="SourceText"/>
-        </w:rPr>
-        <w:t xml:space="preserve">  </w:t>
-      </w:r>
-      <w:r>
-        <w:rPr>
-          <w:rStyle w:val="SourceText"/>
-        </w:rPr>
-        <w:t>env_tag             = var.env_tag</w:t>
-      </w:r>
-    </w:p>
-    <w:p>
-      <w:pPr>
-        <w:pStyle w:val="PreformattedText"/>
-        <w:bidi w:val="0"/>
-        <w:spacing w:before="0" w:after="0"/>
-        <w:jc w:val="left"/>
-        <w:rPr/>
-      </w:pPr>
-      <w:r>
-        <w:rPr>
-          <w:rStyle w:val="SourceText"/>
-        </w:rPr>
-        <w:t>}</w:t>
-      </w:r>
-    </w:p>
-    <w:p>
-      <w:pPr>
-        <w:pStyle w:val="PreformattedText"/>
-        <w:bidi w:val="0"/>
-        <w:spacing w:before="0" w:after="0"/>
-        <w:jc w:val="left"/>
-        <w:rPr/>
-      </w:pPr>
-      <w:r>
-        <w:rPr/>
-      </w:r>
-    </w:p>
-    <w:p>
-      <w:pPr>
-        <w:pStyle w:val="PreformattedText"/>
-        <w:bidi w:val="0"/>
-        <w:spacing w:before="0" w:after="0"/>
-        <w:jc w:val="left"/>
-        <w:rPr/>
-      </w:pPr>
-      <w:r>
-        <w:rPr>
-          <w:rStyle w:val="SourceText"/>
-        </w:rPr>
-        <w:t>module "security" {</w:t>
-      </w:r>
-    </w:p>
-    <w:p>
-      <w:pPr>
-        <w:pStyle w:val="PreformattedText"/>
-        <w:bidi w:val="0"/>
-        <w:spacing w:before="0" w:after="0"/>
-        <w:jc w:val="left"/>
-        <w:rPr/>
-      </w:pPr>
-      <w:r>
-        <w:rPr>
-          <w:rStyle w:val="SourceText"/>
-        </w:rPr>
-        <w:t xml:space="preserve">  </w:t>
-      </w:r>
-      <w:r>
-        <w:rPr>
-          <w:rStyle w:val="SourceText"/>
-        </w:rPr>
-        <w:t>source  = "./modules/security"</w:t>
-      </w:r>
-    </w:p>
-    <w:p>
-      <w:pPr>
-        <w:pStyle w:val="PreformattedText"/>
-        <w:bidi w:val="0"/>
-        <w:spacing w:before="0" w:after="0"/>
-        <w:jc w:val="left"/>
-        <w:rPr/>
-      </w:pPr>
-      <w:r>
-        <w:rPr>
-          <w:rStyle w:val="SourceText"/>
-        </w:rPr>
-        <w:t xml:space="preserve">  </w:t>
-      </w:r>
-      <w:r>
-        <w:rPr>
-          <w:rStyle w:val="SourceText"/>
-        </w:rPr>
-        <w:t>vpc_id  = module.network.vpc_id</w:t>
-      </w:r>
-    </w:p>
-    <w:p>
-      <w:pPr>
-        <w:pStyle w:val="PreformattedText"/>
-        <w:bidi w:val="0"/>
-        <w:spacing w:before="0" w:after="0"/>
-        <w:jc w:val="left"/>
-        <w:rPr/>
-      </w:pPr>
-      <w:r>
-        <w:rPr>
-          <w:rStyle w:val="SourceText"/>
-        </w:rPr>
-        <w:t xml:space="preserve">  </w:t>
-      </w:r>
-      <w:r>
-        <w:rPr>
-          <w:rStyle w:val="SourceText"/>
-        </w:rPr>
-        <w:t>env_tag = var.env_tag</w:t>
-      </w:r>
-    </w:p>
-    <w:p>
-      <w:pPr>
-        <w:pStyle w:val="PreformattedText"/>
-        <w:bidi w:val="0"/>
-        <w:spacing w:before="0" w:after="0"/>
-        <w:jc w:val="left"/>
-        <w:rPr/>
-      </w:pPr>
-      <w:r>
-        <w:rPr>
-          <w:rStyle w:val="SourceText"/>
-        </w:rPr>
-        <w:t xml:space="preserve">  </w:t>
-      </w:r>
-      <w:r>
-        <w:rPr>
-          <w:rStyle w:val="SourceText"/>
-        </w:rPr>
-        <w:t>my_ip   = var.my_ip</w:t>
-      </w:r>
-    </w:p>
-    <w:p>
-      <w:pPr>
-        <w:pStyle w:val="PreformattedText"/>
-        <w:bidi w:val="0"/>
-        <w:spacing w:before="0" w:after="0"/>
-        <w:jc w:val="left"/>
-        <w:rPr/>
-      </w:pPr>
-      <w:r>
-        <w:rPr>
-          <w:rStyle w:val="SourceText"/>
-        </w:rPr>
-        <w:t>}</w:t>
-      </w:r>
-    </w:p>
-    <w:p>
-      <w:pPr>
-        <w:pStyle w:val="PreformattedText"/>
-        <w:bidi w:val="0"/>
-        <w:spacing w:before="0" w:after="0"/>
-        <w:jc w:val="left"/>
-        <w:rPr/>
-      </w:pPr>
-      <w:r>
-        <w:rPr/>
-      </w:r>
-    </w:p>
-    <w:p>
-      <w:pPr>
-        <w:pStyle w:val="PreformattedText"/>
-        <w:bidi w:val="0"/>
-        <w:spacing w:before="0" w:after="0"/>
-        <w:jc w:val="left"/>
-        <w:rPr/>
-      </w:pPr>
-      <w:r>
-        <w:rPr>
-          <w:rStyle w:val="SourceText"/>
-        </w:rPr>
-        <w:t>module "ec2" {</w:t>
-      </w:r>
-    </w:p>
-    <w:p>
-      <w:pPr>
-        <w:pStyle w:val="PreformattedText"/>
-        <w:bidi w:val="0"/>
-        <w:spacing w:before="0" w:after="0"/>
-        <w:jc w:val="left"/>
-        <w:rPr/>
-      </w:pPr>
-      <w:r>
-        <w:rPr>
-          <w:rStyle w:val="SourceText"/>
-        </w:rPr>
-        <w:t xml:space="preserve">  </w:t>
-      </w:r>
-      <w:r>
-        <w:rPr>
-          <w:rStyle w:val="SourceText"/>
-        </w:rPr>
-        <w:t>source             = "./modules/ec2"</w:t>
-      </w:r>
-    </w:p>
-    <w:p>
-      <w:pPr>
-        <w:pStyle w:val="PreformattedText"/>
-        <w:bidi w:val="0"/>
-        <w:spacing w:before="0" w:after="0"/>
-        <w:jc w:val="left"/>
-        <w:rPr/>
-      </w:pPr>
-      <w:r>
-        <w:rPr>
-          <w:rStyle w:val="SourceText"/>
-        </w:rPr>
-        <w:t xml:space="preserve">  </w:t>
-      </w:r>
-      <w:r>
-        <w:rPr>
-          <w:rStyle w:val="SourceText"/>
-        </w:rPr>
-        <w:t>subnet_public_id   = module.network.public_subnet_id</w:t>
-      </w:r>
-    </w:p>
-    <w:p>
-      <w:pPr>
-        <w:pStyle w:val="PreformattedText"/>
-        <w:bidi w:val="0"/>
-        <w:spacing w:before="0" w:after="0"/>
-        <w:jc w:val="left"/>
-        <w:rPr/>
-      </w:pPr>
-      <w:r>
-        <w:rPr>
-          <w:rStyle w:val="SourceText"/>
-        </w:rPr>
-        <w:t xml:space="preserve">  </w:t>
-      </w:r>
-      <w:r>
-        <w:rPr>
-          <w:rStyle w:val="SourceText"/>
-        </w:rPr>
-        <w:t>subnet_private_id  = module.network.private_subnet_id</w:t>
-      </w:r>
-    </w:p>
-    <w:p>
-      <w:pPr>
-        <w:pStyle w:val="PreformattedText"/>
-        <w:bidi w:val="0"/>
-        <w:spacing w:before="0" w:after="0"/>
-        <w:jc w:val="left"/>
-        <w:rPr/>
-      </w:pPr>
-      <w:r>
-        <w:rPr>
-          <w:rStyle w:val="SourceText"/>
-        </w:rPr>
-        <w:t xml:space="preserve">  </w:t>
-      </w:r>
-      <w:r>
-        <w:rPr>
-          <w:rStyle w:val="SourceText"/>
-        </w:rPr>
-        <w:t>key_name           = var.key_name</w:t>
-      </w:r>
-    </w:p>
-    <w:p>
-      <w:pPr>
-        <w:pStyle w:val="PreformattedText"/>
-        <w:bidi w:val="0"/>
-        <w:spacing w:before="0" w:after="0"/>
-        <w:jc w:val="left"/>
-        <w:rPr/>
-      </w:pPr>
-      <w:r>
-        <w:rPr>
-          <w:rStyle w:val="SourceText"/>
-        </w:rPr>
-        <w:t xml:space="preserve">  </w:t>
-      </w:r>
-      <w:r>
-        <w:rPr>
-          <w:rStyle w:val="SourceText"/>
-        </w:rPr>
-        <w:t>instance_type      = var.instance_type</w:t>
-      </w:r>
-    </w:p>
-    <w:p>
-      <w:pPr>
-        <w:pStyle w:val="PreformattedText"/>
-        <w:bidi w:val="0"/>
-        <w:spacing w:before="0" w:after="0"/>
-        <w:jc w:val="left"/>
-        <w:rPr/>
-      </w:pPr>
-      <w:r>
-        <w:rPr>
-          <w:rStyle w:val="SourceText"/>
-        </w:rPr>
-        <w:t xml:space="preserve">  </w:t>
-      </w:r>
-      <w:r>
-        <w:rPr>
-          <w:rStyle w:val="SourceText"/>
-        </w:rPr>
-        <w:t>env_tag            = var.env_tag</w:t>
-      </w:r>
-    </w:p>
-    <w:p>
-      <w:pPr>
-        <w:pStyle w:val="PreformattedText"/>
-        <w:bidi w:val="0"/>
-        <w:spacing w:before="0" w:after="0"/>
-        <w:jc w:val="left"/>
-        <w:rPr/>
-      </w:pPr>
-      <w:r>
-        <w:rPr>
-          <w:rStyle w:val="SourceText"/>
-        </w:rPr>
-        <w:t xml:space="preserve">  </w:t>
-      </w:r>
-      <w:r>
-        <w:rPr>
-          <w:rStyle w:val="SourceText"/>
-        </w:rPr>
-        <w:t>ami_owner          = var.ami_owner</w:t>
-      </w:r>
-    </w:p>
-    <w:p>
-      <w:pPr>
-        <w:pStyle w:val="PreformattedText"/>
-        <w:bidi w:val="0"/>
-        <w:spacing w:before="0" w:after="0"/>
-        <w:jc w:val="left"/>
-        <w:rPr/>
-      </w:pPr>
-      <w:r>
-        <w:rPr>
-          <w:rStyle w:val="SourceText"/>
-        </w:rPr>
-        <w:t xml:space="preserve">  </w:t>
-      </w:r>
-      <w:r>
-        <w:rPr>
-          <w:rStyle w:val="SourceText"/>
-        </w:rPr>
-        <w:t>public_sg_id       = module.security.public_sg_id</w:t>
-      </w:r>
-    </w:p>
-    <w:p>
-      <w:pPr>
-        <w:pStyle w:val="PreformattedText"/>
-        <w:bidi w:val="0"/>
-        <w:spacing w:before="0" w:after="0"/>
-        <w:jc w:val="left"/>
-        <w:rPr/>
-      </w:pPr>
-      <w:r>
-        <w:rPr>
-          <w:rStyle w:val="SourceText"/>
-        </w:rPr>
-        <w:t xml:space="preserve">  </w:t>
-      </w:r>
-      <w:r>
-        <w:rPr>
-          <w:rStyle w:val="SourceText"/>
-        </w:rPr>
-        <w:t>private_sg_id      = module.security.private_sg_id</w:t>
+        <w:t>profile = "default"</w:t>
       </w:r>
     </w:p>
     <w:p>
@@ -3638,37 +3489,7 @@
       </w:pPr>
       <w:r>
         <w:rPr/>
-        <w:t xml:space="preserve">Calls three child modules: </w:t>
-      </w:r>
-      <w:r>
-        <w:rPr>
-          <w:rStyle w:val="SourceText"/>
-        </w:rPr>
-        <w:t>network</w:t>
-      </w:r>
-      <w:r>
-        <w:rPr/>
-        <w:t xml:space="preserve">, </w:t>
-      </w:r>
-      <w:r>
-        <w:rPr>
-          <w:rStyle w:val="SourceText"/>
-        </w:rPr>
-        <w:t>security</w:t>
-      </w:r>
-      <w:r>
-        <w:rPr/>
-        <w:t xml:space="preserve">, and </w:t>
-      </w:r>
-      <w:r>
-        <w:rPr>
-          <w:rStyle w:val="SourceText"/>
-        </w:rPr>
-        <w:t>ec2</w:t>
-      </w:r>
-      <w:r>
-        <w:rPr/>
-        <w:t>.</w:t>
+        <w:t>Ensures you use compatible Terraform and AWS provider versions.</w:t>
       </w:r>
     </w:p>
     <w:p>
@@ -3689,7 +3510,7 @@
       </w:pPr>
       <w:r>
         <w:rPr/>
-        <w:t>Passes inputs (CIDRs, key name, AMI owner, IP address) to ensure reproducibility.</w:t>
+        <w:t>Loads credentials from the default AWS CLI profile.</w:t>
       </w:r>
     </w:p>
     <w:p>
@@ -3710,38 +3531,7 @@
       </w:pPr>
       <w:r>
         <w:rPr/>
-        <w:t xml:space="preserve">References outputs from one module (like </w:t>
-      </w:r>
-      <w:r>
-        <w:rPr>
-          <w:rStyle w:val="SourceText"/>
-        </w:rPr>
-        <w:t>vpc_id</w:t>
-      </w:r>
-      <w:r>
-        <w:rPr/>
-        <w:t>) into another.</w:t>
-      </w:r>
-    </w:p>
-    <w:p>
-      <w:pPr>
-        <w:pStyle w:val="TextBody"/>
-        <w:numPr>
-          <w:ilvl w:val="0"/>
-          <w:numId w:val="10"/>
-        </w:numPr>
-        <w:tabs>
-          <w:tab w:val="clear" w:pos="709"/>
-          <w:tab w:val="left" w:pos="709" w:leader="none"/>
-        </w:tabs>
-        <w:bidi w:val="0"/>
-        <w:ind w:left="709" w:hanging="283"/>
-        <w:jc w:val="left"/>
-        <w:rPr/>
-      </w:pPr>
-      <w:r>
-        <w:rPr/>
-        <w:t>Serves as the main entry point for all Terraform actions.</w:t>
+        <w:t>Sets the region dynamically using a variable.</w:t>
       </w:r>
     </w:p>
     <w:p>
@@ -3751,7 +3541,7 @@
         <w:jc w:val="left"/>
         <w:rPr/>
       </w:pPr>
-      <w:bookmarkStart w:id="14" w:name="__RefHeading___Toc141_3886892697"/>
+      <w:bookmarkStart w:id="14" w:name="__RefHeading___Toc143_3886892697"/>
       <w:bookmarkEnd w:id="14"/>
       <w:r>
         <w:rPr/>
@@ -3761,7 +3551,7 @@
         <w:rPr>
           <w:rStyle w:val="SourceText"/>
         </w:rPr>
-        <w:t>provider.tf</w:t>
+        <w:t>variables.tf</w:t>
       </w:r>
     </w:p>
     <w:p>
@@ -3774,7 +3564,7 @@
       </w:pPr>
       <w:r>
         <w:rPr/>
-        <w:t>This file defines the AWS provider and its version requirements.</w:t>
+        <w:t>Defines all top-level configurable inputs. Example contents:</w:t>
       </w:r>
     </w:p>
     <w:p>
@@ -3789,7 +3579,7 @@
         <w:rPr>
           <w:rStyle w:val="SourceText"/>
         </w:rPr>
-        <w:t>terraform {</w:t>
+        <w:t>variable "region" {}</w:t>
       </w:r>
     </w:p>
     <w:p>
@@ -3804,13 +3594,425 @@
         <w:rPr>
           <w:rStyle w:val="SourceText"/>
         </w:rPr>
+        <w:t>variable "vpc_cidr" {}</w:t>
+      </w:r>
+    </w:p>
+    <w:p>
+      <w:pPr>
+        <w:pStyle w:val="PreformattedText"/>
+        <w:bidi w:val="0"/>
+        <w:spacing w:before="0" w:after="0"/>
+        <w:jc w:val="left"/>
+        <w:rPr/>
+      </w:pPr>
+      <w:r>
+        <w:rPr>
+          <w:rStyle w:val="SourceText"/>
+        </w:rPr>
+        <w:t>variable "public_subnet_cidr" {}</w:t>
+      </w:r>
+    </w:p>
+    <w:p>
+      <w:pPr>
+        <w:pStyle w:val="PreformattedText"/>
+        <w:bidi w:val="0"/>
+        <w:spacing w:before="0" w:after="0"/>
+        <w:jc w:val="left"/>
+        <w:rPr/>
+      </w:pPr>
+      <w:r>
+        <w:rPr>
+          <w:rStyle w:val="SourceText"/>
+        </w:rPr>
+        <w:t>variable "private_subnet_cidr" {}</w:t>
+      </w:r>
+    </w:p>
+    <w:p>
+      <w:pPr>
+        <w:pStyle w:val="PreformattedText"/>
+        <w:bidi w:val="0"/>
+        <w:spacing w:before="0" w:after="0"/>
+        <w:jc w:val="left"/>
+        <w:rPr/>
+      </w:pPr>
+      <w:r>
+        <w:rPr>
+          <w:rStyle w:val="SourceText"/>
+        </w:rPr>
+        <w:t>variable "az" {}</w:t>
+      </w:r>
+    </w:p>
+    <w:p>
+      <w:pPr>
+        <w:pStyle w:val="PreformattedText"/>
+        <w:bidi w:val="0"/>
+        <w:spacing w:before="0" w:after="0"/>
+        <w:jc w:val="left"/>
+        <w:rPr/>
+      </w:pPr>
+      <w:r>
+        <w:rPr>
+          <w:rStyle w:val="SourceText"/>
+        </w:rPr>
+        <w:t>variable "env_tag" {}</w:t>
+      </w:r>
+    </w:p>
+    <w:p>
+      <w:pPr>
+        <w:pStyle w:val="PreformattedText"/>
+        <w:bidi w:val="0"/>
+        <w:spacing w:before="0" w:after="0"/>
+        <w:jc w:val="left"/>
+        <w:rPr/>
+      </w:pPr>
+      <w:r>
+        <w:rPr>
+          <w:rStyle w:val="SourceText"/>
+        </w:rPr>
+        <w:t>variable "key_name" {}</w:t>
+      </w:r>
+    </w:p>
+    <w:p>
+      <w:pPr>
+        <w:pStyle w:val="PreformattedText"/>
+        <w:bidi w:val="0"/>
+        <w:spacing w:before="0" w:after="0"/>
+        <w:jc w:val="left"/>
+        <w:rPr/>
+      </w:pPr>
+      <w:r>
+        <w:rPr>
+          <w:rStyle w:val="SourceText"/>
+        </w:rPr>
+        <w:t>variable "instance_type" {}</w:t>
+      </w:r>
+    </w:p>
+    <w:p>
+      <w:pPr>
+        <w:pStyle w:val="PreformattedText"/>
+        <w:bidi w:val="0"/>
+        <w:spacing w:before="0" w:after="0"/>
+        <w:jc w:val="left"/>
+        <w:rPr/>
+      </w:pPr>
+      <w:r>
+        <w:rPr>
+          <w:rStyle w:val="SourceText"/>
+        </w:rPr>
+        <w:t>variable "ami_owner" {}</w:t>
+      </w:r>
+    </w:p>
+    <w:p>
+      <w:pPr>
+        <w:pStyle w:val="PreformattedText"/>
+        <w:bidi w:val="0"/>
+        <w:spacing w:before="0" w:after="283"/>
+        <w:jc w:val="left"/>
+        <w:rPr/>
+      </w:pPr>
+      <w:r>
+        <w:rPr>
+          <w:rStyle w:val="SourceText"/>
+        </w:rPr>
+        <w:t>variable "my_ip" {}</w:t>
+      </w:r>
+    </w:p>
+    <w:p>
+      <w:pPr>
+        <w:pStyle w:val="TextBody"/>
+        <w:bidi w:val="0"/>
+        <w:spacing w:lineRule="auto" w:line="276" w:before="0" w:after="140"/>
+        <w:jc w:val="left"/>
+        <w:rPr/>
+      </w:pPr>
+      <w:r>
+        <w:rPr>
+          <w:rStyle w:val="StrongEmphasis"/>
+        </w:rPr>
+        <w:t>Purpose:</w:t>
+      </w:r>
+      <w:r>
+        <w:rPr/>
+        <w:br/>
+        <w:t xml:space="preserve">Allows flexible deployments by reading environment-specific values from </w:t>
+      </w:r>
+      <w:r>
+        <w:rPr>
+          <w:rStyle w:val="SourceText"/>
+        </w:rPr>
+        <w:t>terraform.tfvars</w:t>
+      </w:r>
+      <w:r>
+        <w:rPr/>
+        <w:t>.</w:t>
+      </w:r>
+    </w:p>
+    <w:p>
+      <w:pPr>
+        <w:pStyle w:val="Heading3"/>
+        <w:bidi w:val="0"/>
+        <w:jc w:val="left"/>
+        <w:rPr/>
+      </w:pPr>
+      <w:bookmarkStart w:id="15" w:name="__RefHeading___Toc145_3886892697"/>
+      <w:bookmarkEnd w:id="15"/>
+      <w:r>
+        <w:rPr/>
+        <w:t xml:space="preserve">File: </w:t>
+      </w:r>
+      <w:r>
+        <w:rPr>
+          <w:rStyle w:val="SourceText"/>
+        </w:rPr>
+        <w:t>terraform.tfvars</w:t>
+      </w:r>
+    </w:p>
+    <w:p>
+      <w:pPr>
+        <w:pStyle w:val="TextBody"/>
+        <w:bidi w:val="0"/>
+        <w:spacing w:lineRule="auto" w:line="276" w:before="0" w:after="140"/>
+        <w:jc w:val="left"/>
+        <w:rPr/>
+      </w:pPr>
+      <w:r>
+        <w:rPr/>
+        <w:t>Create this file to store your environment-specific parameters.</w:t>
+        <w:br/>
+        <w:t xml:space="preserve">Do </w:t>
+      </w:r>
+      <w:r>
+        <w:rPr>
+          <w:rStyle w:val="StrongEmphasis"/>
+          <w:b w:val="false"/>
+          <w:bCs w:val="false"/>
+        </w:rPr>
+        <w:t>not</w:t>
+      </w:r>
+      <w:r>
+        <w:rPr/>
+        <w:t xml:space="preserve"> include secrets, and never commit this file to public repositories.</w:t>
+        <w:br/>
+        <w:t>Example fields to include:</w:t>
+      </w:r>
+    </w:p>
+    <w:p>
+      <w:pPr>
+        <w:pStyle w:val="PreformattedText"/>
+        <w:bidi w:val="0"/>
+        <w:spacing w:before="0" w:after="0"/>
+        <w:jc w:val="left"/>
+        <w:rPr/>
+      </w:pPr>
+      <w:r>
+        <w:rPr>
+          <w:rStyle w:val="SourceText"/>
+        </w:rPr>
+        <w:t>region              = "us-west-2"</w:t>
+      </w:r>
+    </w:p>
+    <w:p>
+      <w:pPr>
+        <w:pStyle w:val="PreformattedText"/>
+        <w:bidi w:val="0"/>
+        <w:spacing w:before="0" w:after="0"/>
+        <w:jc w:val="left"/>
+        <w:rPr/>
+      </w:pPr>
+      <w:r>
+        <w:rPr>
+          <w:rStyle w:val="SourceText"/>
+        </w:rPr>
+        <w:t>vpc_cidr            = "10.0.0.0/16"</w:t>
+      </w:r>
+    </w:p>
+    <w:p>
+      <w:pPr>
+        <w:pStyle w:val="PreformattedText"/>
+        <w:bidi w:val="0"/>
+        <w:spacing w:before="0" w:after="0"/>
+        <w:jc w:val="left"/>
+        <w:rPr/>
+      </w:pPr>
+      <w:r>
+        <w:rPr>
+          <w:rStyle w:val="SourceText"/>
+        </w:rPr>
+        <w:t>public_subnet_cidr  = "10.0.1.0/24"</w:t>
+      </w:r>
+    </w:p>
+    <w:p>
+      <w:pPr>
+        <w:pStyle w:val="PreformattedText"/>
+        <w:bidi w:val="0"/>
+        <w:spacing w:before="0" w:after="0"/>
+        <w:jc w:val="left"/>
+        <w:rPr/>
+      </w:pPr>
+      <w:r>
+        <w:rPr>
+          <w:rStyle w:val="SourceText"/>
+        </w:rPr>
+        <w:t>private_subnet_cidr = "10.0.2.0/24"</w:t>
+      </w:r>
+    </w:p>
+    <w:p>
+      <w:pPr>
+        <w:pStyle w:val="PreformattedText"/>
+        <w:bidi w:val="0"/>
+        <w:spacing w:before="0" w:after="0"/>
+        <w:jc w:val="left"/>
+        <w:rPr/>
+      </w:pPr>
+      <w:r>
+        <w:rPr>
+          <w:rStyle w:val="SourceText"/>
+        </w:rPr>
+        <w:t>az                  = "us-west-2a"</w:t>
+      </w:r>
+    </w:p>
+    <w:p>
+      <w:pPr>
+        <w:pStyle w:val="PreformattedText"/>
+        <w:bidi w:val="0"/>
+        <w:spacing w:before="0" w:after="0"/>
+        <w:jc w:val="left"/>
+        <w:rPr/>
+      </w:pPr>
+      <w:r>
+        <w:rPr>
+          <w:rStyle w:val="SourceText"/>
+        </w:rPr>
+        <w:t>env_tag             = "sandbox"</w:t>
+      </w:r>
+    </w:p>
+    <w:p>
+      <w:pPr>
+        <w:pStyle w:val="PreformattedText"/>
+        <w:bidi w:val="0"/>
+        <w:spacing w:before="0" w:after="0"/>
+        <w:jc w:val="left"/>
+        <w:rPr/>
+      </w:pPr>
+      <w:r>
+        <w:rPr>
+          <w:rStyle w:val="SourceText"/>
+        </w:rPr>
+        <w:t>key_name            = "your-keypair-name"</w:t>
+      </w:r>
+    </w:p>
+    <w:p>
+      <w:pPr>
+        <w:pStyle w:val="PreformattedText"/>
+        <w:bidi w:val="0"/>
+        <w:spacing w:before="0" w:after="0"/>
+        <w:jc w:val="left"/>
+        <w:rPr/>
+      </w:pPr>
+      <w:r>
+        <w:rPr>
+          <w:rStyle w:val="SourceText"/>
+        </w:rPr>
+        <w:t>instance_type       = "t3.micro"</w:t>
+      </w:r>
+    </w:p>
+    <w:p>
+      <w:pPr>
+        <w:pStyle w:val="PreformattedText"/>
+        <w:bidi w:val="0"/>
+        <w:spacing w:before="0" w:after="0"/>
+        <w:jc w:val="left"/>
+        <w:rPr/>
+      </w:pPr>
+      <w:r>
+        <w:rPr>
+          <w:rStyle w:val="SourceText"/>
+        </w:rPr>
+        <w:t>ami_owner           = "amazon"</w:t>
+      </w:r>
+    </w:p>
+    <w:p>
+      <w:pPr>
+        <w:pStyle w:val="PreformattedText"/>
+        <w:bidi w:val="0"/>
+        <w:spacing w:before="0" w:after="283"/>
+        <w:jc w:val="left"/>
+        <w:rPr/>
+      </w:pPr>
+      <w:r>
+        <w:rPr>
+          <w:rStyle w:val="SourceText"/>
+        </w:rPr>
+        <w:t>my_ip               = "your.public.ip.address/32"</w:t>
+      </w:r>
+    </w:p>
+    <w:p>
+      <w:pPr>
+        <w:pStyle w:val="Heading3"/>
+        <w:bidi w:val="0"/>
+        <w:jc w:val="left"/>
+        <w:rPr/>
+      </w:pPr>
+      <w:bookmarkStart w:id="16" w:name="__RefHeading___Toc147_3886892697"/>
+      <w:bookmarkEnd w:id="16"/>
+      <w:r>
+        <w:rPr/>
+        <w:t xml:space="preserve">File: </w:t>
+      </w:r>
+      <w:r>
+        <w:rPr>
+          <w:rStyle w:val="SourceText"/>
+        </w:rPr>
+        <w:t>outputs.tf</w:t>
+      </w:r>
+    </w:p>
+    <w:p>
+      <w:pPr>
+        <w:pStyle w:val="TextBody"/>
+        <w:bidi w:val="0"/>
+        <w:spacing w:lineRule="auto" w:line="276" w:before="0" w:after="140"/>
+        <w:jc w:val="left"/>
+        <w:rPr/>
+      </w:pPr>
+      <w:r>
+        <w:rPr/>
+        <w:t>Provides easy access to key resource IDs and connection details after provisioning.</w:t>
+      </w:r>
+    </w:p>
+    <w:p>
+      <w:pPr>
+        <w:pStyle w:val="PreformattedText"/>
+        <w:bidi w:val="0"/>
+        <w:spacing w:before="0" w:after="0"/>
+        <w:jc w:val="left"/>
+        <w:rPr/>
+      </w:pPr>
+      <w:r>
+        <w:rPr>
+          <w:rStyle w:val="SourceText"/>
+        </w:rPr>
+        <w:t>output "lb_public_ip" {</w:t>
+      </w:r>
+    </w:p>
+    <w:p>
+      <w:pPr>
+        <w:pStyle w:val="PreformattedText"/>
+        <w:bidi w:val="0"/>
+        <w:spacing w:before="0" w:after="0"/>
+        <w:jc w:val="left"/>
+        <w:rPr/>
+      </w:pPr>
+      <w:r>
+        <w:rPr>
+          <w:rStyle w:val="SourceText"/>
+        </w:rPr>
         <w:t xml:space="preserve">  </w:t>
       </w:r>
       <w:r>
         <w:rPr>
           <w:rStyle w:val="SourceText"/>
         </w:rPr>
-        <w:t>required_version = "&gt;= 1.3.0"</w:t>
+        <w:t>description = "Public IP of the NGINX load balancer"</w:t>
       </w:r>
     </w:p>
     <w:p>
@@ -3831,7 +4033,7 @@
         <w:rPr>
           <w:rStyle w:val="SourceText"/>
         </w:rPr>
-        <w:t>required_providers {</w:t>
+        <w:t>value       = module.ec2.lb_public_ip</w:t>
       </w:r>
     </w:p>
     <w:p>
@@ -3846,13 +4048,7 @@
         <w:rPr>
           <w:rStyle w:val="SourceText"/>
         </w:rPr>
-        <w:t xml:space="preserve">    </w:t>
-      </w:r>
-      <w:r>
-        <w:rPr>
-          <w:rStyle w:val="SourceText"/>
-        </w:rPr>
-        <w:t>aws = {</w:t>
+        <w:t>}</w:t>
       </w:r>
     </w:p>
     <w:p>
@@ -3864,16 +4060,7 @@
         <w:rPr/>
       </w:pPr>
       <w:r>
-        <w:rPr>
-          <w:rStyle w:val="SourceText"/>
-        </w:rPr>
-        <w:t xml:space="preserve">      </w:t>
-      </w:r>
-      <w:r>
-        <w:rPr>
-          <w:rStyle w:val="SourceText"/>
-        </w:rPr>
-        <w:t>source  = "hashicorp/aws"</w:t>
+        <w:rPr/>
       </w:r>
     </w:p>
     <w:p>
@@ -3888,13 +4075,7 @@
         <w:rPr>
           <w:rStyle w:val="SourceText"/>
         </w:rPr>
-        <w:t xml:space="preserve">      </w:t>
-      </w:r>
-      <w:r>
-        <w:rPr>
-          <w:rStyle w:val="SourceText"/>
-        </w:rPr>
-        <w:t>version = "&gt;= 4.0"</w:t>
+        <w:t>output "backend_private_ips" {</w:t>
       </w:r>
     </w:p>
     <w:p>
@@ -3909,13 +4090,13 @@
         <w:rPr>
           <w:rStyle w:val="SourceText"/>
         </w:rPr>
-        <w:t xml:space="preserve">    </w:t>
-      </w:r>
-      <w:r>
-        <w:rPr>
-          <w:rStyle w:val="SourceText"/>
-        </w:rPr>
-        <w:t>}</w:t>
+        <w:t xml:space="preserve">  </w:t>
+      </w:r>
+      <w:r>
+        <w:rPr>
+          <w:rStyle w:val="SourceText"/>
+        </w:rPr>
+        <w:t>description = "Private IPs of backend servers"</w:t>
       </w:r>
     </w:p>
     <w:p>
@@ -3936,91 +4117,7 @@
         <w:rPr>
           <w:rStyle w:val="SourceText"/>
         </w:rPr>
-        <w:t>}</w:t>
-      </w:r>
-    </w:p>
-    <w:p>
-      <w:pPr>
-        <w:pStyle w:val="PreformattedText"/>
-        <w:bidi w:val="0"/>
-        <w:spacing w:before="0" w:after="0"/>
-        <w:jc w:val="left"/>
-        <w:rPr/>
-      </w:pPr>
-      <w:r>
-        <w:rPr>
-          <w:rStyle w:val="SourceText"/>
-        </w:rPr>
-        <w:t>}</w:t>
-      </w:r>
-    </w:p>
-    <w:p>
-      <w:pPr>
-        <w:pStyle w:val="PreformattedText"/>
-        <w:bidi w:val="0"/>
-        <w:spacing w:before="0" w:after="0"/>
-        <w:jc w:val="left"/>
-        <w:rPr/>
-      </w:pPr>
-      <w:r>
-        <w:rPr/>
-      </w:r>
-    </w:p>
-    <w:p>
-      <w:pPr>
-        <w:pStyle w:val="PreformattedText"/>
-        <w:bidi w:val="0"/>
-        <w:spacing w:before="0" w:after="0"/>
-        <w:jc w:val="left"/>
-        <w:rPr/>
-      </w:pPr>
-      <w:r>
-        <w:rPr>
-          <w:rStyle w:val="SourceText"/>
-        </w:rPr>
-        <w:t>provider "aws" {</w:t>
-      </w:r>
-    </w:p>
-    <w:p>
-      <w:pPr>
-        <w:pStyle w:val="PreformattedText"/>
-        <w:bidi w:val="0"/>
-        <w:spacing w:before="0" w:after="0"/>
-        <w:jc w:val="left"/>
-        <w:rPr/>
-      </w:pPr>
-      <w:r>
-        <w:rPr>
-          <w:rStyle w:val="SourceText"/>
-        </w:rPr>
-        <w:t xml:space="preserve">  </w:t>
-      </w:r>
-      <w:r>
-        <w:rPr>
-          <w:rStyle w:val="SourceText"/>
-        </w:rPr>
-        <w:t>region  = var.region</w:t>
-      </w:r>
-    </w:p>
-    <w:p>
-      <w:pPr>
-        <w:pStyle w:val="PreformattedText"/>
-        <w:bidi w:val="0"/>
-        <w:spacing w:before="0" w:after="0"/>
-        <w:jc w:val="left"/>
-        <w:rPr/>
-      </w:pPr>
-      <w:r>
-        <w:rPr>
-          <w:rStyle w:val="SourceText"/>
-        </w:rPr>
-        <w:t xml:space="preserve">  </w:t>
-      </w:r>
-      <w:r>
-        <w:rPr>
-          <w:rStyle w:val="SourceText"/>
-        </w:rPr>
-        <w:t>profile = "default"</w:t>
+        <w:t>value       = module.ec2.backend_private_ips</w:t>
       </w:r>
     </w:p>
     <w:p>
@@ -4071,7 +4168,7 @@
       </w:pPr>
       <w:r>
         <w:rPr/>
-        <w:t>Ensures you use compatible Terraform and AWS provider versions.</w:t>
+        <w:t>Makes it easy to reference deployed resources directly after apply.</w:t>
       </w:r>
     </w:p>
     <w:p>
@@ -4092,28 +4189,40 @@
       </w:pPr>
       <w:r>
         <w:rPr/>
-        <w:t>Loads credentials from the default AWS CLI profile.</w:t>
-      </w:r>
-    </w:p>
-    <w:p>
-      <w:pPr>
-        <w:pStyle w:val="TextBody"/>
-        <w:numPr>
-          <w:ilvl w:val="0"/>
-          <w:numId w:val="11"/>
-        </w:numPr>
-        <w:tabs>
-          <w:tab w:val="clear" w:pos="709"/>
-          <w:tab w:val="left" w:pos="709" w:leader="none"/>
-        </w:tabs>
-        <w:bidi w:val="0"/>
-        <w:ind w:left="709" w:hanging="283"/>
-        <w:jc w:val="left"/>
-        <w:rPr/>
-      </w:pPr>
-      <w:r>
-        <w:rPr/>
-        <w:t>Sets the region dynamically using a variable.</w:t>
+        <w:t>Supports future integration with other tools or pipelines.</w:t>
+      </w:r>
+    </w:p>
+    <w:p>
+      <w:pPr>
+        <w:pStyle w:val="Heading2"/>
+        <w:bidi w:val="0"/>
+        <w:jc w:val="left"/>
+        <w:rPr/>
+      </w:pPr>
+      <w:bookmarkStart w:id="17" w:name="__RefHeading___Toc149_3886892697"/>
+      <w:bookmarkEnd w:id="17"/>
+      <w:r>
+        <w:rPr/>
+        <w:t xml:space="preserve">3. </w:t>
+      </w:r>
+      <w:r>
+        <w:rPr/>
+        <w:t>Module Implementation</w:t>
+      </w:r>
+    </w:p>
+    <w:p>
+      <w:pPr>
+        <w:pStyle w:val="Normal"/>
+        <w:bidi w:val="0"/>
+        <w:jc w:val="left"/>
+        <w:rPr/>
+      </w:pPr>
+      <w:r>
+        <w:rPr>
+          <w:rStyle w:val="SourceText"/>
+          <w:rFonts w:ascii="Liberation Serif" w:hAnsi="Liberation Serif"/>
+        </w:rPr>
+        <w:t>You can refer to the code of the respective modules inside the repository.</w:t>
       </w:r>
     </w:p>
     <w:p>
@@ -4123,17 +4232,13 @@
         <w:jc w:val="left"/>
         <w:rPr/>
       </w:pPr>
-      <w:bookmarkStart w:id="15" w:name="__RefHeading___Toc143_3886892697"/>
-      <w:bookmarkEnd w:id="15"/>
-      <w:r>
-        <w:rPr/>
-        <w:t xml:space="preserve">File: </w:t>
-      </w:r>
-      <w:r>
-        <w:rPr>
-          <w:rStyle w:val="SourceText"/>
-        </w:rPr>
-        <w:t>variables.tf</w:t>
+      <w:bookmarkStart w:id="18" w:name="__RefHeading___Toc151_3886892697"/>
+      <w:bookmarkEnd w:id="18"/>
+      <w:r>
+        <w:rPr>
+          <w:rStyle w:val="SourceText"/>
+        </w:rPr>
+        <w:t>modules/network</w:t>
       </w:r>
     </w:p>
     <w:p>
@@ -4145,158 +4250,14 @@
         <w:rPr/>
       </w:pPr>
       <w:r>
-        <w:rPr/>
-        <w:t>Defines all top-level configurable inputs. Example contents:</w:t>
-      </w:r>
-    </w:p>
-    <w:p>
-      <w:pPr>
-        <w:pStyle w:val="PreformattedText"/>
-        <w:bidi w:val="0"/>
-        <w:spacing w:before="0" w:after="0"/>
-        <w:jc w:val="left"/>
-        <w:rPr/>
-      </w:pPr>
-      <w:r>
-        <w:rPr>
-          <w:rStyle w:val="SourceText"/>
-        </w:rPr>
-        <w:t>variable "region" {}</w:t>
-      </w:r>
-    </w:p>
-    <w:p>
-      <w:pPr>
-        <w:pStyle w:val="PreformattedText"/>
-        <w:bidi w:val="0"/>
-        <w:spacing w:before="0" w:after="0"/>
-        <w:jc w:val="left"/>
-        <w:rPr/>
-      </w:pPr>
-      <w:r>
-        <w:rPr>
-          <w:rStyle w:val="SourceText"/>
-        </w:rPr>
-        <w:t>variable "vpc_cidr" {}</w:t>
-      </w:r>
-    </w:p>
-    <w:p>
-      <w:pPr>
-        <w:pStyle w:val="PreformattedText"/>
-        <w:bidi w:val="0"/>
-        <w:spacing w:before="0" w:after="0"/>
-        <w:jc w:val="left"/>
-        <w:rPr/>
-      </w:pPr>
-      <w:r>
-        <w:rPr>
-          <w:rStyle w:val="SourceText"/>
-        </w:rPr>
-        <w:t>variable "public_subnet_cidr" {}</w:t>
-      </w:r>
-    </w:p>
-    <w:p>
-      <w:pPr>
-        <w:pStyle w:val="PreformattedText"/>
-        <w:bidi w:val="0"/>
-        <w:spacing w:before="0" w:after="0"/>
-        <w:jc w:val="left"/>
-        <w:rPr/>
-      </w:pPr>
-      <w:r>
-        <w:rPr>
-          <w:rStyle w:val="SourceText"/>
-        </w:rPr>
-        <w:t>variable "private_subnet_cidr" {}</w:t>
-      </w:r>
-    </w:p>
-    <w:p>
-      <w:pPr>
-        <w:pStyle w:val="PreformattedText"/>
-        <w:bidi w:val="0"/>
-        <w:spacing w:before="0" w:after="0"/>
-        <w:jc w:val="left"/>
-        <w:rPr/>
-      </w:pPr>
-      <w:r>
-        <w:rPr>
-          <w:rStyle w:val="SourceText"/>
-        </w:rPr>
-        <w:t>variable "az" {}</w:t>
-      </w:r>
-    </w:p>
-    <w:p>
-      <w:pPr>
-        <w:pStyle w:val="PreformattedText"/>
-        <w:bidi w:val="0"/>
-        <w:spacing w:before="0" w:after="0"/>
-        <w:jc w:val="left"/>
-        <w:rPr/>
-      </w:pPr>
-      <w:r>
-        <w:rPr>
-          <w:rStyle w:val="SourceText"/>
-        </w:rPr>
-        <w:t>variable "env_tag" {}</w:t>
-      </w:r>
-    </w:p>
-    <w:p>
-      <w:pPr>
-        <w:pStyle w:val="PreformattedText"/>
-        <w:bidi w:val="0"/>
-        <w:spacing w:before="0" w:after="0"/>
-        <w:jc w:val="left"/>
-        <w:rPr/>
-      </w:pPr>
-      <w:r>
-        <w:rPr>
-          <w:rStyle w:val="SourceText"/>
-        </w:rPr>
-        <w:t>variable "key_name" {}</w:t>
-      </w:r>
-    </w:p>
-    <w:p>
-      <w:pPr>
-        <w:pStyle w:val="PreformattedText"/>
-        <w:bidi w:val="0"/>
-        <w:spacing w:before="0" w:after="0"/>
-        <w:jc w:val="left"/>
-        <w:rPr/>
-      </w:pPr>
-      <w:r>
-        <w:rPr>
-          <w:rStyle w:val="SourceText"/>
-        </w:rPr>
-        <w:t>variable "instance_type" {}</w:t>
-      </w:r>
-    </w:p>
-    <w:p>
-      <w:pPr>
-        <w:pStyle w:val="PreformattedText"/>
-        <w:bidi w:val="0"/>
-        <w:spacing w:before="0" w:after="0"/>
-        <w:jc w:val="left"/>
-        <w:rPr/>
-      </w:pPr>
-      <w:r>
-        <w:rPr>
-          <w:rStyle w:val="SourceText"/>
-        </w:rPr>
-        <w:t>variable "ami_owner" {}</w:t>
-      </w:r>
-    </w:p>
-    <w:p>
-      <w:pPr>
-        <w:pStyle w:val="PreformattedText"/>
-        <w:bidi w:val="0"/>
-        <w:spacing w:before="0" w:after="283"/>
-        <w:jc w:val="left"/>
-        <w:rPr/>
-      </w:pPr>
-      <w:r>
-        <w:rPr>
-          <w:rStyle w:val="SourceText"/>
-        </w:rPr>
-        <w:t>variable "my_ip" {}</w:t>
+        <w:rPr>
+          <w:rStyle w:val="StrongEmphasis"/>
+        </w:rPr>
+        <w:t>Purpose:</w:t>
+      </w:r>
+      <w:r>
+        <w:rPr/>
+        <w:t xml:space="preserve"> Build all networking components.</w:t>
       </w:r>
     </w:p>
     <w:p>
@@ -4308,428 +4269,8 @@
         <w:rPr/>
       </w:pPr>
       <w:r>
-        <w:rPr>
-          <w:rStyle w:val="StrongEmphasis"/>
-        </w:rPr>
-        <w:t>Purpose:</w:t>
-      </w:r>
-      <w:r>
-        <w:rPr/>
-        <w:br/>
-        <w:t xml:space="preserve">Allows flexible deployments by reading environment-specific values from </w:t>
-      </w:r>
-      <w:r>
-        <w:rPr>
-          <w:rStyle w:val="SourceText"/>
-        </w:rPr>
-        <w:t>terraform.tfvars</w:t>
-      </w:r>
-      <w:r>
-        <w:rPr/>
-        <w:t>.</w:t>
-      </w:r>
-    </w:p>
-    <w:p>
-      <w:pPr>
-        <w:pStyle w:val="Heading3"/>
-        <w:bidi w:val="0"/>
-        <w:jc w:val="left"/>
-        <w:rPr/>
-      </w:pPr>
-      <w:bookmarkStart w:id="16" w:name="__RefHeading___Toc145_3886892697"/>
-      <w:bookmarkEnd w:id="16"/>
-      <w:r>
-        <w:rPr/>
-        <w:t xml:space="preserve">File: </w:t>
-      </w:r>
-      <w:r>
-        <w:rPr>
-          <w:rStyle w:val="SourceText"/>
-        </w:rPr>
-        <w:t>terraform.tfvars</w:t>
-      </w:r>
-    </w:p>
-    <w:p>
-      <w:pPr>
-        <w:pStyle w:val="TextBody"/>
-        <w:bidi w:val="0"/>
-        <w:spacing w:lineRule="auto" w:line="276" w:before="0" w:after="140"/>
-        <w:jc w:val="left"/>
-        <w:rPr/>
-      </w:pPr>
-      <w:r>
-        <w:rPr/>
-        <w:t>Create this file to store your environment-specific parameters.</w:t>
-        <w:br/>
-        <w:t xml:space="preserve">Do </w:t>
-      </w:r>
-      <w:r>
-        <w:rPr>
-          <w:rStyle w:val="StrongEmphasis"/>
-          <w:b w:val="false"/>
-          <w:bCs w:val="false"/>
-        </w:rPr>
-        <w:t>not</w:t>
-      </w:r>
-      <w:r>
-        <w:rPr/>
-        <w:t xml:space="preserve"> include secrets, and never commit this file to public repositories.</w:t>
-        <w:br/>
-        <w:t>Example fields to include:</w:t>
-      </w:r>
-    </w:p>
-    <w:p>
-      <w:pPr>
-        <w:pStyle w:val="PreformattedText"/>
-        <w:bidi w:val="0"/>
-        <w:spacing w:before="0" w:after="0"/>
-        <w:jc w:val="left"/>
-        <w:rPr/>
-      </w:pPr>
-      <w:r>
-        <w:rPr>
-          <w:rStyle w:val="SourceText"/>
-        </w:rPr>
-        <w:t>region              = "us-west-2"</w:t>
-      </w:r>
-    </w:p>
-    <w:p>
-      <w:pPr>
-        <w:pStyle w:val="PreformattedText"/>
-        <w:bidi w:val="0"/>
-        <w:spacing w:before="0" w:after="0"/>
-        <w:jc w:val="left"/>
-        <w:rPr/>
-      </w:pPr>
-      <w:r>
-        <w:rPr>
-          <w:rStyle w:val="SourceText"/>
-        </w:rPr>
-        <w:t>vpc_cidr            = "10.0.0.0/16"</w:t>
-      </w:r>
-    </w:p>
-    <w:p>
-      <w:pPr>
-        <w:pStyle w:val="PreformattedText"/>
-        <w:bidi w:val="0"/>
-        <w:spacing w:before="0" w:after="0"/>
-        <w:jc w:val="left"/>
-        <w:rPr/>
-      </w:pPr>
-      <w:r>
-        <w:rPr>
-          <w:rStyle w:val="SourceText"/>
-        </w:rPr>
-        <w:t>public_subnet_cidr  = "10.0.1.0/24"</w:t>
-      </w:r>
-    </w:p>
-    <w:p>
-      <w:pPr>
-        <w:pStyle w:val="PreformattedText"/>
-        <w:bidi w:val="0"/>
-        <w:spacing w:before="0" w:after="0"/>
-        <w:jc w:val="left"/>
-        <w:rPr/>
-      </w:pPr>
-      <w:r>
-        <w:rPr>
-          <w:rStyle w:val="SourceText"/>
-        </w:rPr>
-        <w:t>private_subnet_cidr = "10.0.2.0/24"</w:t>
-      </w:r>
-    </w:p>
-    <w:p>
-      <w:pPr>
-        <w:pStyle w:val="PreformattedText"/>
-        <w:bidi w:val="0"/>
-        <w:spacing w:before="0" w:after="0"/>
-        <w:jc w:val="left"/>
-        <w:rPr/>
-      </w:pPr>
-      <w:r>
-        <w:rPr>
-          <w:rStyle w:val="SourceText"/>
-        </w:rPr>
-        <w:t>az                  = "us-west-2a"</w:t>
-      </w:r>
-    </w:p>
-    <w:p>
-      <w:pPr>
-        <w:pStyle w:val="PreformattedText"/>
-        <w:bidi w:val="0"/>
-        <w:spacing w:before="0" w:after="0"/>
-        <w:jc w:val="left"/>
-        <w:rPr/>
-      </w:pPr>
-      <w:r>
-        <w:rPr>
-          <w:rStyle w:val="SourceText"/>
-        </w:rPr>
-        <w:t>env_tag             = "sandbox"</w:t>
-      </w:r>
-    </w:p>
-    <w:p>
-      <w:pPr>
-        <w:pStyle w:val="PreformattedText"/>
-        <w:bidi w:val="0"/>
-        <w:spacing w:before="0" w:after="0"/>
-        <w:jc w:val="left"/>
-        <w:rPr/>
-      </w:pPr>
-      <w:r>
-        <w:rPr>
-          <w:rStyle w:val="SourceText"/>
-        </w:rPr>
-        <w:t>key_name            = "your-keypair-name"</w:t>
-      </w:r>
-    </w:p>
-    <w:p>
-      <w:pPr>
-        <w:pStyle w:val="PreformattedText"/>
-        <w:bidi w:val="0"/>
-        <w:spacing w:before="0" w:after="0"/>
-        <w:jc w:val="left"/>
-        <w:rPr/>
-      </w:pPr>
-      <w:r>
-        <w:rPr>
-          <w:rStyle w:val="SourceText"/>
-        </w:rPr>
-        <w:t>instance_type       = "t3.micro"</w:t>
-      </w:r>
-    </w:p>
-    <w:p>
-      <w:pPr>
-        <w:pStyle w:val="PreformattedText"/>
-        <w:bidi w:val="0"/>
-        <w:spacing w:before="0" w:after="0"/>
-        <w:jc w:val="left"/>
-        <w:rPr/>
-      </w:pPr>
-      <w:r>
-        <w:rPr>
-          <w:rStyle w:val="SourceText"/>
-        </w:rPr>
-        <w:t>ami_owner           = "amazon"</w:t>
-      </w:r>
-    </w:p>
-    <w:p>
-      <w:pPr>
-        <w:pStyle w:val="PreformattedText"/>
-        <w:bidi w:val="0"/>
-        <w:spacing w:before="0" w:after="283"/>
-        <w:jc w:val="left"/>
-        <w:rPr/>
-      </w:pPr>
-      <w:r>
-        <w:rPr>
-          <w:rStyle w:val="SourceText"/>
-        </w:rPr>
-        <w:t>my_ip               = "your.public.ip.address/32"</w:t>
-      </w:r>
-    </w:p>
-    <w:p>
-      <w:pPr>
-        <w:pStyle w:val="Heading3"/>
-        <w:bidi w:val="0"/>
-        <w:jc w:val="left"/>
-        <w:rPr/>
-      </w:pPr>
-      <w:bookmarkStart w:id="17" w:name="__RefHeading___Toc147_3886892697"/>
-      <w:bookmarkEnd w:id="17"/>
-      <w:r>
-        <w:rPr/>
-        <w:t xml:space="preserve">File: </w:t>
-      </w:r>
-      <w:r>
-        <w:rPr>
-          <w:rStyle w:val="SourceText"/>
-        </w:rPr>
-        <w:t>outputs.tf</w:t>
-      </w:r>
-    </w:p>
-    <w:p>
-      <w:pPr>
-        <w:pStyle w:val="TextBody"/>
-        <w:bidi w:val="0"/>
-        <w:spacing w:lineRule="auto" w:line="276" w:before="0" w:after="140"/>
-        <w:jc w:val="left"/>
-        <w:rPr/>
-      </w:pPr>
-      <w:r>
-        <w:rPr/>
-        <w:t>Provides easy access to key resource IDs and connection details after provisioning.</w:t>
-      </w:r>
-    </w:p>
-    <w:p>
-      <w:pPr>
-        <w:pStyle w:val="PreformattedText"/>
-        <w:bidi w:val="0"/>
-        <w:spacing w:before="0" w:after="0"/>
-        <w:jc w:val="left"/>
-        <w:rPr/>
-      </w:pPr>
-      <w:r>
-        <w:rPr>
-          <w:rStyle w:val="SourceText"/>
-        </w:rPr>
-        <w:t>output "lb_public_ip" {</w:t>
-      </w:r>
-    </w:p>
-    <w:p>
-      <w:pPr>
-        <w:pStyle w:val="PreformattedText"/>
-        <w:bidi w:val="0"/>
-        <w:spacing w:before="0" w:after="0"/>
-        <w:jc w:val="left"/>
-        <w:rPr/>
-      </w:pPr>
-      <w:r>
-        <w:rPr>
-          <w:rStyle w:val="SourceText"/>
-        </w:rPr>
-        <w:t xml:space="preserve">  </w:t>
-      </w:r>
-      <w:r>
-        <w:rPr>
-          <w:rStyle w:val="SourceText"/>
-        </w:rPr>
-        <w:t>description = "Public IP of the NGINX load balancer"</w:t>
-      </w:r>
-    </w:p>
-    <w:p>
-      <w:pPr>
-        <w:pStyle w:val="PreformattedText"/>
-        <w:bidi w:val="0"/>
-        <w:spacing w:before="0" w:after="0"/>
-        <w:jc w:val="left"/>
-        <w:rPr/>
-      </w:pPr>
-      <w:r>
-        <w:rPr>
-          <w:rStyle w:val="SourceText"/>
-        </w:rPr>
-        <w:t xml:space="preserve">  </w:t>
-      </w:r>
-      <w:r>
-        <w:rPr>
-          <w:rStyle w:val="SourceText"/>
-        </w:rPr>
-        <w:t>value       = module.ec2.lb_public_ip</w:t>
-      </w:r>
-    </w:p>
-    <w:p>
-      <w:pPr>
-        <w:pStyle w:val="PreformattedText"/>
-        <w:bidi w:val="0"/>
-        <w:spacing w:before="0" w:after="0"/>
-        <w:jc w:val="left"/>
-        <w:rPr/>
-      </w:pPr>
-      <w:r>
-        <w:rPr>
-          <w:rStyle w:val="SourceText"/>
-        </w:rPr>
-        <w:t>}</w:t>
-      </w:r>
-    </w:p>
-    <w:p>
-      <w:pPr>
-        <w:pStyle w:val="PreformattedText"/>
-        <w:bidi w:val="0"/>
-        <w:spacing w:before="0" w:after="0"/>
-        <w:jc w:val="left"/>
-        <w:rPr/>
-      </w:pPr>
-      <w:r>
-        <w:rPr/>
-      </w:r>
-    </w:p>
-    <w:p>
-      <w:pPr>
-        <w:pStyle w:val="PreformattedText"/>
-        <w:bidi w:val="0"/>
-        <w:spacing w:before="0" w:after="0"/>
-        <w:jc w:val="left"/>
-        <w:rPr/>
-      </w:pPr>
-      <w:r>
-        <w:rPr>
-          <w:rStyle w:val="SourceText"/>
-        </w:rPr>
-        <w:t>output "backend_private_ips" {</w:t>
-      </w:r>
-    </w:p>
-    <w:p>
-      <w:pPr>
-        <w:pStyle w:val="PreformattedText"/>
-        <w:bidi w:val="0"/>
-        <w:spacing w:before="0" w:after="0"/>
-        <w:jc w:val="left"/>
-        <w:rPr/>
-      </w:pPr>
-      <w:r>
-        <w:rPr>
-          <w:rStyle w:val="SourceText"/>
-        </w:rPr>
-        <w:t xml:space="preserve">  </w:t>
-      </w:r>
-      <w:r>
-        <w:rPr>
-          <w:rStyle w:val="SourceText"/>
-        </w:rPr>
-        <w:t>description = "Private IPs of backend servers"</w:t>
-      </w:r>
-    </w:p>
-    <w:p>
-      <w:pPr>
-        <w:pStyle w:val="PreformattedText"/>
-        <w:bidi w:val="0"/>
-        <w:spacing w:before="0" w:after="0"/>
-        <w:jc w:val="left"/>
-        <w:rPr/>
-      </w:pPr>
-      <w:r>
-        <w:rPr>
-          <w:rStyle w:val="SourceText"/>
-        </w:rPr>
-        <w:t xml:space="preserve">  </w:t>
-      </w:r>
-      <w:r>
-        <w:rPr>
-          <w:rStyle w:val="SourceText"/>
-        </w:rPr>
-        <w:t>value       = module.ec2.backend_private_ips</w:t>
-      </w:r>
-    </w:p>
-    <w:p>
-      <w:pPr>
-        <w:pStyle w:val="PreformattedText"/>
-        <w:bidi w:val="0"/>
-        <w:spacing w:before="0" w:after="283"/>
-        <w:jc w:val="left"/>
-        <w:rPr/>
-      </w:pPr>
-      <w:r>
-        <w:rPr>
-          <w:rStyle w:val="SourceText"/>
-        </w:rPr>
-        <w:t>}</w:t>
-      </w:r>
-    </w:p>
-    <w:p>
-      <w:pPr>
-        <w:pStyle w:val="TextBody"/>
-        <w:bidi w:val="0"/>
-        <w:spacing w:lineRule="auto" w:line="276" w:before="0" w:after="140"/>
-        <w:jc w:val="left"/>
-        <w:rPr/>
-      </w:pPr>
-      <w:r>
-        <w:rPr>
-          <w:rStyle w:val="StrongEmphasis"/>
-        </w:rPr>
-        <w:t>Purpose:</w:t>
+        <w:rPr/>
+        <w:t>Creates:</w:t>
       </w:r>
     </w:p>
     <w:p>
@@ -4750,7 +4291,7 @@
       </w:pPr>
       <w:r>
         <w:rPr/>
-        <w:t>Makes it easy to reference deployed resources directly after apply.</w:t>
+        <w:t>VPC</w:t>
       </w:r>
     </w:p>
     <w:p>
@@ -4771,88 +4312,82 @@
       </w:pPr>
       <w:r>
         <w:rPr/>
-        <w:t>Supports future integration with other tools or pipelines.</w:t>
-      </w:r>
-    </w:p>
-    <w:p>
-      <w:pPr>
-        <w:pStyle w:val="Heading2"/>
-        <w:bidi w:val="0"/>
-        <w:jc w:val="left"/>
-        <w:rPr/>
-      </w:pPr>
-      <w:bookmarkStart w:id="18" w:name="__RefHeading___Toc149_3886892697"/>
-      <w:bookmarkEnd w:id="18"/>
-      <w:r>
-        <w:rPr/>
-        <w:t xml:space="preserve">3. </w:t>
-      </w:r>
-      <w:r>
-        <w:rPr/>
-        <w:t>Module Implementation</w:t>
-      </w:r>
-    </w:p>
-    <w:p>
-      <w:pPr>
-        <w:pStyle w:val="Normal"/>
-        <w:bidi w:val="0"/>
-        <w:jc w:val="left"/>
-        <w:rPr/>
-      </w:pPr>
-      <w:r>
-        <w:rPr>
-          <w:rStyle w:val="SourceText"/>
-          <w:rFonts w:ascii="Liberation Serif" w:hAnsi="Liberation Serif"/>
-        </w:rPr>
-        <w:t>You can refer to the code of the respective modules inside the repository.</w:t>
-      </w:r>
-    </w:p>
-    <w:p>
-      <w:pPr>
-        <w:pStyle w:val="Heading3"/>
-        <w:bidi w:val="0"/>
-        <w:jc w:val="left"/>
-        <w:rPr/>
-      </w:pPr>
-      <w:bookmarkStart w:id="19" w:name="__RefHeading___Toc151_3886892697"/>
-      <w:bookmarkEnd w:id="19"/>
-      <w:r>
-        <w:rPr>
-          <w:rStyle w:val="SourceText"/>
-        </w:rPr>
-        <w:t>modules/network</w:t>
-      </w:r>
-    </w:p>
-    <w:p>
-      <w:pPr>
-        <w:pStyle w:val="TextBody"/>
-        <w:bidi w:val="0"/>
-        <w:spacing w:lineRule="auto" w:line="276" w:before="0" w:after="140"/>
-        <w:jc w:val="left"/>
-        <w:rPr/>
-      </w:pPr>
-      <w:r>
-        <w:rPr>
-          <w:rStyle w:val="StrongEmphasis"/>
-        </w:rPr>
-        <w:t>Purpose:</w:t>
-      </w:r>
-      <w:r>
-        <w:rPr/>
-        <w:t xml:space="preserve"> Build all networking components.</w:t>
-      </w:r>
-    </w:p>
-    <w:p>
-      <w:pPr>
-        <w:pStyle w:val="TextBody"/>
-        <w:bidi w:val="0"/>
-        <w:spacing w:lineRule="auto" w:line="276" w:before="0" w:after="140"/>
-        <w:jc w:val="left"/>
-        <w:rPr/>
-      </w:pPr>
-      <w:r>
-        <w:rPr/>
-        <w:t>Creates:</w:t>
+        <w:t>One public and one private subnet</w:t>
+      </w:r>
+    </w:p>
+    <w:p>
+      <w:pPr>
+        <w:pStyle w:val="TextBody"/>
+        <w:numPr>
+          <w:ilvl w:val="0"/>
+          <w:numId w:val="12"/>
+        </w:numPr>
+        <w:tabs>
+          <w:tab w:val="clear" w:pos="709"/>
+          <w:tab w:val="left" w:pos="709" w:leader="none"/>
+        </w:tabs>
+        <w:bidi w:val="0"/>
+        <w:ind w:left="709" w:hanging="283"/>
+        <w:jc w:val="left"/>
+        <w:rPr/>
+      </w:pPr>
+      <w:r>
+        <w:rPr/>
+        <w:t>Internet Gateway</w:t>
+      </w:r>
+    </w:p>
+    <w:p>
+      <w:pPr>
+        <w:pStyle w:val="TextBody"/>
+        <w:numPr>
+          <w:ilvl w:val="0"/>
+          <w:numId w:val="12"/>
+        </w:numPr>
+        <w:tabs>
+          <w:tab w:val="clear" w:pos="709"/>
+          <w:tab w:val="left" w:pos="709" w:leader="none"/>
+        </w:tabs>
+        <w:bidi w:val="0"/>
+        <w:ind w:left="709" w:hanging="283"/>
+        <w:jc w:val="left"/>
+        <w:rPr/>
+      </w:pPr>
+      <w:r>
+        <w:rPr/>
+        <w:t>NAT Gateway (with EIP)</w:t>
+      </w:r>
+    </w:p>
+    <w:p>
+      <w:pPr>
+        <w:pStyle w:val="TextBody"/>
+        <w:numPr>
+          <w:ilvl w:val="0"/>
+          <w:numId w:val="12"/>
+        </w:numPr>
+        <w:tabs>
+          <w:tab w:val="clear" w:pos="709"/>
+          <w:tab w:val="left" w:pos="709" w:leader="none"/>
+        </w:tabs>
+        <w:bidi w:val="0"/>
+        <w:ind w:left="709" w:hanging="283"/>
+        <w:jc w:val="left"/>
+        <w:rPr/>
+      </w:pPr>
+      <w:r>
+        <w:rPr/>
+        <w:t>Route tables and associations</w:t>
+      </w:r>
+    </w:p>
+    <w:p>
+      <w:pPr>
+        <w:pStyle w:val="TextBody"/>
+        <w:bidi w:val="0"/>
+        <w:jc w:val="left"/>
+        <w:rPr/>
+      </w:pPr>
+      <w:r>
+        <w:rPr/>
+        <w:t>Outputs:</w:t>
       </w:r>
     </w:p>
     <w:p>
@@ -4872,104 +4407,127 @@
         <w:rPr/>
       </w:pPr>
       <w:r>
-        <w:rPr/>
-        <w:t>VPC</w:t>
-      </w:r>
-    </w:p>
-    <w:p>
-      <w:pPr>
-        <w:pStyle w:val="TextBody"/>
-        <w:numPr>
-          <w:ilvl w:val="0"/>
-          <w:numId w:val="13"/>
-        </w:numPr>
-        <w:tabs>
-          <w:tab w:val="clear" w:pos="709"/>
-          <w:tab w:val="left" w:pos="709" w:leader="none"/>
-        </w:tabs>
-        <w:bidi w:val="0"/>
-        <w:ind w:left="709" w:hanging="283"/>
-        <w:jc w:val="left"/>
-        <w:rPr/>
-      </w:pPr>
-      <w:r>
-        <w:rPr/>
-        <w:t>One public and one private subnet</w:t>
-      </w:r>
-    </w:p>
-    <w:p>
-      <w:pPr>
-        <w:pStyle w:val="TextBody"/>
-        <w:numPr>
-          <w:ilvl w:val="0"/>
-          <w:numId w:val="13"/>
-        </w:numPr>
-        <w:tabs>
-          <w:tab w:val="clear" w:pos="709"/>
-          <w:tab w:val="left" w:pos="709" w:leader="none"/>
-        </w:tabs>
-        <w:bidi w:val="0"/>
-        <w:ind w:left="709" w:hanging="283"/>
-        <w:jc w:val="left"/>
-        <w:rPr/>
-      </w:pPr>
-      <w:r>
-        <w:rPr/>
-        <w:t>Internet Gateway</w:t>
-      </w:r>
-    </w:p>
-    <w:p>
-      <w:pPr>
-        <w:pStyle w:val="TextBody"/>
-        <w:numPr>
-          <w:ilvl w:val="0"/>
-          <w:numId w:val="13"/>
-        </w:numPr>
-        <w:tabs>
-          <w:tab w:val="clear" w:pos="709"/>
-          <w:tab w:val="left" w:pos="709" w:leader="none"/>
-        </w:tabs>
-        <w:bidi w:val="0"/>
-        <w:ind w:left="709" w:hanging="283"/>
-        <w:jc w:val="left"/>
-        <w:rPr/>
-      </w:pPr>
-      <w:r>
-        <w:rPr/>
-        <w:t>NAT Gateway (with EIP)</w:t>
-      </w:r>
-    </w:p>
-    <w:p>
-      <w:pPr>
-        <w:pStyle w:val="TextBody"/>
-        <w:numPr>
-          <w:ilvl w:val="0"/>
-          <w:numId w:val="13"/>
-        </w:numPr>
-        <w:tabs>
-          <w:tab w:val="clear" w:pos="709"/>
-          <w:tab w:val="left" w:pos="709" w:leader="none"/>
-        </w:tabs>
-        <w:bidi w:val="0"/>
-        <w:ind w:left="709" w:hanging="283"/>
-        <w:jc w:val="left"/>
-        <w:rPr/>
-      </w:pPr>
-      <w:r>
-        <w:rPr/>
-        <w:t>Route tables and associations</w:t>
-      </w:r>
-    </w:p>
-    <w:p>
-      <w:pPr>
-        <w:pStyle w:val="TextBody"/>
-        <w:bidi w:val="0"/>
-        <w:jc w:val="left"/>
-        <w:rPr/>
-      </w:pPr>
-      <w:r>
-        <w:rPr/>
-        <w:t>Outputs:</w:t>
+        <w:rPr>
+          <w:rStyle w:val="SourceText"/>
+        </w:rPr>
+        <w:t>vpc_id</w:t>
+      </w:r>
+      <w:r>
+        <w:rPr/>
+        <w:t xml:space="preserve">, </w:t>
+      </w:r>
+      <w:r>
+        <w:rPr>
+          <w:rStyle w:val="SourceText"/>
+        </w:rPr>
+        <w:t>public_subnet_id</w:t>
+      </w:r>
+      <w:r>
+        <w:rPr/>
+        <w:t xml:space="preserve">, </w:t>
+      </w:r>
+      <w:r>
+        <w:rPr>
+          <w:rStyle w:val="SourceText"/>
+        </w:rPr>
+        <w:t>private_subnet_id</w:t>
+      </w:r>
+      <w:r>
+        <w:rPr/>
+        <w:t xml:space="preserve">, </w:t>
+      </w:r>
+      <w:r>
+        <w:rPr>
+          <w:rStyle w:val="SourceText"/>
+        </w:rPr>
+        <w:t>nat_id</w:t>
+      </w:r>
+      <w:r>
+        <w:rPr/>
+        <w:t xml:space="preserve">, </w:t>
+      </w:r>
+      <w:r>
+        <w:rPr>
+          <w:rStyle w:val="SourceText"/>
+        </w:rPr>
+        <w:t>igw_id</w:t>
+      </w:r>
+      <w:r>
+        <w:rPr/>
+        <w:t>.</w:t>
+      </w:r>
+    </w:p>
+    <w:p>
+      <w:pPr>
+        <w:pStyle w:val="TextBody"/>
+        <w:bidi w:val="0"/>
+        <w:jc w:val="left"/>
+        <w:rPr/>
+      </w:pPr>
+      <w:r>
+        <w:rPr>
+          <w:rStyle w:val="StrongEmphasis"/>
+        </w:rPr>
+        <w:t>Logic</w:t>
+      </w:r>
+      <w:r>
+        <w:rPr>
+          <w:rStyle w:val="StrongEmphasis"/>
+        </w:rPr>
+        <w:t>:</w:t>
+      </w:r>
+      <w:r>
+        <w:rPr/>
+        <w:br/>
+        <w:t>Every EC2 instance must live in a subnet inside a VPC. Public subnets use the IGW for inbound/outbound internet access; private subnets use NAT for outbound traffic (e.g., downloading NGINX packages).</w:t>
+      </w:r>
+    </w:p>
+    <w:p>
+      <w:pPr>
+        <w:pStyle w:val="Heading3"/>
+        <w:bidi w:val="0"/>
+        <w:jc w:val="left"/>
+        <w:rPr/>
+      </w:pPr>
+      <w:bookmarkStart w:id="19" w:name="__RefHeading___Toc153_3886892697"/>
+      <w:bookmarkEnd w:id="19"/>
+      <w:r>
+        <w:rPr>
+          <w:rStyle w:val="SourceText"/>
+        </w:rPr>
+        <w:t>modules/security</w:t>
+      </w:r>
+    </w:p>
+    <w:p>
+      <w:pPr>
+        <w:pStyle w:val="TextBody"/>
+        <w:bidi w:val="0"/>
+        <w:spacing w:lineRule="auto" w:line="276" w:before="0" w:after="140"/>
+        <w:jc w:val="left"/>
+        <w:rPr/>
+      </w:pPr>
+      <w:r>
+        <w:rPr>
+          <w:rStyle w:val="StrongEmphasis"/>
+        </w:rPr>
+        <w:t>Purpose:</w:t>
+      </w:r>
+      <w:r>
+        <w:rPr/>
+        <w:t xml:space="preserve"> Create security groups for the public load balancer and private backend servers.</w:t>
+      </w:r>
+    </w:p>
+    <w:p>
+      <w:pPr>
+        <w:pStyle w:val="TextBody"/>
+        <w:bidi w:val="0"/>
+        <w:spacing w:lineRule="auto" w:line="276" w:before="0" w:after="140"/>
+        <w:jc w:val="left"/>
+        <w:rPr/>
+      </w:pPr>
+      <w:r>
+        <w:rPr/>
+        <w:t>Public SG:</w:t>
       </w:r>
     </w:p>
     <w:p>
@@ -4989,127 +4547,51 @@
         <w:rPr/>
       </w:pPr>
       <w:r>
-        <w:rPr>
-          <w:rStyle w:val="SourceText"/>
-        </w:rPr>
-        <w:t>vpc_id</w:t>
-      </w:r>
-      <w:r>
-        <w:rPr/>
-        <w:t xml:space="preserve">, </w:t>
-      </w:r>
-      <w:r>
-        <w:rPr>
-          <w:rStyle w:val="SourceText"/>
-        </w:rPr>
-        <w:t>public_subnet_id</w:t>
-      </w:r>
-      <w:r>
-        <w:rPr/>
-        <w:t xml:space="preserve">, </w:t>
-      </w:r>
-      <w:r>
-        <w:rPr>
-          <w:rStyle w:val="SourceText"/>
-        </w:rPr>
-        <w:t>private_subnet_id</w:t>
-      </w:r>
-      <w:r>
-        <w:rPr/>
-        <w:t xml:space="preserve">, </w:t>
-      </w:r>
-      <w:r>
-        <w:rPr>
-          <w:rStyle w:val="SourceText"/>
-        </w:rPr>
-        <w:t>nat_id</w:t>
-      </w:r>
-      <w:r>
-        <w:rPr/>
-        <w:t xml:space="preserve">, </w:t>
-      </w:r>
-      <w:r>
-        <w:rPr>
-          <w:rStyle w:val="SourceText"/>
-        </w:rPr>
-        <w:t>igw_id</w:t>
-      </w:r>
-      <w:r>
-        <w:rPr/>
-        <w:t>.</w:t>
-      </w:r>
-    </w:p>
-    <w:p>
-      <w:pPr>
-        <w:pStyle w:val="TextBody"/>
-        <w:bidi w:val="0"/>
-        <w:jc w:val="left"/>
-        <w:rPr/>
-      </w:pPr>
-      <w:r>
-        <w:rPr>
-          <w:rStyle w:val="StrongEmphasis"/>
-        </w:rPr>
-        <w:t>Logic</w:t>
-      </w:r>
-      <w:r>
-        <w:rPr>
-          <w:rStyle w:val="StrongEmphasis"/>
-        </w:rPr>
-        <w:t>:</w:t>
-      </w:r>
-      <w:r>
-        <w:rPr/>
-        <w:br/>
-        <w:t>Every EC2 instance must live in a subnet inside a VPC. Public subnets use the IGW for inbound/outbound internet access; private subnets use NAT for outbound traffic (e.g., downloading NGINX packages).</w:t>
-      </w:r>
-    </w:p>
-    <w:p>
-      <w:pPr>
-        <w:pStyle w:val="Heading3"/>
-        <w:bidi w:val="0"/>
-        <w:jc w:val="left"/>
-        <w:rPr/>
-      </w:pPr>
-      <w:bookmarkStart w:id="20" w:name="__RefHeading___Toc153_3886892697"/>
-      <w:bookmarkEnd w:id="20"/>
-      <w:r>
-        <w:rPr>
-          <w:rStyle w:val="SourceText"/>
-        </w:rPr>
-        <w:t>modules/security</w:t>
-      </w:r>
-    </w:p>
-    <w:p>
-      <w:pPr>
-        <w:pStyle w:val="TextBody"/>
-        <w:bidi w:val="0"/>
-        <w:spacing w:lineRule="auto" w:line="276" w:before="0" w:after="140"/>
-        <w:jc w:val="left"/>
-        <w:rPr/>
-      </w:pPr>
-      <w:r>
-        <w:rPr>
-          <w:rStyle w:val="StrongEmphasis"/>
-        </w:rPr>
-        <w:t>Purpose:</w:t>
-      </w:r>
-      <w:r>
-        <w:rPr/>
-        <w:t xml:space="preserve"> Create security groups for the public load balancer and private backend servers.</w:t>
-      </w:r>
-    </w:p>
-    <w:p>
-      <w:pPr>
-        <w:pStyle w:val="TextBody"/>
-        <w:bidi w:val="0"/>
-        <w:spacing w:lineRule="auto" w:line="276" w:before="0" w:after="140"/>
-        <w:jc w:val="left"/>
-        <w:rPr/>
-      </w:pPr>
-      <w:r>
-        <w:rPr/>
-        <w:t>Public SG:</w:t>
+        <w:rPr/>
+        <w:t>Allows inbound HTTP (80), HTTPS (443) from anywhere.</w:t>
+      </w:r>
+    </w:p>
+    <w:p>
+      <w:pPr>
+        <w:pStyle w:val="TextBody"/>
+        <w:numPr>
+          <w:ilvl w:val="0"/>
+          <w:numId w:val="14"/>
+        </w:numPr>
+        <w:tabs>
+          <w:tab w:val="clear" w:pos="709"/>
+          <w:tab w:val="left" w:pos="709" w:leader="none"/>
+        </w:tabs>
+        <w:bidi w:val="0"/>
+        <w:ind w:left="709" w:hanging="283"/>
+        <w:jc w:val="left"/>
+        <w:rPr/>
+      </w:pPr>
+      <w:r>
+        <w:rPr/>
+        <w:t>Allows SSH (22) only from your IP (</w:t>
+      </w:r>
+      <w:r>
+        <w:rPr>
+          <w:rStyle w:val="SourceText"/>
+        </w:rPr>
+        <w:t>my_ip</w:t>
+      </w:r>
+      <w:r>
+        <w:rPr/>
+        <w:t xml:space="preserve"> variable).</w:t>
+      </w:r>
+    </w:p>
+    <w:p>
+      <w:pPr>
+        <w:pStyle w:val="TextBody"/>
+        <w:bidi w:val="0"/>
+        <w:jc w:val="left"/>
+        <w:rPr/>
+      </w:pPr>
+      <w:r>
+        <w:rPr/>
+        <w:t>Private SG:</w:t>
       </w:r>
     </w:p>
     <w:p>
@@ -5130,50 +4612,26 @@
       </w:pPr>
       <w:r>
         <w:rPr/>
-        <w:t>Allows inbound HTTP (80), HTTPS (443) from anywhere.</w:t>
-      </w:r>
-    </w:p>
-    <w:p>
-      <w:pPr>
-        <w:pStyle w:val="TextBody"/>
-        <w:numPr>
-          <w:ilvl w:val="0"/>
-          <w:numId w:val="15"/>
-        </w:numPr>
-        <w:tabs>
-          <w:tab w:val="clear" w:pos="709"/>
-          <w:tab w:val="left" w:pos="709" w:leader="none"/>
-        </w:tabs>
-        <w:bidi w:val="0"/>
-        <w:ind w:left="709" w:hanging="283"/>
-        <w:jc w:val="left"/>
-        <w:rPr/>
-      </w:pPr>
-      <w:r>
-        <w:rPr/>
-        <w:t>Allows SSH (22) only from your IP (</w:t>
-      </w:r>
-      <w:r>
-        <w:rPr>
-          <w:rStyle w:val="SourceText"/>
-        </w:rPr>
-        <w:t>my_ip</w:t>
-      </w:r>
-      <w:r>
-        <w:rPr/>
-        <w:t xml:space="preserve"> variable).</w:t>
-      </w:r>
-    </w:p>
-    <w:p>
-      <w:pPr>
-        <w:pStyle w:val="TextBody"/>
-        <w:bidi w:val="0"/>
-        <w:jc w:val="left"/>
-        <w:rPr/>
-      </w:pPr>
-      <w:r>
-        <w:rPr/>
-        <w:t>Private SG:</w:t>
+        <w:t>Allows inbound HTTP and SSH only from the Public SG.</w:t>
+      </w:r>
+    </w:p>
+    <w:p>
+      <w:pPr>
+        <w:pStyle w:val="TextBody"/>
+        <w:bidi w:val="0"/>
+        <w:jc w:val="left"/>
+        <w:rPr/>
+      </w:pPr>
+      <w:r>
+        <w:rPr>
+          <w:rStyle w:val="StrongEmphasis"/>
+        </w:rPr>
+        <w:t>Logic:</w:t>
+      </w:r>
+      <w:r>
+        <w:rPr/>
+        <w:br/>
+        <w:t>Defines least-privilege access:</w:t>
       </w:r>
     </w:p>
     <w:p>
@@ -5194,13 +4652,51 @@
       </w:pPr>
       <w:r>
         <w:rPr/>
-        <w:t>Allows inbound HTTP and SSH only from the Public SG.</w:t>
-      </w:r>
-    </w:p>
-    <w:p>
-      <w:pPr>
-        <w:pStyle w:val="TextBody"/>
-        <w:bidi w:val="0"/>
+        <w:t>Public instance is internet-reachable.</w:t>
+      </w:r>
+    </w:p>
+    <w:p>
+      <w:pPr>
+        <w:pStyle w:val="TextBody"/>
+        <w:numPr>
+          <w:ilvl w:val="0"/>
+          <w:numId w:val="16"/>
+        </w:numPr>
+        <w:tabs>
+          <w:tab w:val="clear" w:pos="709"/>
+          <w:tab w:val="left" w:pos="709" w:leader="none"/>
+        </w:tabs>
+        <w:bidi w:val="0"/>
+        <w:ind w:left="709" w:hanging="283"/>
+        <w:jc w:val="left"/>
+        <w:rPr/>
+      </w:pPr>
+      <w:r>
+        <w:rPr/>
+        <w:t>Private instances are shielded from the internet, accessible only through the load balancer.</w:t>
+      </w:r>
+    </w:p>
+    <w:p>
+      <w:pPr>
+        <w:pStyle w:val="Heading3"/>
+        <w:bidi w:val="0"/>
+        <w:jc w:val="left"/>
+        <w:rPr/>
+      </w:pPr>
+      <w:bookmarkStart w:id="20" w:name="__RefHeading___Toc155_3886892697"/>
+      <w:bookmarkEnd w:id="20"/>
+      <w:r>
+        <w:rPr>
+          <w:rStyle w:val="SourceText"/>
+        </w:rPr>
+        <w:t>modules/ec2</w:t>
+      </w:r>
+    </w:p>
+    <w:p>
+      <w:pPr>
+        <w:pStyle w:val="TextBody"/>
+        <w:bidi w:val="0"/>
+        <w:spacing w:lineRule="auto" w:line="276" w:before="0" w:after="140"/>
         <w:jc w:val="left"/>
         <w:rPr/>
       </w:pPr>
@@ -5208,12 +4704,24 @@
         <w:rPr>
           <w:rStyle w:val="StrongEmphasis"/>
         </w:rPr>
-        <w:t>Logic:</w:t>
-      </w:r>
-      <w:r>
-        <w:rPr/>
-        <w:br/>
-        <w:t>Defines least-privilege access:</w:t>
+        <w:t>Purpose:</w:t>
+      </w:r>
+      <w:r>
+        <w:rPr/>
+        <w:t xml:space="preserve"> Provision EC2 instances and run installation scripts automatically.</w:t>
+      </w:r>
+    </w:p>
+    <w:p>
+      <w:pPr>
+        <w:pStyle w:val="TextBody"/>
+        <w:bidi w:val="0"/>
+        <w:spacing w:lineRule="auto" w:line="276" w:before="0" w:after="140"/>
+        <w:jc w:val="left"/>
+        <w:rPr/>
+      </w:pPr>
+      <w:r>
+        <w:rPr/>
+        <w:t>Creates:</w:t>
       </w:r>
     </w:p>
     <w:p>
@@ -5234,7 +4742,38 @@
       </w:pPr>
       <w:r>
         <w:rPr/>
-        <w:t>Public instance is internet-reachable.</w:t>
+        <w:t xml:space="preserve">One </w:t>
+      </w:r>
+      <w:r>
+        <w:rPr>
+          <w:rStyle w:val="StrongEmphasis"/>
+        </w:rPr>
+        <w:t>public EC2 instance</w:t>
+      </w:r>
+      <w:r>
+        <w:rPr/>
+        <w:t xml:space="preserve"> (Load Balancer) with a public IP.</w:t>
+      </w:r>
+    </w:p>
+    <w:p>
+      <w:pPr>
+        <w:pStyle w:val="TextBody"/>
+        <w:numPr>
+          <w:ilvl w:val="1"/>
+          <w:numId w:val="17"/>
+        </w:numPr>
+        <w:tabs>
+          <w:tab w:val="clear" w:pos="709"/>
+          <w:tab w:val="left" w:pos="1418" w:leader="none"/>
+        </w:tabs>
+        <w:bidi w:val="0"/>
+        <w:ind w:left="1418" w:hanging="283"/>
+        <w:jc w:val="left"/>
+        <w:rPr/>
+      </w:pPr>
+      <w:r>
+        <w:rPr/>
+        <w:t>User data installs NGINX (later you’ll configure reverse proxy and load balancing).</w:t>
       </w:r>
     </w:p>
     <w:p>
@@ -5255,86 +4794,17 @@
       </w:pPr>
       <w:r>
         <w:rPr/>
-        <w:t>Private instances are shielded from the internet, accessible only through the load balancer.</w:t>
-      </w:r>
-    </w:p>
-    <w:p>
-      <w:pPr>
-        <w:pStyle w:val="Heading3"/>
-        <w:bidi w:val="0"/>
-        <w:jc w:val="left"/>
-        <w:rPr/>
-      </w:pPr>
-      <w:bookmarkStart w:id="21" w:name="__RefHeading___Toc155_3886892697"/>
-      <w:bookmarkEnd w:id="21"/>
-      <w:r>
-        <w:rPr>
-          <w:rStyle w:val="SourceText"/>
-        </w:rPr>
-        <w:t>modules/ec2</w:t>
-      </w:r>
-    </w:p>
-    <w:p>
-      <w:pPr>
-        <w:pStyle w:val="TextBody"/>
-        <w:bidi w:val="0"/>
-        <w:spacing w:lineRule="auto" w:line="276" w:before="0" w:after="140"/>
-        <w:jc w:val="left"/>
-        <w:rPr/>
-      </w:pPr>
+        <w:t xml:space="preserve">Two </w:t>
+      </w:r>
       <w:r>
         <w:rPr>
           <w:rStyle w:val="StrongEmphasis"/>
         </w:rPr>
-        <w:t>Purpose:</w:t>
-      </w:r>
-      <w:r>
-        <w:rPr/>
-        <w:t xml:space="preserve"> Provision EC2 instances and run installation scripts automatically.</w:t>
-      </w:r>
-    </w:p>
-    <w:p>
-      <w:pPr>
-        <w:pStyle w:val="TextBody"/>
-        <w:bidi w:val="0"/>
-        <w:spacing w:lineRule="auto" w:line="276" w:before="0" w:after="140"/>
-        <w:jc w:val="left"/>
-        <w:rPr/>
-      </w:pPr>
-      <w:r>
-        <w:rPr/>
-        <w:t>Creates:</w:t>
-      </w:r>
-    </w:p>
-    <w:p>
-      <w:pPr>
-        <w:pStyle w:val="TextBody"/>
-        <w:numPr>
-          <w:ilvl w:val="0"/>
-          <w:numId w:val="18"/>
-        </w:numPr>
-        <w:tabs>
-          <w:tab w:val="clear" w:pos="709"/>
-          <w:tab w:val="left" w:pos="709" w:leader="none"/>
-        </w:tabs>
-        <w:bidi w:val="0"/>
-        <w:ind w:left="709" w:hanging="283"/>
-        <w:jc w:val="left"/>
-        <w:rPr/>
-      </w:pPr>
-      <w:r>
-        <w:rPr/>
-        <w:t xml:space="preserve">One </w:t>
-      </w:r>
-      <w:r>
-        <w:rPr>
-          <w:rStyle w:val="StrongEmphasis"/>
-        </w:rPr>
-        <w:t>public EC2 instance</w:t>
-      </w:r>
-      <w:r>
-        <w:rPr/>
-        <w:t xml:space="preserve"> (Load Balancer) with a public IP.</w:t>
+        <w:t>private EC2 instances</w:t>
+      </w:r>
+      <w:r>
+        <w:rPr/>
+        <w:t xml:space="preserve"> (Backends).</w:t>
       </w:r>
     </w:p>
     <w:p>
@@ -5342,59 +4812,7 @@
         <w:pStyle w:val="TextBody"/>
         <w:numPr>
           <w:ilvl w:val="1"/>
-          <w:numId w:val="18"/>
-        </w:numPr>
-        <w:tabs>
-          <w:tab w:val="clear" w:pos="709"/>
-          <w:tab w:val="left" w:pos="1418" w:leader="none"/>
-        </w:tabs>
-        <w:bidi w:val="0"/>
-        <w:ind w:left="1418" w:hanging="283"/>
-        <w:jc w:val="left"/>
-        <w:rPr/>
-      </w:pPr>
-      <w:r>
-        <w:rPr/>
-        <w:t>User data installs NGINX (later you’ll configure reverse proxy and load balancing).</w:t>
-      </w:r>
-    </w:p>
-    <w:p>
-      <w:pPr>
-        <w:pStyle w:val="TextBody"/>
-        <w:numPr>
-          <w:ilvl w:val="0"/>
-          <w:numId w:val="18"/>
-        </w:numPr>
-        <w:tabs>
-          <w:tab w:val="clear" w:pos="709"/>
-          <w:tab w:val="left" w:pos="709" w:leader="none"/>
-        </w:tabs>
-        <w:bidi w:val="0"/>
-        <w:ind w:left="709" w:hanging="283"/>
-        <w:jc w:val="left"/>
-        <w:rPr/>
-      </w:pPr>
-      <w:r>
-        <w:rPr/>
-        <w:t xml:space="preserve">Two </w:t>
-      </w:r>
-      <w:r>
-        <w:rPr>
-          <w:rStyle w:val="StrongEmphasis"/>
-        </w:rPr>
-        <w:t>private EC2 instances</w:t>
-      </w:r>
-      <w:r>
-        <w:rPr/>
-        <w:t xml:space="preserve"> (Backends).</w:t>
-      </w:r>
-    </w:p>
-    <w:p>
-      <w:pPr>
-        <w:pStyle w:val="TextBody"/>
-        <w:numPr>
-          <w:ilvl w:val="1"/>
-          <w:numId w:val="18"/>
+          <w:numId w:val="17"/>
         </w:numPr>
         <w:tabs>
           <w:tab w:val="clear" w:pos="709"/>
@@ -5642,8 +5060,8 @@
         <w:jc w:val="left"/>
         <w:rPr/>
       </w:pPr>
-      <w:bookmarkStart w:id="22" w:name="__RefHeading___Toc125_3886892697"/>
-      <w:bookmarkEnd w:id="22"/>
+      <w:bookmarkStart w:id="21" w:name="__RefHeading___Toc125_3886892697"/>
+      <w:bookmarkEnd w:id="21"/>
       <w:r>
         <w:rPr/>
         <w:t>4. Running Terraform</w:t>
@@ -6042,12 +5460,132 @@
       <w:pPr>
         <w:pStyle w:val="TextBody"/>
         <w:bidi w:val="0"/>
+        <w:jc w:val="left"/>
+        <w:rPr/>
+      </w:pPr>
+      <w:r>
+        <w:drawing>
+          <wp:anchor behindDoc="0" distT="0" distB="0" distL="0" distR="0" simplePos="0" locked="0" layoutInCell="0" allowOverlap="1" relativeHeight="6">
+            <wp:simplePos x="0" y="0"/>
+            <wp:positionH relativeFrom="column">
+              <wp:align>center</wp:align>
+            </wp:positionH>
+            <wp:positionV relativeFrom="paragraph">
+              <wp:posOffset>635</wp:posOffset>
+            </wp:positionV>
+            <wp:extent cx="6120130" cy="2443480"/>
+            <wp:effectExtent l="0" t="0" r="0" b="0"/>
+            <wp:wrapSquare wrapText="largest"/>
+            <wp:docPr id="3" name="Image5" descr=""/>
+            <wp:cNvGraphicFramePr>
+              <a:graphicFrameLocks xmlns:a="http://schemas.openxmlformats.org/drawingml/2006/main" noChangeAspect="1"/>
+            </wp:cNvGraphicFramePr>
+            <a:graphic xmlns:a="http://schemas.openxmlformats.org/drawingml/2006/main">
+              <a:graphicData uri="http://schemas.openxmlformats.org/drawingml/2006/picture">
+                <pic:pic xmlns:pic="http://schemas.openxmlformats.org/drawingml/2006/picture">
+                  <pic:nvPicPr>
+                    <pic:cNvPr id="3" name="Image5" descr=""/>
+                    <pic:cNvPicPr>
+                      <a:picLocks noChangeAspect="1" noChangeArrowheads="1"/>
+                    </pic:cNvPicPr>
+                  </pic:nvPicPr>
+                  <pic:blipFill>
+                    <a:blip r:embed="rId4"/>
+                    <a:stretch>
+                      <a:fillRect/>
+                    </a:stretch>
+                  </pic:blipFill>
+                  <pic:spPr bwMode="auto">
+                    <a:xfrm>
+                      <a:off x="0" y="0"/>
+                      <a:ext cx="6120130" cy="2443480"/>
+                    </a:xfrm>
+                    <a:prstGeom prst="rect">
+                      <a:avLst/>
+                    </a:prstGeom>
+                  </pic:spPr>
+                </pic:pic>
+              </a:graphicData>
+            </a:graphic>
+          </wp:anchor>
+        </w:drawing>
+      </w:r>
+      <w:r>
+        <w:rPr/>
+        <w:br/>
+      </w:r>
+      <w:r>
+        <w:rPr/>
+        <w:t>The above image shows state file being saved in the created S3 Bucket, hence verifying our backend.tf file is working.</w:t>
+      </w:r>
+    </w:p>
+    <w:p>
+      <w:pPr>
+        <w:pStyle w:val="TextBody"/>
+        <w:bidi w:val="0"/>
+        <w:jc w:val="left"/>
+        <w:rPr/>
+      </w:pPr>
+      <w:r>
+        <w:rPr/>
+        <w:t>The image below shows our network setup successfully created. The resource map of our created vpc should look like this.</w:t>
+      </w:r>
+    </w:p>
+    <w:p>
+      <w:pPr>
+        <w:pStyle w:val="TextBody"/>
+        <w:bidi w:val="0"/>
         <w:spacing w:lineRule="auto" w:line="276" w:before="0" w:after="140"/>
         <w:jc w:val="left"/>
         <w:rPr/>
       </w:pPr>
       <w:r>
         <w:rPr/>
+        <w:drawing>
+          <wp:anchor behindDoc="0" distT="0" distB="0" distL="0" distR="0" simplePos="0" locked="0" layoutInCell="0" allowOverlap="1" relativeHeight="4">
+            <wp:simplePos x="0" y="0"/>
+            <wp:positionH relativeFrom="column">
+              <wp:align>center</wp:align>
+            </wp:positionH>
+            <wp:positionV relativeFrom="paragraph">
+              <wp:posOffset>635</wp:posOffset>
+            </wp:positionV>
+            <wp:extent cx="6120130" cy="3006090"/>
+            <wp:effectExtent l="0" t="0" r="0" b="0"/>
+            <wp:wrapSquare wrapText="largest"/>
+            <wp:docPr id="4" name="Image2" descr=""/>
+            <wp:cNvGraphicFramePr>
+              <a:graphicFrameLocks xmlns:a="http://schemas.openxmlformats.org/drawingml/2006/main" noChangeAspect="1"/>
+            </wp:cNvGraphicFramePr>
+            <a:graphic xmlns:a="http://schemas.openxmlformats.org/drawingml/2006/main">
+              <a:graphicData uri="http://schemas.openxmlformats.org/drawingml/2006/picture">
+                <pic:pic xmlns:pic="http://schemas.openxmlformats.org/drawingml/2006/picture">
+                  <pic:nvPicPr>
+                    <pic:cNvPr id="4" name="Image2" descr=""/>
+                    <pic:cNvPicPr>
+                      <a:picLocks noChangeAspect="1" noChangeArrowheads="1"/>
+                    </pic:cNvPicPr>
+                  </pic:nvPicPr>
+                  <pic:blipFill>
+                    <a:blip r:embed="rId5"/>
+                    <a:stretch>
+                      <a:fillRect/>
+                    </a:stretch>
+                  </pic:blipFill>
+                  <pic:spPr bwMode="auto">
+                    <a:xfrm>
+                      <a:off x="0" y="0"/>
+                      <a:ext cx="6120130" cy="3006090"/>
+                    </a:xfrm>
+                    <a:prstGeom prst="rect">
+                      <a:avLst/>
+                    </a:prstGeom>
+                  </pic:spPr>
+                </pic:pic>
+              </a:graphicData>
+            </a:graphic>
+          </wp:anchor>
+        </w:drawing>
       </w:r>
     </w:p>
     <w:p>
@@ -6057,8 +5595,8 @@
         <w:jc w:val="left"/>
         <w:rPr/>
       </w:pPr>
-      <w:bookmarkStart w:id="23" w:name="__RefHeading___Toc489_3886892697"/>
-      <w:bookmarkEnd w:id="23"/>
+      <w:bookmarkStart w:id="22" w:name="__RefHeading___Toc489_3886892697"/>
+      <w:bookmarkEnd w:id="22"/>
       <w:r>
         <w:rPr>
           <w:rStyle w:val="StrongEmphasis"/>
@@ -6097,8 +5635,8 @@
         <w:jc w:val="left"/>
         <w:rPr/>
       </w:pPr>
-      <w:bookmarkStart w:id="24" w:name="__RefHeading___Toc491_3886892697"/>
-      <w:bookmarkEnd w:id="24"/>
+      <w:bookmarkStart w:id="23" w:name="__RefHeading___Toc491_3886892697"/>
+      <w:bookmarkEnd w:id="23"/>
       <w:r>
         <w:rPr>
           <w:rStyle w:val="StrongEmphasis"/>
@@ -6129,8 +5667,8 @@
         <w:jc w:val="left"/>
         <w:rPr/>
       </w:pPr>
-      <w:bookmarkStart w:id="25" w:name="__RefHeading___Toc493_3886892697"/>
-      <w:bookmarkEnd w:id="25"/>
+      <w:bookmarkStart w:id="24" w:name="__RefHeading___Toc493_3886892697"/>
+      <w:bookmarkEnd w:id="24"/>
       <w:r>
         <w:rPr>
           <w:rStyle w:val="StrongEmphasis"/>
@@ -6144,7 +5682,7 @@
         <w:pStyle w:val="TextBody"/>
         <w:numPr>
           <w:ilvl w:val="0"/>
-          <w:numId w:val="19"/>
+          <w:numId w:val="18"/>
         </w:numPr>
         <w:tabs>
           <w:tab w:val="clear" w:pos="709"/>
@@ -6208,7 +5746,7 @@
         <w:pStyle w:val="TextBody"/>
         <w:numPr>
           <w:ilvl w:val="0"/>
-          <w:numId w:val="19"/>
+          <w:numId w:val="18"/>
         </w:numPr>
         <w:tabs>
           <w:tab w:val="clear" w:pos="709"/>
@@ -6251,7 +5789,7 @@
         <w:pStyle w:val="TextBody"/>
         <w:numPr>
           <w:ilvl w:val="0"/>
-          <w:numId w:val="19"/>
+          <w:numId w:val="18"/>
         </w:numPr>
         <w:tabs>
           <w:tab w:val="clear" w:pos="709"/>
@@ -6280,7 +5818,7 @@
         <w:pStyle w:val="TextBody"/>
         <w:numPr>
           <w:ilvl w:val="1"/>
-          <w:numId w:val="19"/>
+          <w:numId w:val="18"/>
         </w:numPr>
         <w:tabs>
           <w:tab w:val="clear" w:pos="709"/>
@@ -6349,7 +5887,7 @@
         <w:pStyle w:val="TextBody"/>
         <w:numPr>
           <w:ilvl w:val="1"/>
-          <w:numId w:val="19"/>
+          <w:numId w:val="18"/>
         </w:numPr>
         <w:tabs>
           <w:tab w:val="clear" w:pos="709"/>
@@ -6410,7 +5948,7 @@
         <w:pStyle w:val="TextBody"/>
         <w:numPr>
           <w:ilvl w:val="0"/>
-          <w:numId w:val="19"/>
+          <w:numId w:val="18"/>
         </w:numPr>
         <w:tabs>
           <w:tab w:val="clear" w:pos="709"/>
@@ -6452,6 +5990,7 @@
       <w:pPr>
         <w:pStyle w:val="Quotations"/>
         <w:bidi w:val="0"/>
+        <w:ind w:right="567" w:hanging="0"/>
         <w:jc w:val="left"/>
         <w:rPr/>
       </w:pPr>
@@ -6476,8 +6015,8 @@
         <w:jc w:val="left"/>
         <w:rPr/>
       </w:pPr>
-      <w:bookmarkStart w:id="26" w:name="__RefHeading___Toc495_3886892697"/>
-      <w:bookmarkEnd w:id="26"/>
+      <w:bookmarkStart w:id="25" w:name="__RefHeading___Toc495_3886892697"/>
+      <w:bookmarkEnd w:id="25"/>
       <w:r>
         <w:rPr>
           <w:rStyle w:val="StrongEmphasis"/>
@@ -6508,8 +6047,8 @@
         <w:jc w:val="left"/>
         <w:rPr/>
       </w:pPr>
-      <w:bookmarkStart w:id="27" w:name="__RefHeading___Toc497_3886892697"/>
-      <w:bookmarkEnd w:id="27"/>
+      <w:bookmarkStart w:id="26" w:name="__RefHeading___Toc497_3886892697"/>
+      <w:bookmarkEnd w:id="26"/>
       <w:r>
         <w:rPr>
           <w:rStyle w:val="StrongEmphasis"/>
@@ -6540,8 +6079,8 @@
         <w:jc w:val="left"/>
         <w:rPr/>
       </w:pPr>
-      <w:bookmarkStart w:id="28" w:name="__RefHeading___Toc499_3886892697"/>
-      <w:bookmarkEnd w:id="28"/>
+      <w:bookmarkStart w:id="27" w:name="__RefHeading___Toc499_3886892697"/>
+      <w:bookmarkEnd w:id="27"/>
       <w:r>
         <w:rPr>
           <w:rStyle w:val="StrongEmphasis"/>
@@ -6941,14 +6480,51 @@
         <w:jc w:val="left"/>
         <w:rPr/>
       </w:pPr>
-      <w:bookmarkStart w:id="29" w:name="__RefHeading___Toc501_3886892697"/>
-      <w:bookmarkEnd w:id="29"/>
+      <w:bookmarkStart w:id="28" w:name="__RefHeading___Toc501_3886892697"/>
+      <w:bookmarkEnd w:id="28"/>
       <w:r>
         <w:rPr>
           <w:rStyle w:val="StrongEmphasis"/>
           <w:b/>
         </w:rPr>
         <w:t>Explanation</w:t>
+      </w:r>
+    </w:p>
+    <w:p>
+      <w:pPr>
+        <w:pStyle w:val="TextBody"/>
+        <w:numPr>
+          <w:ilvl w:val="0"/>
+          <w:numId w:val="21"/>
+        </w:numPr>
+        <w:tabs>
+          <w:tab w:val="clear" w:pos="709"/>
+          <w:tab w:val="left" w:pos="720" w:leader="none"/>
+        </w:tabs>
+        <w:bidi w:val="0"/>
+        <w:ind w:left="720" w:hanging="283"/>
+        <w:jc w:val="left"/>
+        <w:rPr/>
+      </w:pPr>
+      <w:r>
+        <w:rPr>
+          <w:rStyle w:val="SourceText"/>
+        </w:rPr>
+        <w:t>upstream backend {}</w:t>
+      </w:r>
+      <w:r>
+        <w:rPr/>
+        <w:t xml:space="preserve"> — defines a group of backend servers for load balancing; NGINX uses </w:t>
+      </w:r>
+      <w:r>
+        <w:rPr>
+          <w:rStyle w:val="StrongEmphasis"/>
+        </w:rPr>
+        <w:t>Round Robin</w:t>
+      </w:r>
+      <w:r>
+        <w:rPr/>
+        <w:t xml:space="preserve"> by default.</w:t>
       </w:r>
     </w:p>
     <w:p>
@@ -6971,21 +6547,23 @@
         <w:rPr>
           <w:rStyle w:val="SourceText"/>
         </w:rPr>
-        <w:t>upstream backend {}</w:t>
-      </w:r>
-      <w:r>
-        <w:rPr/>
-        <w:t xml:space="preserve"> — defines a group of backend servers for load balancing; NGINX uses </w:t>
+        <w:t>server 10.0.2.100</w:t>
       </w:r>
       <w:r>
         <w:rPr>
           <w:rStyle w:val="StrongEmphasis"/>
         </w:rPr>
-        <w:t>Round Robin</w:t>
-      </w:r>
-      <w:r>
-        <w:rPr/>
-        <w:t xml:space="preserve"> by default.</w:t>
+        <w:t xml:space="preserve"> / </w:t>
+      </w:r>
+      <w:r>
+        <w:rPr>
+          <w:rStyle w:val="SourceText"/>
+        </w:rPr>
+        <w:t>10.0.2.101</w:t>
+      </w:r>
+      <w:r>
+        <w:rPr/>
+        <w:t xml:space="preserve"> — specify the private IPs of backend EC2 instances.</w:t>
       </w:r>
     </w:p>
     <w:p>
@@ -7008,23 +6586,11 @@
         <w:rPr>
           <w:rStyle w:val="SourceText"/>
         </w:rPr>
-        <w:t>server 10.0.2.100</w:t>
-      </w:r>
-      <w:r>
-        <w:rPr>
-          <w:rStyle w:val="StrongEmphasis"/>
-        </w:rPr>
-        <w:t xml:space="preserve"> / </w:t>
-      </w:r>
-      <w:r>
-        <w:rPr>
-          <w:rStyle w:val="SourceText"/>
-        </w:rPr>
-        <w:t>10.0.2.101</w:t>
-      </w:r>
-      <w:r>
-        <w:rPr/>
-        <w:t xml:space="preserve"> — specify the private IPs of backend EC2 instances.</w:t>
+        <w:t>server { listen 80; }</w:t>
+      </w:r>
+      <w:r>
+        <w:rPr/>
+        <w:t xml:space="preserve"> — sets up the public EC2 (load balancer) to accept HTTP traffic on port 80.</w:t>
       </w:r>
     </w:p>
     <w:p>
@@ -7047,11 +6613,11 @@
         <w:rPr>
           <w:rStyle w:val="SourceText"/>
         </w:rPr>
-        <w:t>server { listen 80; }</w:t>
-      </w:r>
-      <w:r>
-        <w:rPr/>
-        <w:t xml:space="preserve"> — sets up the public EC2 (load balancer) to accept HTTP traffic on port 80.</w:t>
+        <w:t>proxy_pass http://backend;</w:t>
+      </w:r>
+      <w:r>
+        <w:rPr/>
+        <w:t xml:space="preserve"> — forwards all incoming requests to the upstream backend group.</w:t>
       </w:r>
     </w:p>
     <w:p>
@@ -7074,11 +6640,11 @@
         <w:rPr>
           <w:rStyle w:val="SourceText"/>
         </w:rPr>
-        <w:t>proxy_pass http://backend;</w:t>
-      </w:r>
-      <w:r>
-        <w:rPr/>
-        <w:t xml:space="preserve"> — forwards all incoming requests to the upstream backend group.</w:t>
+        <w:t>proxy_set_header Host $host;</w:t>
+      </w:r>
+      <w:r>
+        <w:rPr/>
+        <w:t xml:space="preserve"> — passes the original host header to the backend servers.</w:t>
       </w:r>
     </w:p>
     <w:p>
@@ -7101,11 +6667,11 @@
         <w:rPr>
           <w:rStyle w:val="SourceText"/>
         </w:rPr>
-        <w:t>proxy_set_header Host $host;</w:t>
-      </w:r>
-      <w:r>
-        <w:rPr/>
-        <w:t xml:space="preserve"> — passes the original host header to the backend servers.</w:t>
+        <w:t>proxy_set_header X-Real-IP $remote_addr;</w:t>
+      </w:r>
+      <w:r>
+        <w:rPr/>
+        <w:t xml:space="preserve"> — sends the real client IP to the backend (for logging).</w:t>
       </w:r>
     </w:p>
     <w:p>
@@ -7128,11 +6694,81 @@
         <w:rPr>
           <w:rStyle w:val="SourceText"/>
         </w:rPr>
-        <w:t>proxy_set_header X-Real-IP $remote_addr;</w:t>
-      </w:r>
-      <w:r>
-        <w:rPr/>
-        <w:t xml:space="preserve"> — sends the real client IP to the backend (for logging).</w:t>
+        <w:t>proxy_set_header X-Forwarded-For</w:t>
+      </w:r>
+      <w:r>
+        <w:rPr>
+          <w:rStyle w:val="StrongEmphasis"/>
+        </w:rPr>
+        <w:t xml:space="preserve"> / </w:t>
+      </w:r>
+      <w:r>
+        <w:rPr>
+          <w:rStyle w:val="SourceText"/>
+        </w:rPr>
+        <w:t>X-Forwarded-Proto</w:t>
+      </w:r>
+      <w:r>
+        <w:rPr/>
+        <w:t xml:space="preserve"> — maintain the full chain of client request details and original protocol.</w:t>
+      </w:r>
+    </w:p>
+    <w:p>
+      <w:pPr>
+        <w:pStyle w:val="TextBody"/>
+        <w:bidi w:val="0"/>
+        <w:jc w:val="left"/>
+        <w:rPr/>
+      </w:pPr>
+      <w:r>
+        <w:rPr/>
+      </w:r>
+    </w:p>
+    <w:p>
+      <w:pPr>
+        <w:pStyle w:val="Heading1"/>
+        <w:bidi w:val="0"/>
+        <w:jc w:val="left"/>
+        <w:rPr/>
+      </w:pPr>
+      <w:bookmarkStart w:id="29" w:name="__RefHeading___Toc503_3886892697"/>
+      <w:bookmarkEnd w:id="29"/>
+      <w:r>
+        <w:rPr>
+          <w:rStyle w:val="StrongEmphasis"/>
+          <w:b/>
+        </w:rPr>
+        <w:t>Testing the Load Balancing Setup</w:t>
+      </w:r>
+    </w:p>
+    <w:p>
+      <w:pPr>
+        <w:pStyle w:val="TextBody"/>
+        <w:bidi w:val="0"/>
+        <w:spacing w:lineRule="auto" w:line="276" w:before="0" w:after="140"/>
+        <w:jc w:val="left"/>
+        <w:rPr/>
+      </w:pPr>
+      <w:r>
+        <w:rPr/>
+        <w:t>Once configuration is complete, the system can be tested to verify round-robin load distribution.</w:t>
+      </w:r>
+    </w:p>
+    <w:p>
+      <w:pPr>
+        <w:pStyle w:val="Heading3"/>
+        <w:bidi w:val="0"/>
+        <w:jc w:val="left"/>
+        <w:rPr/>
+      </w:pPr>
+      <w:bookmarkStart w:id="30" w:name="__RefHeading___Toc505_3886892697"/>
+      <w:bookmarkEnd w:id="30"/>
+      <w:r>
+        <w:rPr>
+          <w:rStyle w:val="StrongEmphasis"/>
+          <w:b/>
+        </w:rPr>
+        <w:t>Steps to Test</w:t>
       </w:r>
     </w:p>
     <w:p>
@@ -7140,104 +6776,7 @@
         <w:pStyle w:val="TextBody"/>
         <w:numPr>
           <w:ilvl w:val="0"/>
-          <w:numId w:val="28"/>
-        </w:numPr>
-        <w:tabs>
-          <w:tab w:val="clear" w:pos="709"/>
-          <w:tab w:val="left" w:pos="720" w:leader="none"/>
-        </w:tabs>
-        <w:bidi w:val="0"/>
-        <w:ind w:left="720" w:hanging="283"/>
-        <w:jc w:val="left"/>
-        <w:rPr/>
-      </w:pPr>
-      <w:r>
-        <w:rPr>
-          <w:rStyle w:val="SourceText"/>
-        </w:rPr>
-        <w:t>proxy_set_header X-Forwarded-For</w:t>
-      </w:r>
-      <w:r>
-        <w:rPr>
-          <w:rStyle w:val="StrongEmphasis"/>
-        </w:rPr>
-        <w:t xml:space="preserve"> / </w:t>
-      </w:r>
-      <w:r>
-        <w:rPr>
-          <w:rStyle w:val="SourceText"/>
-        </w:rPr>
-        <w:t>X-Forwarded-Proto</w:t>
-      </w:r>
-      <w:r>
-        <w:rPr/>
-        <w:t xml:space="preserve"> — maintain the full chain of client request details and original protocol.</w:t>
-      </w:r>
-    </w:p>
-    <w:p>
-      <w:pPr>
-        <w:pStyle w:val="TextBody"/>
-        <w:bidi w:val="0"/>
-        <w:jc w:val="left"/>
-        <w:rPr/>
-      </w:pPr>
-      <w:r>
-        <w:rPr/>
-      </w:r>
-    </w:p>
-    <w:p>
-      <w:pPr>
-        <w:pStyle w:val="Heading1"/>
-        <w:bidi w:val="0"/>
-        <w:jc w:val="left"/>
-        <w:rPr/>
-      </w:pPr>
-      <w:bookmarkStart w:id="30" w:name="__RefHeading___Toc503_3886892697"/>
-      <w:bookmarkEnd w:id="30"/>
-      <w:r>
-        <w:rPr>
-          <w:rStyle w:val="StrongEmphasis"/>
-          <w:b/>
-        </w:rPr>
-        <w:t>Testing the Load Balancing Setup</w:t>
-      </w:r>
-    </w:p>
-    <w:p>
-      <w:pPr>
-        <w:pStyle w:val="TextBody"/>
-        <w:bidi w:val="0"/>
-        <w:spacing w:lineRule="auto" w:line="276" w:before="0" w:after="140"/>
-        <w:jc w:val="left"/>
-        <w:rPr/>
-      </w:pPr>
-      <w:r>
-        <w:rPr/>
-        <w:t>Once configuration is complete, the system can be tested to verify round-robin load distribution.</w:t>
-      </w:r>
-    </w:p>
-    <w:p>
-      <w:pPr>
-        <w:pStyle w:val="Heading4"/>
-        <w:bidi w:val="0"/>
-        <w:jc w:val="left"/>
-        <w:rPr/>
-      </w:pPr>
-      <w:bookmarkStart w:id="31" w:name="__RefHeading___Toc505_3886892697"/>
-      <w:bookmarkEnd w:id="31"/>
-      <w:r>
-        <w:rPr>
-          <w:rStyle w:val="StrongEmphasis"/>
-          <w:b/>
-        </w:rPr>
-        <w:t>Steps to Test</w:t>
-      </w:r>
-    </w:p>
-    <w:p>
-      <w:pPr>
-        <w:pStyle w:val="TextBody"/>
-        <w:numPr>
-          <w:ilvl w:val="0"/>
-          <w:numId w:val="20"/>
+          <w:numId w:val="19"/>
         </w:numPr>
         <w:tabs>
           <w:tab w:val="clear" w:pos="709"/>
@@ -7284,7 +6823,7 @@
         <w:pStyle w:val="TextBody"/>
         <w:numPr>
           <w:ilvl w:val="0"/>
-          <w:numId w:val="20"/>
+          <w:numId w:val="19"/>
         </w:numPr>
         <w:tabs>
           <w:tab w:val="clear" w:pos="709"/>
@@ -7327,6 +6866,113 @@
         <w:pStyle w:val="TextBody"/>
         <w:numPr>
           <w:ilvl w:val="0"/>
+          <w:numId w:val="19"/>
+        </w:numPr>
+        <w:tabs>
+          <w:tab w:val="clear" w:pos="709"/>
+          <w:tab w:val="left" w:pos="709" w:leader="none"/>
+        </w:tabs>
+        <w:bidi w:val="0"/>
+        <w:ind w:left="709" w:hanging="283"/>
+        <w:jc w:val="left"/>
+        <w:rPr/>
+      </w:pPr>
+      <w:r>
+        <w:rPr>
+          <w:rStyle w:val="StrongEmphasis"/>
+        </w:rPr>
+        <w:t>Refresh the page multiple times.</w:t>
+      </w:r>
+    </w:p>
+    <w:p>
+      <w:pPr>
+        <w:pStyle w:val="TextBody"/>
+        <w:numPr>
+          <w:ilvl w:val="1"/>
+          <w:numId w:val="19"/>
+        </w:numPr>
+        <w:tabs>
+          <w:tab w:val="clear" w:pos="709"/>
+          <w:tab w:val="left" w:pos="1418" w:leader="none"/>
+        </w:tabs>
+        <w:bidi w:val="0"/>
+        <w:ind w:left="1418" w:hanging="283"/>
+        <w:jc w:val="left"/>
+        <w:rPr/>
+      </w:pPr>
+      <w:r>
+        <w:rPr/>
+        <w:t>The response should alternate between:</w:t>
+      </w:r>
+    </w:p>
+    <w:p>
+      <w:pPr>
+        <w:pStyle w:val="TextBody"/>
+        <w:numPr>
+          <w:ilvl w:val="2"/>
+          <w:numId w:val="19"/>
+        </w:numPr>
+        <w:tabs>
+          <w:tab w:val="clear" w:pos="709"/>
+          <w:tab w:val="left" w:pos="2127" w:leader="none"/>
+        </w:tabs>
+        <w:bidi w:val="0"/>
+        <w:ind w:left="2127" w:hanging="283"/>
+        <w:jc w:val="left"/>
+        <w:rPr/>
+      </w:pPr>
+      <w:r>
+        <w:rPr>
+          <w:rStyle w:val="SourceText"/>
+        </w:rPr>
+        <w:t>Welcome from Backend Server 1</w:t>
+      </w:r>
+    </w:p>
+    <w:p>
+      <w:pPr>
+        <w:pStyle w:val="TextBody"/>
+        <w:numPr>
+          <w:ilvl w:val="2"/>
+          <w:numId w:val="19"/>
+        </w:numPr>
+        <w:tabs>
+          <w:tab w:val="clear" w:pos="709"/>
+          <w:tab w:val="left" w:pos="2127" w:leader="none"/>
+        </w:tabs>
+        <w:bidi w:val="0"/>
+        <w:ind w:left="2127" w:hanging="283"/>
+        <w:jc w:val="left"/>
+        <w:rPr/>
+      </w:pPr>
+      <w:r>
+        <w:rPr>
+          <w:rStyle w:val="SourceText"/>
+        </w:rPr>
+        <w:t>Welcome from Backend Server 2</w:t>
+      </w:r>
+    </w:p>
+    <w:p>
+      <w:pPr>
+        <w:pStyle w:val="Heading3"/>
+        <w:bidi w:val="0"/>
+        <w:jc w:val="left"/>
+        <w:rPr/>
+      </w:pPr>
+      <w:bookmarkStart w:id="31" w:name="__RefHeading___Toc507_3886892697"/>
+      <w:bookmarkEnd w:id="31"/>
+      <w:r>
+        <w:rPr>
+          <w:rStyle w:val="StrongEmphasis"/>
+          <w:b/>
+        </w:rPr>
+        <w:t>Expected Outcome</w:t>
+      </w:r>
+    </w:p>
+    <w:p>
+      <w:pPr>
+        <w:pStyle w:val="TextBody"/>
+        <w:numPr>
+          <w:ilvl w:val="0"/>
           <w:numId w:val="20"/>
         </w:numPr>
         <w:tabs>
@@ -7339,176 +6985,71 @@
         <w:rPr/>
       </w:pPr>
       <w:r>
-        <w:rPr>
-          <w:rStyle w:val="StrongEmphasis"/>
-        </w:rPr>
-        <w:t>Refresh the page multiple times.</w:t>
+        <w:rPr/>
+        <w:t>Each refresh or request shows responses from different backend servers in rotation.</w:t>
       </w:r>
     </w:p>
     <w:p>
       <w:pPr>
         <w:pStyle w:val="TextBody"/>
         <w:numPr>
-          <w:ilvl w:val="1"/>
+          <w:ilvl w:val="0"/>
           <w:numId w:val="20"/>
         </w:numPr>
         <w:tabs>
           <w:tab w:val="clear" w:pos="709"/>
-          <w:tab w:val="left" w:pos="1418" w:leader="none"/>
-        </w:tabs>
-        <w:bidi w:val="0"/>
-        <w:ind w:left="1418" w:hanging="283"/>
-        <w:jc w:val="left"/>
-        <w:rPr/>
-      </w:pPr>
-      <w:r>
-        <w:rPr/>
-        <w:t>The response should alternate between:</w:t>
-      </w:r>
-    </w:p>
-    <w:p>
-      <w:pPr>
-        <w:pStyle w:val="TextBody"/>
-        <w:numPr>
-          <w:ilvl w:val="2"/>
-          <w:numId w:val="20"/>
-        </w:numPr>
-        <w:tabs>
-          <w:tab w:val="clear" w:pos="709"/>
-          <w:tab w:val="left" w:pos="2127" w:leader="none"/>
-        </w:tabs>
-        <w:bidi w:val="0"/>
-        <w:ind w:left="2127" w:hanging="283"/>
-        <w:jc w:val="left"/>
-        <w:rPr/>
-      </w:pPr>
-      <w:r>
-        <w:rPr>
-          <w:rStyle w:val="SourceText"/>
-        </w:rPr>
-        <w:t>Welcome from Backend Server 1</w:t>
-      </w:r>
-    </w:p>
-    <w:p>
-      <w:pPr>
-        <w:pStyle w:val="TextBody"/>
-        <w:numPr>
-          <w:ilvl w:val="2"/>
-          <w:numId w:val="20"/>
-        </w:numPr>
-        <w:tabs>
-          <w:tab w:val="clear" w:pos="709"/>
-          <w:tab w:val="left" w:pos="2127" w:leader="none"/>
-        </w:tabs>
-        <w:bidi w:val="0"/>
-        <w:ind w:left="2127" w:hanging="283"/>
-        <w:jc w:val="left"/>
-        <w:rPr/>
-      </w:pPr>
-      <w:r>
-        <w:rPr>
-          <w:rStyle w:val="SourceText"/>
-        </w:rPr>
-        <w:t>Welcome from Backend Server 2</w:t>
-      </w:r>
-    </w:p>
-    <w:p>
-      <w:pPr>
-        <w:pStyle w:val="Heading3"/>
-        <w:bidi w:val="0"/>
-        <w:jc w:val="left"/>
-        <w:rPr/>
-      </w:pPr>
-      <w:bookmarkStart w:id="32" w:name="__RefHeading___Toc507_3886892697"/>
+          <w:tab w:val="left" w:pos="709" w:leader="none"/>
+        </w:tabs>
+        <w:bidi w:val="0"/>
+        <w:ind w:left="709" w:hanging="283"/>
+        <w:jc w:val="left"/>
+        <w:rPr/>
+      </w:pPr>
+      <w:r>
+        <w:rPr/>
+        <w:t xml:space="preserve">This confirms that the </w:t>
+      </w:r>
+      <w:r>
+        <w:rPr>
+          <w:rStyle w:val="StrongEmphasis"/>
+        </w:rPr>
+        <w:t>NGINX load balancer</w:t>
+      </w:r>
+      <w:r>
+        <w:rPr/>
+        <w:t xml:space="preserve"> is functioning correctly using the </w:t>
+      </w:r>
+      <w:r>
+        <w:rPr>
+          <w:rStyle w:val="StrongEmphasis"/>
+        </w:rPr>
+        <w:t>Round Robin</w:t>
+      </w:r>
+      <w:r>
+        <w:rPr/>
+        <w:t xml:space="preserve"> method.</w:t>
+      </w:r>
+    </w:p>
+    <w:p>
+      <w:pPr>
+        <w:pStyle w:val="TextBody"/>
+        <w:bidi w:val="0"/>
+        <w:jc w:val="left"/>
+        <w:rPr/>
+      </w:pPr>
+      <w:r>
+        <w:rPr/>
+      </w:r>
+    </w:p>
+    <w:p>
+      <w:pPr>
+        <w:pStyle w:val="Heading2"/>
+        <w:bidi w:val="0"/>
+        <w:jc w:val="left"/>
+        <w:rPr/>
+      </w:pPr>
+      <w:bookmarkStart w:id="32" w:name="__RefHeading___Toc509_3886892697"/>
       <w:bookmarkEnd w:id="32"/>
-      <w:r>
-        <w:rPr>
-          <w:rStyle w:val="StrongEmphasis"/>
-          <w:b/>
-        </w:rPr>
-        <w:t>Expected Outcome</w:t>
-      </w:r>
-    </w:p>
-    <w:p>
-      <w:pPr>
-        <w:pStyle w:val="TextBody"/>
-        <w:numPr>
-          <w:ilvl w:val="0"/>
-          <w:numId w:val="21"/>
-        </w:numPr>
-        <w:tabs>
-          <w:tab w:val="clear" w:pos="709"/>
-          <w:tab w:val="left" w:pos="709" w:leader="none"/>
-        </w:tabs>
-        <w:bidi w:val="0"/>
-        <w:ind w:left="709" w:hanging="283"/>
-        <w:jc w:val="left"/>
-        <w:rPr/>
-      </w:pPr>
-      <w:r>
-        <w:rPr/>
-        <w:t>Each refresh or request shows responses from different backend servers in rotation.</w:t>
-      </w:r>
-    </w:p>
-    <w:p>
-      <w:pPr>
-        <w:pStyle w:val="TextBody"/>
-        <w:numPr>
-          <w:ilvl w:val="0"/>
-          <w:numId w:val="21"/>
-        </w:numPr>
-        <w:tabs>
-          <w:tab w:val="clear" w:pos="709"/>
-          <w:tab w:val="left" w:pos="709" w:leader="none"/>
-        </w:tabs>
-        <w:bidi w:val="0"/>
-        <w:ind w:left="709" w:hanging="283"/>
-        <w:jc w:val="left"/>
-        <w:rPr/>
-      </w:pPr>
-      <w:r>
-        <w:rPr/>
-        <w:t xml:space="preserve">This confirms that the </w:t>
-      </w:r>
-      <w:r>
-        <w:rPr>
-          <w:rStyle w:val="StrongEmphasis"/>
-        </w:rPr>
-        <w:t>NGINX load balancer</w:t>
-      </w:r>
-      <w:r>
-        <w:rPr/>
-        <w:t xml:space="preserve"> is functioning correctly using the </w:t>
-      </w:r>
-      <w:r>
-        <w:rPr>
-          <w:rStyle w:val="StrongEmphasis"/>
-        </w:rPr>
-        <w:t>Round Robin</w:t>
-      </w:r>
-      <w:r>
-        <w:rPr/>
-        <w:t xml:space="preserve"> method.</w:t>
-      </w:r>
-    </w:p>
-    <w:p>
-      <w:pPr>
-        <w:pStyle w:val="TextBody"/>
-        <w:bidi w:val="0"/>
-        <w:jc w:val="left"/>
-        <w:rPr/>
-      </w:pPr>
-      <w:r>
-        <w:rPr/>
-      </w:r>
-    </w:p>
-    <w:p>
-      <w:pPr>
-        <w:pStyle w:val="Heading2"/>
-        <w:bidi w:val="0"/>
-        <w:jc w:val="left"/>
-        <w:rPr/>
-      </w:pPr>
       <w:r>
         <w:rPr/>
         <w:br/>
@@ -7526,7 +7067,7 @@
             <wp:extent cx="6120130" cy="3087370"/>
             <wp:effectExtent l="0" t="0" r="0" b="0"/>
             <wp:wrapSquare wrapText="largest"/>
-            <wp:docPr id="2" name="Image3" descr=""/>
+            <wp:docPr id="5" name="Image3" descr=""/>
             <wp:cNvGraphicFramePr>
               <a:graphicFrameLocks xmlns:a="http://schemas.openxmlformats.org/drawingml/2006/main" noChangeAspect="1"/>
             </wp:cNvGraphicFramePr>
@@ -7534,13 +7075,13 @@
               <a:graphicData uri="http://schemas.openxmlformats.org/drawingml/2006/picture">
                 <pic:pic xmlns:pic="http://schemas.openxmlformats.org/drawingml/2006/picture">
                   <pic:nvPicPr>
-                    <pic:cNvPr id="2" name="Image3" descr=""/>
+                    <pic:cNvPr id="5" name="Image3" descr=""/>
                     <pic:cNvPicPr>
                       <a:picLocks noChangeAspect="1" noChangeArrowheads="1"/>
                     </pic:cNvPicPr>
                   </pic:nvPicPr>
                   <pic:blipFill>
-                    <a:blip r:embed="rId3"/>
+                    <a:blip r:embed="rId6"/>
                     <a:stretch>
                       <a:fillRect/>
                     </a:stretch>
@@ -7606,14 +7147,410 @@
     </w:p>
     <w:p>
       <w:pPr>
-        <w:pStyle w:val="TextBody"/>
+        <w:pStyle w:val="Heading1"/>
+        <w:bidi w:val="0"/>
+        <w:jc w:val="left"/>
+        <w:rPr/>
+      </w:pPr>
+      <w:bookmarkStart w:id="33" w:name="__RefHeading___Toc511_3886892697"/>
+      <w:bookmarkEnd w:id="33"/>
+      <w:r>
+        <w:rPr/>
+        <w:t>Common Issues &amp; Fixes</w:t>
+      </w:r>
+    </w:p>
+    <w:p>
+      <w:pPr>
+        <w:pStyle w:val="TextBody"/>
+        <w:bidi w:val="0"/>
+        <w:jc w:val="left"/>
+        <w:rPr/>
+      </w:pPr>
+      <w:r>
+        <w:rPr/>
+        <w:t>One of the comm</w:t>
+      </w:r>
+      <w:r>
+        <w:rPr/>
+        <w:t>on issue faced is the user-data-script not properly installing nginx, hence facing the ‘unit not found nginx’ error.</w:t>
+      </w:r>
+    </w:p>
+    <w:p>
+      <w:pPr>
+        <w:pStyle w:val="TextBody"/>
+        <w:bidi w:val="0"/>
+        <w:jc w:val="left"/>
+        <w:rPr>
+          <w:b/>
+          <w:b/>
+          <w:bCs/>
+        </w:rPr>
+      </w:pPr>
+      <w:r>
+        <w:rPr>
+          <w:b/>
+          <w:bCs/>
+        </w:rPr>
+        <w:t xml:space="preserve">Cause: </w:t>
+      </w:r>
+    </w:p>
+    <w:p>
+      <w:pPr>
+        <w:pStyle w:val="TextBody"/>
+        <w:bidi w:val="0"/>
+        <w:jc w:val="left"/>
+        <w:rPr/>
+      </w:pPr>
+      <w:r>
+        <w:rPr/>
+        <w:t>The two common causes for this error are</w:t>
+      </w:r>
+    </w:p>
+    <w:p>
+      <w:pPr>
+        <w:pStyle w:val="TextBody"/>
+        <w:numPr>
+          <w:ilvl w:val="0"/>
+          <w:numId w:val="28"/>
+        </w:numPr>
+        <w:bidi w:val="0"/>
+        <w:jc w:val="left"/>
+        <w:rPr/>
+      </w:pPr>
+      <w:r>
+        <w:rPr/>
+        <w:t>yum still occupied by a process.</w:t>
+      </w:r>
+    </w:p>
+    <w:p>
+      <w:pPr>
+        <w:pStyle w:val="TextBody"/>
+        <w:numPr>
+          <w:ilvl w:val="0"/>
+          <w:numId w:val="28"/>
+        </w:numPr>
+        <w:bidi w:val="0"/>
+        <w:jc w:val="left"/>
+        <w:rPr/>
+      </w:pPr>
+      <w:r>
+        <w:rPr/>
+        <w:t>Network configuration not yet completed.</w:t>
+      </w:r>
+    </w:p>
+    <w:p>
+      <w:pPr>
+        <w:pStyle w:val="TextBody"/>
+        <w:bidi w:val="0"/>
+        <w:jc w:val="left"/>
+        <w:rPr>
+          <w:b/>
+          <w:b/>
+          <w:bCs/>
+        </w:rPr>
+      </w:pPr>
+      <w:r>
+        <w:rPr>
+          <w:b/>
+          <w:bCs/>
+        </w:rPr>
+        <w:t>Fixes:</w:t>
+      </w:r>
+    </w:p>
+    <w:p>
+      <w:pPr>
+        <w:pStyle w:val="TextBody"/>
+        <w:numPr>
+          <w:ilvl w:val="0"/>
+          <w:numId w:val="29"/>
+        </w:numPr>
+        <w:bidi w:val="0"/>
+        <w:jc w:val="left"/>
+        <w:rPr/>
+      </w:pPr>
+      <w:r>
+        <w:rPr>
+          <w:b/>
+          <w:bCs/>
+        </w:rPr>
+        <w:t>Fix the Script</w:t>
+      </w:r>
+      <w:r>
+        <w:rPr/>
+        <w:br/>
+        <w:t>The fix is the introduce a ‘sleep 20’ at the start of the script. This delay allows the network configuration to complete and wait for the process to free yum. Your script will look like:</w:t>
+      </w:r>
+    </w:p>
+    <w:p>
+      <w:pPr>
+        <w:pStyle w:val="Normal"/>
+        <w:bidi w:val="0"/>
+        <w:jc w:val="left"/>
+        <w:rPr/>
+      </w:pPr>
+      <w:r>
+        <w:rPr>
+          <w:rStyle w:val="SourceText"/>
+          <w:sz w:val="20"/>
+          <w:szCs w:val="20"/>
+        </w:rPr>
+        <w:tab/>
+        <w:t>#!/bin/bash</w:t>
+      </w:r>
+    </w:p>
+    <w:p>
+      <w:pPr>
+        <w:pStyle w:val="Normal"/>
+        <w:bidi w:val="0"/>
+        <w:jc w:val="left"/>
+        <w:rPr/>
+      </w:pPr>
+      <w:r>
+        <w:rPr>
+          <w:rStyle w:val="SourceText"/>
+          <w:sz w:val="20"/>
+          <w:szCs w:val="20"/>
+        </w:rPr>
+        <w:tab/>
+        <w:t>sleep 20 #Delay until the network configuration is done</w:t>
+      </w:r>
+    </w:p>
+    <w:p>
+      <w:pPr>
+        <w:pStyle w:val="Normal"/>
+        <w:bidi w:val="0"/>
+        <w:jc w:val="left"/>
+        <w:rPr/>
+      </w:pPr>
+      <w:r>
+        <w:rPr>
+          <w:rStyle w:val="SourceText"/>
+          <w:sz w:val="20"/>
+          <w:szCs w:val="20"/>
+        </w:rPr>
+        <w:tab/>
+        <w:t>yum update -y</w:t>
+      </w:r>
+    </w:p>
+    <w:p>
+      <w:pPr>
+        <w:pStyle w:val="Normal"/>
+        <w:bidi w:val="0"/>
+        <w:jc w:val="left"/>
+        <w:rPr/>
+      </w:pPr>
+      <w:r>
+        <w:rPr>
+          <w:rStyle w:val="SourceText"/>
+          <w:sz w:val="20"/>
+          <w:szCs w:val="20"/>
+        </w:rPr>
+        <w:tab/>
+        <w:t xml:space="preserve">amazon-linux-extras install -y nginx1 </w:t>
+      </w:r>
+    </w:p>
+    <w:p>
+      <w:pPr>
+        <w:pStyle w:val="Normal"/>
+        <w:bidi w:val="0"/>
+        <w:jc w:val="left"/>
+        <w:rPr/>
+      </w:pPr>
+      <w:r>
+        <w:rPr>
+          <w:rStyle w:val="SourceText"/>
+          <w:sz w:val="20"/>
+          <w:szCs w:val="20"/>
+        </w:rPr>
+        <w:tab/>
+        <w:t>systemctl start nginx</w:t>
+      </w:r>
+    </w:p>
+    <w:p>
+      <w:pPr>
+        <w:pStyle w:val="Normal"/>
+        <w:bidi w:val="0"/>
+        <w:jc w:val="left"/>
+        <w:rPr/>
+      </w:pPr>
+      <w:r>
+        <w:rPr>
+          <w:rStyle w:val="SourceText"/>
+          <w:sz w:val="20"/>
+          <w:szCs w:val="20"/>
+        </w:rPr>
+        <w:tab/>
+        <w:t>systemctl enable nginx</w:t>
+      </w:r>
+    </w:p>
+    <w:p>
+      <w:pPr>
+        <w:pStyle w:val="Normal"/>
+        <w:bidi w:val="0"/>
+        <w:spacing w:lineRule="atLeast" w:line="285"/>
+        <w:jc w:val="left"/>
+        <w:rPr>
+          <w:rFonts w:ascii="Droid Sans Mono;monospace;monospace" w:hAnsi="Droid Sans Mono;monospace;monospace"/>
+          <w:b w:val="false"/>
+          <w:color w:val="D4D4D4"/>
+          <w:sz w:val="21"/>
+          <w:shd w:fill="1E1E1E" w:val="clear"/>
+        </w:rPr>
+      </w:pPr>
+      <w:r>
+        <w:rPr>
+          <w:rFonts w:ascii="Droid Sans Mono;monospace;monospace" w:hAnsi="Droid Sans Mono;monospace;monospace"/>
+          <w:b w:val="false"/>
+          <w:color w:val="D4D4D4"/>
+          <w:sz w:val="21"/>
+          <w:shd w:fill="1E1E1E" w:val="clear"/>
+        </w:rPr>
+      </w:r>
+    </w:p>
+    <w:p>
+      <w:pPr>
+        <w:pStyle w:val="TextBody"/>
+        <w:numPr>
+          <w:ilvl w:val="0"/>
+          <w:numId w:val="30"/>
+        </w:numPr>
+        <w:bidi w:val="0"/>
+        <w:jc w:val="left"/>
+        <w:rPr>
+          <w:b/>
+          <w:b/>
+          <w:bCs/>
+        </w:rPr>
+      </w:pPr>
+      <w:r>
+        <w:rPr>
+          <w:b/>
+          <w:bCs/>
+        </w:rPr>
+        <w:t>Install Manually</w:t>
+      </w:r>
+    </w:p>
+    <w:p>
+      <w:pPr>
+        <w:pStyle w:val="TextBody"/>
+        <w:numPr>
+          <w:ilvl w:val="0"/>
+          <w:numId w:val="0"/>
+        </w:numPr>
+        <w:bidi w:val="0"/>
+        <w:ind w:left="720" w:hanging="0"/>
+        <w:jc w:val="left"/>
+        <w:rPr>
+          <w:b w:val="false"/>
+          <w:b w:val="false"/>
+          <w:bCs w:val="false"/>
+        </w:rPr>
+      </w:pPr>
+      <w:r>
+        <w:rPr>
+          <w:b w:val="false"/>
+          <w:bCs w:val="false"/>
+        </w:rPr>
+        <w:t>If Nginx still doesn’t install automatically, connect to the instance manually and run the commands yourself.</w:t>
+      </w:r>
+    </w:p>
+    <w:p>
+      <w:pPr>
+        <w:pStyle w:val="TextBody"/>
+        <w:numPr>
+          <w:ilvl w:val="0"/>
+          <w:numId w:val="0"/>
+        </w:numPr>
+        <w:bidi w:val="0"/>
+        <w:ind w:hanging="0"/>
+        <w:jc w:val="left"/>
+        <w:rPr/>
+      </w:pPr>
+      <w:r>
+        <w:rPr/>
+        <w:t>Create and run an install script:</w:t>
+      </w:r>
+    </w:p>
+    <w:p>
+      <w:pPr>
+        <w:pStyle w:val="TextBody"/>
+        <w:numPr>
+          <w:ilvl w:val="0"/>
+          <w:numId w:val="0"/>
+        </w:numPr>
+        <w:bidi w:val="0"/>
+        <w:ind w:left="720" w:hanging="0"/>
+        <w:jc w:val="left"/>
+        <w:rPr>
+          <w:b/>
+          <w:b/>
+          <w:bCs/>
+        </w:rPr>
+      </w:pPr>
+      <w:r>
+        <w:rPr>
+          <w:rStyle w:val="SourceText"/>
+          <w:b w:val="false"/>
+          <w:bCs w:val="false"/>
+          <w:sz w:val="20"/>
+          <w:szCs w:val="20"/>
+        </w:rPr>
+        <w:t>chmod +x install-nginx.sh</w:t>
+      </w:r>
+    </w:p>
+    <w:p>
+      <w:pPr>
+        <w:pStyle w:val="TextBody"/>
+        <w:numPr>
+          <w:ilvl w:val="0"/>
+          <w:numId w:val="0"/>
+        </w:numPr>
+        <w:bidi w:val="0"/>
+        <w:ind w:left="720" w:hanging="0"/>
+        <w:jc w:val="left"/>
+        <w:rPr>
+          <w:b/>
+          <w:b/>
+          <w:bCs/>
+        </w:rPr>
+      </w:pPr>
+      <w:r>
+        <w:rPr>
+          <w:rStyle w:val="SourceText"/>
+          <w:b w:val="false"/>
+          <w:bCs w:val="false"/>
+          <w:sz w:val="20"/>
+          <w:szCs w:val="20"/>
+        </w:rPr>
+        <w:t>./install-nginx.sh</w:t>
+      </w:r>
+    </w:p>
+    <w:p>
+      <w:pPr>
+        <w:pStyle w:val="TextBody"/>
+        <w:numPr>
+          <w:ilvl w:val="0"/>
+          <w:numId w:val="0"/>
+        </w:numPr>
         <w:bidi w:val="0"/>
         <w:spacing w:before="0" w:after="140"/>
-        <w:jc w:val="left"/>
-        <w:rPr/>
-      </w:pPr>
-      <w:r>
-        <w:rPr/>
+        <w:ind w:left="720" w:hanging="0"/>
+        <w:jc w:val="left"/>
+        <w:rPr>
+          <w:b/>
+          <w:b/>
+          <w:bCs/>
+        </w:rPr>
+      </w:pPr>
+      <w:r>
+        <w:rPr>
+          <w:rStyle w:val="SourceText"/>
+          <w:b w:val="false"/>
+          <w:bCs w:val="false"/>
+          <w:sz w:val="20"/>
+          <w:szCs w:val="20"/>
+        </w:rPr>
+        <w:t>sudo systemctl status nginx</w:t>
       </w:r>
     </w:p>
     <w:sectPr>
@@ -9928,8 +9865,8 @@
   <w:abstractNum w:abstractNumId="18">
     <w:lvl w:ilvl="0">
       <w:start w:val="1"/>
-      <w:numFmt w:val="bullet"/>
-      <w:lvlText w:val=""/>
+      <w:numFmt w:val="decimal"/>
+      <w:lvlText w:val="%1."/>
       <w:lvlJc w:val="left"/>
       <w:pPr>
         <w:tabs>
@@ -9937,9 +9874,7 @@
         </w:tabs>
         <w:ind w:left="709" w:hanging="283"/>
       </w:pPr>
-      <w:rPr>
-        <w:rFonts w:ascii="Symbol" w:hAnsi="Symbol" w:cs="Symbol" w:hint="default"/>
-      </w:rPr>
+      <w:rPr/>
     </w:lvl>
     <w:lvl w:ilvl="1">
       <w:start w:val="1"/>
@@ -10200,8 +10135,8 @@
   <w:abstractNum w:abstractNumId="20">
     <w:lvl w:ilvl="0">
       <w:start w:val="1"/>
-      <w:numFmt w:val="decimal"/>
-      <w:lvlText w:val="%1."/>
+      <w:numFmt w:val="bullet"/>
+      <w:lvlText w:val=""/>
       <w:lvlJc w:val="left"/>
       <w:pPr>
         <w:tabs>
@@ -10209,7 +10144,9 @@
         </w:tabs>
         <w:ind w:left="709" w:hanging="283"/>
       </w:pPr>
-      <w:rPr/>
+      <w:rPr>
+        <w:rFonts w:ascii="Symbol" w:hAnsi="Symbol" w:cs="Symbol" w:hint="default"/>
+      </w:rPr>
     </w:lvl>
     <w:lvl w:ilvl="1">
       <w:start w:val="1"/>
@@ -10340,9 +10277,9 @@
       <w:lvlJc w:val="left"/>
       <w:pPr>
         <w:tabs>
-          <w:tab w:val="num" w:pos="709"/>
-        </w:tabs>
-        <w:ind w:left="709" w:hanging="283"/>
+          <w:tab w:val="num" w:pos="720"/>
+        </w:tabs>
+        <w:ind w:left="720" w:hanging="283"/>
       </w:pPr>
       <w:rPr>
         <w:rFonts w:ascii="Symbol" w:hAnsi="Symbol" w:cs="Symbol" w:hint="default"/>
@@ -10350,123 +10287,99 @@
     </w:lvl>
     <w:lvl w:ilvl="1">
       <w:start w:val="1"/>
-      <w:numFmt w:val="bullet"/>
-      <w:lvlText w:val=""/>
-      <w:lvlJc w:val="left"/>
-      <w:pPr>
-        <w:tabs>
-          <w:tab w:val="num" w:pos="1418"/>
-        </w:tabs>
-        <w:ind w:left="1418" w:hanging="283"/>
-      </w:pPr>
-      <w:rPr>
-        <w:rFonts w:ascii="Symbol" w:hAnsi="Symbol" w:cs="Symbol" w:hint="default"/>
-      </w:rPr>
+      <w:numFmt w:val="decimal"/>
+      <w:lvlText w:val="%2."/>
+      <w:lvlJc w:val="left"/>
+      <w:pPr>
+        <w:tabs>
+          <w:tab w:val="num" w:pos="1080"/>
+        </w:tabs>
+        <w:ind w:left="1080" w:hanging="360"/>
+      </w:pPr>
     </w:lvl>
     <w:lvl w:ilvl="2">
       <w:start w:val="1"/>
-      <w:numFmt w:val="bullet"/>
-      <w:lvlText w:val=""/>
-      <w:lvlJc w:val="left"/>
-      <w:pPr>
-        <w:tabs>
-          <w:tab w:val="num" w:pos="2127"/>
-        </w:tabs>
-        <w:ind w:left="2127" w:hanging="283"/>
-      </w:pPr>
-      <w:rPr>
-        <w:rFonts w:ascii="Symbol" w:hAnsi="Symbol" w:cs="Symbol" w:hint="default"/>
-      </w:rPr>
+      <w:numFmt w:val="decimal"/>
+      <w:lvlText w:val="%3."/>
+      <w:lvlJc w:val="left"/>
+      <w:pPr>
+        <w:tabs>
+          <w:tab w:val="num" w:pos="1440"/>
+        </w:tabs>
+        <w:ind w:left="1440" w:hanging="360"/>
+      </w:pPr>
     </w:lvl>
     <w:lvl w:ilvl="3">
       <w:start w:val="1"/>
-      <w:numFmt w:val="bullet"/>
-      <w:lvlText w:val=""/>
-      <w:lvlJc w:val="left"/>
-      <w:pPr>
-        <w:tabs>
-          <w:tab w:val="num" w:pos="2836"/>
-        </w:tabs>
-        <w:ind w:left="2836" w:hanging="283"/>
-      </w:pPr>
-      <w:rPr>
-        <w:rFonts w:ascii="Symbol" w:hAnsi="Symbol" w:cs="Symbol" w:hint="default"/>
-      </w:rPr>
+      <w:numFmt w:val="decimal"/>
+      <w:lvlText w:val="%4."/>
+      <w:lvlJc w:val="left"/>
+      <w:pPr>
+        <w:tabs>
+          <w:tab w:val="num" w:pos="1800"/>
+        </w:tabs>
+        <w:ind w:left="1800" w:hanging="360"/>
+      </w:pPr>
     </w:lvl>
     <w:lvl w:ilvl="4">
       <w:start w:val="1"/>
-      <w:numFmt w:val="bullet"/>
-      <w:lvlText w:val=""/>
-      <w:lvlJc w:val="left"/>
-      <w:pPr>
-        <w:tabs>
-          <w:tab w:val="num" w:pos="3545"/>
-        </w:tabs>
-        <w:ind w:left="3545" w:hanging="283"/>
-      </w:pPr>
-      <w:rPr>
-        <w:rFonts w:ascii="Symbol" w:hAnsi="Symbol" w:cs="Symbol" w:hint="default"/>
-      </w:rPr>
+      <w:numFmt w:val="decimal"/>
+      <w:lvlText w:val="%5."/>
+      <w:lvlJc w:val="left"/>
+      <w:pPr>
+        <w:tabs>
+          <w:tab w:val="num" w:pos="2160"/>
+        </w:tabs>
+        <w:ind w:left="2160" w:hanging="360"/>
+      </w:pPr>
     </w:lvl>
     <w:lvl w:ilvl="5">
       <w:start w:val="1"/>
-      <w:numFmt w:val="bullet"/>
-      <w:lvlText w:val=""/>
-      <w:lvlJc w:val="left"/>
-      <w:pPr>
-        <w:tabs>
-          <w:tab w:val="num" w:pos="4254"/>
-        </w:tabs>
-        <w:ind w:left="4254" w:hanging="283"/>
-      </w:pPr>
-      <w:rPr>
-        <w:rFonts w:ascii="Symbol" w:hAnsi="Symbol" w:cs="Symbol" w:hint="default"/>
-      </w:rPr>
+      <w:numFmt w:val="decimal"/>
+      <w:lvlText w:val="%6."/>
+      <w:lvlJc w:val="left"/>
+      <w:pPr>
+        <w:tabs>
+          <w:tab w:val="num" w:pos="2520"/>
+        </w:tabs>
+        <w:ind w:left="2520" w:hanging="360"/>
+      </w:pPr>
     </w:lvl>
     <w:lvl w:ilvl="6">
       <w:start w:val="1"/>
-      <w:numFmt w:val="bullet"/>
-      <w:lvlText w:val=""/>
-      <w:lvlJc w:val="left"/>
-      <w:pPr>
-        <w:tabs>
-          <w:tab w:val="num" w:pos="4963"/>
-        </w:tabs>
-        <w:ind w:left="4963" w:hanging="283"/>
-      </w:pPr>
-      <w:rPr>
-        <w:rFonts w:ascii="Symbol" w:hAnsi="Symbol" w:cs="Symbol" w:hint="default"/>
-      </w:rPr>
+      <w:numFmt w:val="decimal"/>
+      <w:lvlText w:val="%7."/>
+      <w:lvlJc w:val="left"/>
+      <w:pPr>
+        <w:tabs>
+          <w:tab w:val="num" w:pos="2880"/>
+        </w:tabs>
+        <w:ind w:left="2880" w:hanging="360"/>
+      </w:pPr>
     </w:lvl>
     <w:lvl w:ilvl="7">
       <w:start w:val="1"/>
-      <w:numFmt w:val="bullet"/>
-      <w:lvlText w:val=""/>
-      <w:lvlJc w:val="left"/>
-      <w:pPr>
-        <w:tabs>
-          <w:tab w:val="num" w:pos="5672"/>
-        </w:tabs>
-        <w:ind w:left="5672" w:hanging="283"/>
-      </w:pPr>
-      <w:rPr>
-        <w:rFonts w:ascii="Symbol" w:hAnsi="Symbol" w:cs="Symbol" w:hint="default"/>
-      </w:rPr>
+      <w:numFmt w:val="decimal"/>
+      <w:lvlText w:val="%8."/>
+      <w:lvlJc w:val="left"/>
+      <w:pPr>
+        <w:tabs>
+          <w:tab w:val="num" w:pos="3240"/>
+        </w:tabs>
+        <w:ind w:left="3240" w:hanging="360"/>
+      </w:pPr>
     </w:lvl>
     <w:lvl w:ilvl="8">
       <w:start w:val="1"/>
-      <w:numFmt w:val="bullet"/>
-      <w:lvlText w:val=""/>
-      <w:lvlJc w:val="left"/>
-      <w:pPr>
-        <w:tabs>
-          <w:tab w:val="num" w:pos="6381"/>
-        </w:tabs>
-        <w:ind w:left="6381" w:hanging="283"/>
-      </w:pPr>
-      <w:rPr>
-        <w:rFonts w:ascii="Symbol" w:hAnsi="Symbol" w:cs="Symbol" w:hint="default"/>
-      </w:rPr>
+      <w:numFmt w:val="decimal"/>
+      <w:lvlText w:val="%9."/>
+      <w:lvlJc w:val="left"/>
+      <w:pPr>
+        <w:tabs>
+          <w:tab w:val="num" w:pos="3600"/>
+        </w:tabs>
+        <w:ind w:left="3600" w:hanging="360"/>
+      </w:pPr>
     </w:lvl>
   </w:abstractNum>
   <w:abstractNum w:abstractNumId="22">
@@ -11148,6 +11061,417 @@
     </w:lvl>
   </w:abstractNum>
   <w:abstractNum w:abstractNumId="28">
+    <w:lvl w:ilvl="0">
+      <w:start w:val="1"/>
+      <w:numFmt w:val="bullet"/>
+      <w:lvlText w:val=""/>
+      <w:lvlJc w:val="left"/>
+      <w:pPr>
+        <w:tabs>
+          <w:tab w:val="num" w:pos="1429"/>
+        </w:tabs>
+        <w:ind w:left="1429" w:hanging="360"/>
+      </w:pPr>
+      <w:rPr>
+        <w:rFonts w:ascii="Symbol" w:hAnsi="Symbol" w:cs="Symbol" w:hint="default"/>
+      </w:rPr>
+    </w:lvl>
+    <w:lvl w:ilvl="1">
+      <w:start w:val="1"/>
+      <w:numFmt w:val="bullet"/>
+      <w:lvlText w:val="◦"/>
+      <w:lvlJc w:val="left"/>
+      <w:pPr>
+        <w:tabs>
+          <w:tab w:val="num" w:pos="1789"/>
+        </w:tabs>
+        <w:ind w:left="1789" w:hanging="360"/>
+      </w:pPr>
+      <w:rPr>
+        <w:rFonts w:ascii="OpenSymbol" w:hAnsi="OpenSymbol" w:cs="OpenSymbol" w:hint="default"/>
+      </w:rPr>
+    </w:lvl>
+    <w:lvl w:ilvl="2">
+      <w:start w:val="1"/>
+      <w:numFmt w:val="bullet"/>
+      <w:lvlText w:val="▪"/>
+      <w:lvlJc w:val="left"/>
+      <w:pPr>
+        <w:tabs>
+          <w:tab w:val="num" w:pos="2149"/>
+        </w:tabs>
+        <w:ind w:left="2149" w:hanging="360"/>
+      </w:pPr>
+      <w:rPr>
+        <w:rFonts w:ascii="OpenSymbol" w:hAnsi="OpenSymbol" w:cs="OpenSymbol" w:hint="default"/>
+      </w:rPr>
+    </w:lvl>
+    <w:lvl w:ilvl="3">
+      <w:start w:val="1"/>
+      <w:numFmt w:val="bullet"/>
+      <w:lvlText w:val=""/>
+      <w:lvlJc w:val="left"/>
+      <w:pPr>
+        <w:tabs>
+          <w:tab w:val="num" w:pos="2509"/>
+        </w:tabs>
+        <w:ind w:left="2509" w:hanging="360"/>
+      </w:pPr>
+      <w:rPr>
+        <w:rFonts w:ascii="Symbol" w:hAnsi="Symbol" w:cs="Symbol" w:hint="default"/>
+      </w:rPr>
+    </w:lvl>
+    <w:lvl w:ilvl="4">
+      <w:start w:val="1"/>
+      <w:numFmt w:val="bullet"/>
+      <w:lvlText w:val="◦"/>
+      <w:lvlJc w:val="left"/>
+      <w:pPr>
+        <w:tabs>
+          <w:tab w:val="num" w:pos="2869"/>
+        </w:tabs>
+        <w:ind w:left="2869" w:hanging="360"/>
+      </w:pPr>
+      <w:rPr>
+        <w:rFonts w:ascii="OpenSymbol" w:hAnsi="OpenSymbol" w:cs="OpenSymbol" w:hint="default"/>
+      </w:rPr>
+    </w:lvl>
+    <w:lvl w:ilvl="5">
+      <w:start w:val="1"/>
+      <w:numFmt w:val="bullet"/>
+      <w:lvlText w:val="▪"/>
+      <w:lvlJc w:val="left"/>
+      <w:pPr>
+        <w:tabs>
+          <w:tab w:val="num" w:pos="3229"/>
+        </w:tabs>
+        <w:ind w:left="3229" w:hanging="360"/>
+      </w:pPr>
+      <w:rPr>
+        <w:rFonts w:ascii="OpenSymbol" w:hAnsi="OpenSymbol" w:cs="OpenSymbol" w:hint="default"/>
+      </w:rPr>
+    </w:lvl>
+    <w:lvl w:ilvl="6">
+      <w:start w:val="1"/>
+      <w:numFmt w:val="bullet"/>
+      <w:lvlText w:val=""/>
+      <w:lvlJc w:val="left"/>
+      <w:pPr>
+        <w:tabs>
+          <w:tab w:val="num" w:pos="3589"/>
+        </w:tabs>
+        <w:ind w:left="3589" w:hanging="360"/>
+      </w:pPr>
+      <w:rPr>
+        <w:rFonts w:ascii="Symbol" w:hAnsi="Symbol" w:cs="Symbol" w:hint="default"/>
+      </w:rPr>
+    </w:lvl>
+    <w:lvl w:ilvl="7">
+      <w:start w:val="1"/>
+      <w:numFmt w:val="bullet"/>
+      <w:lvlText w:val="◦"/>
+      <w:lvlJc w:val="left"/>
+      <w:pPr>
+        <w:tabs>
+          <w:tab w:val="num" w:pos="3949"/>
+        </w:tabs>
+        <w:ind w:left="3949" w:hanging="360"/>
+      </w:pPr>
+      <w:rPr>
+        <w:rFonts w:ascii="OpenSymbol" w:hAnsi="OpenSymbol" w:cs="OpenSymbol" w:hint="default"/>
+      </w:rPr>
+    </w:lvl>
+    <w:lvl w:ilvl="8">
+      <w:start w:val="1"/>
+      <w:numFmt w:val="bullet"/>
+      <w:lvlText w:val="▪"/>
+      <w:lvlJc w:val="left"/>
+      <w:pPr>
+        <w:tabs>
+          <w:tab w:val="num" w:pos="4309"/>
+        </w:tabs>
+        <w:ind w:left="4309" w:hanging="360"/>
+      </w:pPr>
+      <w:rPr>
+        <w:rFonts w:ascii="OpenSymbol" w:hAnsi="OpenSymbol" w:cs="OpenSymbol" w:hint="default"/>
+      </w:rPr>
+    </w:lvl>
+  </w:abstractNum>
+  <w:abstractNum w:abstractNumId="29">
+    <w:lvl w:ilvl="0">
+      <w:start w:val="1"/>
+      <w:numFmt w:val="bullet"/>
+      <w:lvlText w:val=""/>
+      <w:lvlJc w:val="left"/>
+      <w:pPr>
+        <w:tabs>
+          <w:tab w:val="num" w:pos="720"/>
+        </w:tabs>
+        <w:ind w:left="720" w:hanging="360"/>
+      </w:pPr>
+      <w:rPr>
+        <w:rFonts w:ascii="Symbol" w:hAnsi="Symbol" w:cs="Symbol" w:hint="default"/>
+      </w:rPr>
+    </w:lvl>
+    <w:lvl w:ilvl="1">
+      <w:start w:val="1"/>
+      <w:numFmt w:val="bullet"/>
+      <w:lvlText w:val="◦"/>
+      <w:lvlJc w:val="left"/>
+      <w:pPr>
+        <w:tabs>
+          <w:tab w:val="num" w:pos="1080"/>
+        </w:tabs>
+        <w:ind w:left="1080" w:hanging="360"/>
+      </w:pPr>
+      <w:rPr>
+        <w:rFonts w:ascii="OpenSymbol" w:hAnsi="OpenSymbol" w:cs="OpenSymbol" w:hint="default"/>
+      </w:rPr>
+    </w:lvl>
+    <w:lvl w:ilvl="2">
+      <w:start w:val="1"/>
+      <w:numFmt w:val="bullet"/>
+      <w:lvlText w:val="▪"/>
+      <w:lvlJc w:val="left"/>
+      <w:pPr>
+        <w:tabs>
+          <w:tab w:val="num" w:pos="1440"/>
+        </w:tabs>
+        <w:ind w:left="1440" w:hanging="360"/>
+      </w:pPr>
+      <w:rPr>
+        <w:rFonts w:ascii="OpenSymbol" w:hAnsi="OpenSymbol" w:cs="OpenSymbol" w:hint="default"/>
+      </w:rPr>
+    </w:lvl>
+    <w:lvl w:ilvl="3">
+      <w:start w:val="1"/>
+      <w:numFmt w:val="bullet"/>
+      <w:lvlText w:val=""/>
+      <w:lvlJc w:val="left"/>
+      <w:pPr>
+        <w:tabs>
+          <w:tab w:val="num" w:pos="1800"/>
+        </w:tabs>
+        <w:ind w:left="1800" w:hanging="360"/>
+      </w:pPr>
+      <w:rPr>
+        <w:rFonts w:ascii="Symbol" w:hAnsi="Symbol" w:cs="Symbol" w:hint="default"/>
+      </w:rPr>
+    </w:lvl>
+    <w:lvl w:ilvl="4">
+      <w:start w:val="1"/>
+      <w:numFmt w:val="bullet"/>
+      <w:lvlText w:val="◦"/>
+      <w:lvlJc w:val="left"/>
+      <w:pPr>
+        <w:tabs>
+          <w:tab w:val="num" w:pos="2160"/>
+        </w:tabs>
+        <w:ind w:left="2160" w:hanging="360"/>
+      </w:pPr>
+      <w:rPr>
+        <w:rFonts w:ascii="OpenSymbol" w:hAnsi="OpenSymbol" w:cs="OpenSymbol" w:hint="default"/>
+      </w:rPr>
+    </w:lvl>
+    <w:lvl w:ilvl="5">
+      <w:start w:val="1"/>
+      <w:numFmt w:val="bullet"/>
+      <w:lvlText w:val="▪"/>
+      <w:lvlJc w:val="left"/>
+      <w:pPr>
+        <w:tabs>
+          <w:tab w:val="num" w:pos="2520"/>
+        </w:tabs>
+        <w:ind w:left="2520" w:hanging="360"/>
+      </w:pPr>
+      <w:rPr>
+        <w:rFonts w:ascii="OpenSymbol" w:hAnsi="OpenSymbol" w:cs="OpenSymbol" w:hint="default"/>
+      </w:rPr>
+    </w:lvl>
+    <w:lvl w:ilvl="6">
+      <w:start w:val="1"/>
+      <w:numFmt w:val="bullet"/>
+      <w:lvlText w:val=""/>
+      <w:lvlJc w:val="left"/>
+      <w:pPr>
+        <w:tabs>
+          <w:tab w:val="num" w:pos="2880"/>
+        </w:tabs>
+        <w:ind w:left="2880" w:hanging="360"/>
+      </w:pPr>
+      <w:rPr>
+        <w:rFonts w:ascii="Symbol" w:hAnsi="Symbol" w:cs="Symbol" w:hint="default"/>
+      </w:rPr>
+    </w:lvl>
+    <w:lvl w:ilvl="7">
+      <w:start w:val="1"/>
+      <w:numFmt w:val="bullet"/>
+      <w:lvlText w:val="◦"/>
+      <w:lvlJc w:val="left"/>
+      <w:pPr>
+        <w:tabs>
+          <w:tab w:val="num" w:pos="3240"/>
+        </w:tabs>
+        <w:ind w:left="3240" w:hanging="360"/>
+      </w:pPr>
+      <w:rPr>
+        <w:rFonts w:ascii="OpenSymbol" w:hAnsi="OpenSymbol" w:cs="OpenSymbol" w:hint="default"/>
+      </w:rPr>
+    </w:lvl>
+    <w:lvl w:ilvl="8">
+      <w:start w:val="1"/>
+      <w:numFmt w:val="bullet"/>
+      <w:lvlText w:val="▪"/>
+      <w:lvlJc w:val="left"/>
+      <w:pPr>
+        <w:tabs>
+          <w:tab w:val="num" w:pos="3600"/>
+        </w:tabs>
+        <w:ind w:left="3600" w:hanging="360"/>
+      </w:pPr>
+      <w:rPr>
+        <w:rFonts w:ascii="OpenSymbol" w:hAnsi="OpenSymbol" w:cs="OpenSymbol" w:hint="default"/>
+      </w:rPr>
+    </w:lvl>
+  </w:abstractNum>
+  <w:abstractNum w:abstractNumId="30">
+    <w:lvl w:ilvl="0">
+      <w:start w:val="1"/>
+      <w:numFmt w:val="bullet"/>
+      <w:lvlText w:val=""/>
+      <w:lvlJc w:val="left"/>
+      <w:pPr>
+        <w:tabs>
+          <w:tab w:val="num" w:pos="720"/>
+        </w:tabs>
+        <w:ind w:left="720" w:hanging="360"/>
+      </w:pPr>
+      <w:rPr>
+        <w:rFonts w:ascii="Symbol" w:hAnsi="Symbol" w:cs="Symbol" w:hint="default"/>
+      </w:rPr>
+    </w:lvl>
+    <w:lvl w:ilvl="1">
+      <w:start w:val="1"/>
+      <w:numFmt w:val="bullet"/>
+      <w:lvlText w:val="◦"/>
+      <w:lvlJc w:val="left"/>
+      <w:pPr>
+        <w:tabs>
+          <w:tab w:val="num" w:pos="1080"/>
+        </w:tabs>
+        <w:ind w:left="1080" w:hanging="360"/>
+      </w:pPr>
+      <w:rPr>
+        <w:rFonts w:ascii="OpenSymbol" w:hAnsi="OpenSymbol" w:cs="OpenSymbol" w:hint="default"/>
+      </w:rPr>
+    </w:lvl>
+    <w:lvl w:ilvl="2">
+      <w:start w:val="1"/>
+      <w:numFmt w:val="bullet"/>
+      <w:lvlText w:val="▪"/>
+      <w:lvlJc w:val="left"/>
+      <w:pPr>
+        <w:tabs>
+          <w:tab w:val="num" w:pos="1440"/>
+        </w:tabs>
+        <w:ind w:left="1440" w:hanging="360"/>
+      </w:pPr>
+      <w:rPr>
+        <w:rFonts w:ascii="OpenSymbol" w:hAnsi="OpenSymbol" w:cs="OpenSymbol" w:hint="default"/>
+      </w:rPr>
+    </w:lvl>
+    <w:lvl w:ilvl="3">
+      <w:start w:val="1"/>
+      <w:numFmt w:val="bullet"/>
+      <w:lvlText w:val=""/>
+      <w:lvlJc w:val="left"/>
+      <w:pPr>
+        <w:tabs>
+          <w:tab w:val="num" w:pos="1800"/>
+        </w:tabs>
+        <w:ind w:left="1800" w:hanging="360"/>
+      </w:pPr>
+      <w:rPr>
+        <w:rFonts w:ascii="Symbol" w:hAnsi="Symbol" w:cs="Symbol" w:hint="default"/>
+      </w:rPr>
+    </w:lvl>
+    <w:lvl w:ilvl="4">
+      <w:start w:val="1"/>
+      <w:numFmt w:val="bullet"/>
+      <w:lvlText w:val="◦"/>
+      <w:lvlJc w:val="left"/>
+      <w:pPr>
+        <w:tabs>
+          <w:tab w:val="num" w:pos="2160"/>
+        </w:tabs>
+        <w:ind w:left="2160" w:hanging="360"/>
+      </w:pPr>
+      <w:rPr>
+        <w:rFonts w:ascii="OpenSymbol" w:hAnsi="OpenSymbol" w:cs="OpenSymbol" w:hint="default"/>
+      </w:rPr>
+    </w:lvl>
+    <w:lvl w:ilvl="5">
+      <w:start w:val="1"/>
+      <w:numFmt w:val="bullet"/>
+      <w:lvlText w:val="▪"/>
+      <w:lvlJc w:val="left"/>
+      <w:pPr>
+        <w:tabs>
+          <w:tab w:val="num" w:pos="2520"/>
+        </w:tabs>
+        <w:ind w:left="2520" w:hanging="360"/>
+      </w:pPr>
+      <w:rPr>
+        <w:rFonts w:ascii="OpenSymbol" w:hAnsi="OpenSymbol" w:cs="OpenSymbol" w:hint="default"/>
+      </w:rPr>
+    </w:lvl>
+    <w:lvl w:ilvl="6">
+      <w:start w:val="1"/>
+      <w:numFmt w:val="bullet"/>
+      <w:lvlText w:val=""/>
+      <w:lvlJc w:val="left"/>
+      <w:pPr>
+        <w:tabs>
+          <w:tab w:val="num" w:pos="2880"/>
+        </w:tabs>
+        <w:ind w:left="2880" w:hanging="360"/>
+      </w:pPr>
+      <w:rPr>
+        <w:rFonts w:ascii="Symbol" w:hAnsi="Symbol" w:cs="Symbol" w:hint="default"/>
+      </w:rPr>
+    </w:lvl>
+    <w:lvl w:ilvl="7">
+      <w:start w:val="1"/>
+      <w:numFmt w:val="bullet"/>
+      <w:lvlText w:val="◦"/>
+      <w:lvlJc w:val="left"/>
+      <w:pPr>
+        <w:tabs>
+          <w:tab w:val="num" w:pos="3240"/>
+        </w:tabs>
+        <w:ind w:left="3240" w:hanging="360"/>
+      </w:pPr>
+      <w:rPr>
+        <w:rFonts w:ascii="OpenSymbol" w:hAnsi="OpenSymbol" w:cs="OpenSymbol" w:hint="default"/>
+      </w:rPr>
+    </w:lvl>
+    <w:lvl w:ilvl="8">
+      <w:start w:val="1"/>
+      <w:numFmt w:val="bullet"/>
+      <w:lvlText w:val="▪"/>
+      <w:lvlJc w:val="left"/>
+      <w:pPr>
+        <w:tabs>
+          <w:tab w:val="num" w:pos="3600"/>
+        </w:tabs>
+        <w:ind w:left="3600" w:hanging="360"/>
+      </w:pPr>
+      <w:rPr>
+        <w:rFonts w:ascii="OpenSymbol" w:hAnsi="OpenSymbol" w:cs="OpenSymbol" w:hint="default"/>
+      </w:rPr>
+    </w:lvl>
+  </w:abstractNum>
+  <w:abstractNum w:abstractNumId="31">
     <w:lvl w:ilvl="0">
       <w:start w:val="1"/>
       <w:numFmt w:val="bullet"/>
@@ -11343,6 +11667,15 @@
   </w:num>
   <w:num w:numId="28">
     <w:abstractNumId w:val="28"/>
+  </w:num>
+  <w:num w:numId="29">
+    <w:abstractNumId w:val="29"/>
+  </w:num>
+  <w:num w:numId="30">
+    <w:abstractNumId w:val="30"/>
+  </w:num>
+  <w:num w:numId="31">
+    <w:abstractNumId w:val="31"/>
   </w:num>
 </w:numbering>
 </file>
